--- a/templates/Template_Kwitansi_GU.docx
+++ b/templates/Template_Kwitansi_GU.docx
@@ -631,7 +631,7 @@
                       <w:b w:val="false"/>
                       <w:bCs w:val="false"/>
                     </w:rPr>
-                    <w:t xml:space="preserve">{nama_skpd}</w:t>
+                    <w:t xml:space="preserve">{nama_skpd_2baris}</w:t>
                   </w:r>
                 </w:p>
               </w:tc>
@@ -1008,7 +1008,7 @@
                       <w:b w:val="false"/>
                       <w:bCs w:val="false"/>
                     </w:rPr>
-                    <w:t xml:space="preserve">Pajak Daerah 10%</w:t>
+                    <w:t xml:space="preserve">{#potongan}{jenis_pajak}</w:t>
                   </w:r>
                 </w:p>
               </w:tc>
@@ -1068,283 +1068,7 @@
                       <w:b w:val="false"/>
                       <w:bCs w:val="false"/>
                     </w:rPr>
-                    <w:t xml:space="preserve">Rp. {potongan_pajak_daerah}</w:t>
-                  </w:r>
-                </w:p>
-              </w:tc>
-            </w:tr>
-            <w:tr>
-              <w:tc>
-                <w:tcPr>
-                  <w:tcW w:type="dxa" w:w="2400"/>
-                  <w:tcBorders>
-                    <w:top w:val="none" w:color="FFFFFF" w:sz="0"/>
-                    <w:left w:val="none" w:color="FFFFFF" w:sz="0"/>
-                    <w:bottom w:val="none" w:color="FFFFFF" w:sz="0"/>
-                    <w:right w:val="none" w:color="FFFFFF" w:sz="0"/>
-                  </w:tcBorders>
-                  <w:tcMar>
-                    <w:top w:type="dxa" w:w="30"/>
-                    <w:left w:type="dxa" w:w="60"/>
-                    <w:bottom w:type="dxa" w:w="30"/>
-                    <w:right w:type="dxa" w:w="60"/>
-                  </w:tcMar>
-                  <w:vAlign w:val="top"/>
-                </w:tcPr>
-                <w:p>
-                  <w:pPr>
-                    <w:jc w:val="left"/>
-                  </w:pPr>
-                  <w:r>
-                    <w:rPr>
-                      <w:b w:val="false"/>
-                      <w:bCs w:val="false"/>
-                    </w:rPr>
-                    <w:t xml:space="preserve">PPH Final</w:t>
-                  </w:r>
-                </w:p>
-              </w:tc>
-              <w:tc>
-                <w:tcPr>
-                  <w:tcW w:type="dxa" w:w="260"/>
-                  <w:tcBorders>
-                    <w:top w:val="none" w:color="FFFFFF" w:sz="0"/>
-                    <w:left w:val="none" w:color="FFFFFF" w:sz="0"/>
-                    <w:bottom w:val="none" w:color="FFFFFF" w:sz="0"/>
-                    <w:right w:val="none" w:color="FFFFFF" w:sz="0"/>
-                  </w:tcBorders>
-                  <w:tcMar>
-                    <w:top w:type="dxa" w:w="30"/>
-                    <w:left w:type="dxa" w:w="60"/>
-                    <w:bottom w:type="dxa" w:w="30"/>
-                    <w:right w:type="dxa" w:w="60"/>
-                  </w:tcMar>
-                  <w:vAlign w:val="top"/>
-                </w:tcPr>
-                <w:p>
-                  <w:pPr>
-                    <w:jc w:val="left"/>
-                  </w:pPr>
-                  <w:r>
-                    <w:rPr>
-                      <w:b w:val="false"/>
-                      <w:bCs w:val="false"/>
-                    </w:rPr>
-                    <w:t xml:space="preserve">: </w:t>
-                  </w:r>
-                </w:p>
-              </w:tc>
-              <w:tc>
-                <w:tcPr>
-                  <w:tcW w:type="dxa" w:w="8012"/>
-                  <w:tcBorders>
-                    <w:top w:val="none" w:color="FFFFFF" w:sz="0"/>
-                    <w:left w:val="none" w:color="FFFFFF" w:sz="0"/>
-                    <w:bottom w:val="none" w:color="FFFFFF" w:sz="0"/>
-                    <w:right w:val="none" w:color="FFFFFF" w:sz="0"/>
-                  </w:tcBorders>
-                  <w:tcMar>
-                    <w:top w:type="dxa" w:w="30"/>
-                    <w:left w:type="dxa" w:w="60"/>
-                    <w:bottom w:type="dxa" w:w="30"/>
-                    <w:right w:type="dxa" w:w="60"/>
-                  </w:tcMar>
-                  <w:vAlign w:val="top"/>
-                </w:tcPr>
-                <w:p>
-                  <w:pPr>
-                    <w:jc w:val="left"/>
-                  </w:pPr>
-                  <w:r>
-                    <w:rPr>
-                      <w:b w:val="false"/>
-                      <w:bCs w:val="false"/>
-                    </w:rPr>
-                    <w:t xml:space="preserve">Rp. {potongan_pph_final}</w:t>
-                  </w:r>
-                </w:p>
-              </w:tc>
-            </w:tr>
-            <w:tr>
-              <w:tc>
-                <w:tcPr>
-                  <w:tcW w:type="dxa" w:w="2400"/>
-                  <w:tcBorders>
-                    <w:top w:val="none" w:color="FFFFFF" w:sz="0"/>
-                    <w:left w:val="none" w:color="FFFFFF" w:sz="0"/>
-                    <w:bottom w:val="none" w:color="FFFFFF" w:sz="0"/>
-                    <w:right w:val="none" w:color="FFFFFF" w:sz="0"/>
-                  </w:tcBorders>
-                  <w:tcMar>
-                    <w:top w:type="dxa" w:w="30"/>
-                    <w:left w:type="dxa" w:w="60"/>
-                    <w:bottom w:type="dxa" w:w="30"/>
-                    <w:right w:type="dxa" w:w="60"/>
-                  </w:tcMar>
-                  <w:vAlign w:val="top"/>
-                </w:tcPr>
-                <w:p>
-                  <w:pPr>
-                    <w:jc w:val="left"/>
-                  </w:pPr>
-                  <w:r>
-                    <w:rPr>
-                      <w:b w:val="false"/>
-                      <w:bCs w:val="false"/>
-                    </w:rPr>
-                    <w:t xml:space="preserve">PPH 22 (1,5%)</w:t>
-                  </w:r>
-                </w:p>
-              </w:tc>
-              <w:tc>
-                <w:tcPr>
-                  <w:tcW w:type="dxa" w:w="260"/>
-                  <w:tcBorders>
-                    <w:top w:val="none" w:color="FFFFFF" w:sz="0"/>
-                    <w:left w:val="none" w:color="FFFFFF" w:sz="0"/>
-                    <w:bottom w:val="none" w:color="FFFFFF" w:sz="0"/>
-                    <w:right w:val="none" w:color="FFFFFF" w:sz="0"/>
-                  </w:tcBorders>
-                  <w:tcMar>
-                    <w:top w:type="dxa" w:w="30"/>
-                    <w:left w:type="dxa" w:w="60"/>
-                    <w:bottom w:type="dxa" w:w="30"/>
-                    <w:right w:type="dxa" w:w="60"/>
-                  </w:tcMar>
-                  <w:vAlign w:val="top"/>
-                </w:tcPr>
-                <w:p>
-                  <w:pPr>
-                    <w:jc w:val="left"/>
-                  </w:pPr>
-                  <w:r>
-                    <w:rPr>
-                      <w:b w:val="false"/>
-                      <w:bCs w:val="false"/>
-                    </w:rPr>
-                    <w:t xml:space="preserve">: </w:t>
-                  </w:r>
-                </w:p>
-              </w:tc>
-              <w:tc>
-                <w:tcPr>
-                  <w:tcW w:type="dxa" w:w="8012"/>
-                  <w:tcBorders>
-                    <w:top w:val="none" w:color="FFFFFF" w:sz="0"/>
-                    <w:left w:val="none" w:color="FFFFFF" w:sz="0"/>
-                    <w:bottom w:val="none" w:color="FFFFFF" w:sz="0"/>
-                    <w:right w:val="none" w:color="FFFFFF" w:sz="0"/>
-                  </w:tcBorders>
-                  <w:tcMar>
-                    <w:top w:type="dxa" w:w="30"/>
-                    <w:left w:type="dxa" w:w="60"/>
-                    <w:bottom w:type="dxa" w:w="30"/>
-                    <w:right w:type="dxa" w:w="60"/>
-                  </w:tcMar>
-                  <w:vAlign w:val="top"/>
-                </w:tcPr>
-                <w:p>
-                  <w:pPr>
-                    <w:jc w:val="left"/>
-                  </w:pPr>
-                  <w:r>
-                    <w:rPr>
-                      <w:b w:val="false"/>
-                      <w:bCs w:val="false"/>
-                    </w:rPr>
-                    <w:t xml:space="preserve">Rp. {potongan_pph22}</w:t>
-                  </w:r>
-                </w:p>
-              </w:tc>
-            </w:tr>
-            <w:tr>
-              <w:tc>
-                <w:tcPr>
-                  <w:tcW w:type="dxa" w:w="2400"/>
-                  <w:tcBorders>
-                    <w:top w:val="none" w:color="FFFFFF" w:sz="0"/>
-                    <w:left w:val="none" w:color="FFFFFF" w:sz="0"/>
-                    <w:bottom w:val="none" w:color="FFFFFF" w:sz="0"/>
-                    <w:right w:val="none" w:color="FFFFFF" w:sz="0"/>
-                  </w:tcBorders>
-                  <w:tcMar>
-                    <w:top w:type="dxa" w:w="30"/>
-                    <w:left w:type="dxa" w:w="60"/>
-                    <w:bottom w:type="dxa" w:w="30"/>
-                    <w:right w:type="dxa" w:w="60"/>
-                  </w:tcMar>
-                  <w:vAlign w:val="top"/>
-                </w:tcPr>
-                <w:p>
-                  <w:pPr>
-                    <w:jc w:val="left"/>
-                  </w:pPr>
-                  <w:r>
-                    <w:rPr>
-                      <w:b w:val="false"/>
-                      <w:bCs w:val="false"/>
-                    </w:rPr>
-                    <w:t xml:space="preserve">PPH 23 (2%)</w:t>
-                  </w:r>
-                </w:p>
-              </w:tc>
-              <w:tc>
-                <w:tcPr>
-                  <w:tcW w:type="dxa" w:w="260"/>
-                  <w:tcBorders>
-                    <w:top w:val="none" w:color="FFFFFF" w:sz="0"/>
-                    <w:left w:val="none" w:color="FFFFFF" w:sz="0"/>
-                    <w:bottom w:val="none" w:color="FFFFFF" w:sz="0"/>
-                    <w:right w:val="none" w:color="FFFFFF" w:sz="0"/>
-                  </w:tcBorders>
-                  <w:tcMar>
-                    <w:top w:type="dxa" w:w="30"/>
-                    <w:left w:type="dxa" w:w="60"/>
-                    <w:bottom w:type="dxa" w:w="30"/>
-                    <w:right w:type="dxa" w:w="60"/>
-                  </w:tcMar>
-                  <w:vAlign w:val="top"/>
-                </w:tcPr>
-                <w:p>
-                  <w:pPr>
-                    <w:jc w:val="left"/>
-                  </w:pPr>
-                  <w:r>
-                    <w:rPr>
-                      <w:b w:val="false"/>
-                      <w:bCs w:val="false"/>
-                    </w:rPr>
-                    <w:t xml:space="preserve">: </w:t>
-                  </w:r>
-                </w:p>
-              </w:tc>
-              <w:tc>
-                <w:tcPr>
-                  <w:tcW w:type="dxa" w:w="8012"/>
-                  <w:tcBorders>
-                    <w:top w:val="none" w:color="FFFFFF" w:sz="0"/>
-                    <w:left w:val="none" w:color="FFFFFF" w:sz="0"/>
-                    <w:bottom w:val="none" w:color="FFFFFF" w:sz="0"/>
-                    <w:right w:val="none" w:color="FFFFFF" w:sz="0"/>
-                  </w:tcBorders>
-                  <w:tcMar>
-                    <w:top w:type="dxa" w:w="30"/>
-                    <w:left w:type="dxa" w:w="60"/>
-                    <w:bottom w:type="dxa" w:w="30"/>
-                    <w:right w:type="dxa" w:w="60"/>
-                  </w:tcMar>
-                  <w:vAlign w:val="top"/>
-                </w:tcPr>
-                <w:p>
-                  <w:pPr>
-                    <w:jc w:val="left"/>
-                  </w:pPr>
-                  <w:r>
-                    <w:rPr>
-                      <w:b w:val="false"/>
-                      <w:bCs w:val="false"/>
-                    </w:rPr>
-                    <w:t xml:space="preserve">Rp. {potongan_pph23}</w:t>
+                    <w:t xml:space="preserve">Rp. {nominal}{/potongan}</w:t>
                   </w:r>
                 </w:p>
               </w:tc>

--- a/templates/Template_Kwitansi_GU.docx
+++ b/templates/Template_Kwitansi_GU.docx
@@ -631,7 +631,7 @@
                       <w:b w:val="false"/>
                       <w:bCs w:val="false"/>
                     </w:rPr>
-                    <w:t xml:space="preserve">{nama_skpd_2baris}</w:t>
+                    <w:t xml:space="preserve">{nama_skpd}</w:t>
                   </w:r>
                 </w:p>
               </w:tc>
@@ -1008,7 +1008,7 @@
                       <w:b w:val="false"/>
                       <w:bCs w:val="false"/>
                     </w:rPr>
-                    <w:t xml:space="preserve">{#potongan}{jenis_pajak}</w:t>
+                    <w:t xml:space="preserve">Pajak Daerah 10%</w:t>
                   </w:r>
                 </w:p>
               </w:tc>
@@ -1068,7 +1068,283 @@
                       <w:b w:val="false"/>
                       <w:bCs w:val="false"/>
                     </w:rPr>
-                    <w:t xml:space="preserve">Rp. {nominal}{/potongan}</w:t>
+                    <w:t xml:space="preserve">Rp. {potongan_pajak_daerah}</w:t>
+                  </w:r>
+                </w:p>
+              </w:tc>
+            </w:tr>
+            <w:tr>
+              <w:tc>
+                <w:tcPr>
+                  <w:tcW w:type="dxa" w:w="2400"/>
+                  <w:tcBorders>
+                    <w:top w:val="none" w:color="FFFFFF" w:sz="0"/>
+                    <w:left w:val="none" w:color="FFFFFF" w:sz="0"/>
+                    <w:bottom w:val="none" w:color="FFFFFF" w:sz="0"/>
+                    <w:right w:val="none" w:color="FFFFFF" w:sz="0"/>
+                  </w:tcBorders>
+                  <w:tcMar>
+                    <w:top w:type="dxa" w:w="30"/>
+                    <w:left w:type="dxa" w:w="60"/>
+                    <w:bottom w:type="dxa" w:w="30"/>
+                    <w:right w:type="dxa" w:w="60"/>
+                  </w:tcMar>
+                  <w:vAlign w:val="top"/>
+                </w:tcPr>
+                <w:p>
+                  <w:pPr>
+                    <w:jc w:val="left"/>
+                  </w:pPr>
+                  <w:r>
+                    <w:rPr>
+                      <w:b w:val="false"/>
+                      <w:bCs w:val="false"/>
+                    </w:rPr>
+                    <w:t xml:space="preserve">PPH Final</w:t>
+                  </w:r>
+                </w:p>
+              </w:tc>
+              <w:tc>
+                <w:tcPr>
+                  <w:tcW w:type="dxa" w:w="260"/>
+                  <w:tcBorders>
+                    <w:top w:val="none" w:color="FFFFFF" w:sz="0"/>
+                    <w:left w:val="none" w:color="FFFFFF" w:sz="0"/>
+                    <w:bottom w:val="none" w:color="FFFFFF" w:sz="0"/>
+                    <w:right w:val="none" w:color="FFFFFF" w:sz="0"/>
+                  </w:tcBorders>
+                  <w:tcMar>
+                    <w:top w:type="dxa" w:w="30"/>
+                    <w:left w:type="dxa" w:w="60"/>
+                    <w:bottom w:type="dxa" w:w="30"/>
+                    <w:right w:type="dxa" w:w="60"/>
+                  </w:tcMar>
+                  <w:vAlign w:val="top"/>
+                </w:tcPr>
+                <w:p>
+                  <w:pPr>
+                    <w:jc w:val="left"/>
+                  </w:pPr>
+                  <w:r>
+                    <w:rPr>
+                      <w:b w:val="false"/>
+                      <w:bCs w:val="false"/>
+                    </w:rPr>
+                    <w:t xml:space="preserve">: </w:t>
+                  </w:r>
+                </w:p>
+              </w:tc>
+              <w:tc>
+                <w:tcPr>
+                  <w:tcW w:type="dxa" w:w="8012"/>
+                  <w:tcBorders>
+                    <w:top w:val="none" w:color="FFFFFF" w:sz="0"/>
+                    <w:left w:val="none" w:color="FFFFFF" w:sz="0"/>
+                    <w:bottom w:val="none" w:color="FFFFFF" w:sz="0"/>
+                    <w:right w:val="none" w:color="FFFFFF" w:sz="0"/>
+                  </w:tcBorders>
+                  <w:tcMar>
+                    <w:top w:type="dxa" w:w="30"/>
+                    <w:left w:type="dxa" w:w="60"/>
+                    <w:bottom w:type="dxa" w:w="30"/>
+                    <w:right w:type="dxa" w:w="60"/>
+                  </w:tcMar>
+                  <w:vAlign w:val="top"/>
+                </w:tcPr>
+                <w:p>
+                  <w:pPr>
+                    <w:jc w:val="left"/>
+                  </w:pPr>
+                  <w:r>
+                    <w:rPr>
+                      <w:b w:val="false"/>
+                      <w:bCs w:val="false"/>
+                    </w:rPr>
+                    <w:t xml:space="preserve">Rp. {potongan_pph_final}</w:t>
+                  </w:r>
+                </w:p>
+              </w:tc>
+            </w:tr>
+            <w:tr>
+              <w:tc>
+                <w:tcPr>
+                  <w:tcW w:type="dxa" w:w="2400"/>
+                  <w:tcBorders>
+                    <w:top w:val="none" w:color="FFFFFF" w:sz="0"/>
+                    <w:left w:val="none" w:color="FFFFFF" w:sz="0"/>
+                    <w:bottom w:val="none" w:color="FFFFFF" w:sz="0"/>
+                    <w:right w:val="none" w:color="FFFFFF" w:sz="0"/>
+                  </w:tcBorders>
+                  <w:tcMar>
+                    <w:top w:type="dxa" w:w="30"/>
+                    <w:left w:type="dxa" w:w="60"/>
+                    <w:bottom w:type="dxa" w:w="30"/>
+                    <w:right w:type="dxa" w:w="60"/>
+                  </w:tcMar>
+                  <w:vAlign w:val="top"/>
+                </w:tcPr>
+                <w:p>
+                  <w:pPr>
+                    <w:jc w:val="left"/>
+                  </w:pPr>
+                  <w:r>
+                    <w:rPr>
+                      <w:b w:val="false"/>
+                      <w:bCs w:val="false"/>
+                    </w:rPr>
+                    <w:t xml:space="preserve">PPH 22 (1,5%)</w:t>
+                  </w:r>
+                </w:p>
+              </w:tc>
+              <w:tc>
+                <w:tcPr>
+                  <w:tcW w:type="dxa" w:w="260"/>
+                  <w:tcBorders>
+                    <w:top w:val="none" w:color="FFFFFF" w:sz="0"/>
+                    <w:left w:val="none" w:color="FFFFFF" w:sz="0"/>
+                    <w:bottom w:val="none" w:color="FFFFFF" w:sz="0"/>
+                    <w:right w:val="none" w:color="FFFFFF" w:sz="0"/>
+                  </w:tcBorders>
+                  <w:tcMar>
+                    <w:top w:type="dxa" w:w="30"/>
+                    <w:left w:type="dxa" w:w="60"/>
+                    <w:bottom w:type="dxa" w:w="30"/>
+                    <w:right w:type="dxa" w:w="60"/>
+                  </w:tcMar>
+                  <w:vAlign w:val="top"/>
+                </w:tcPr>
+                <w:p>
+                  <w:pPr>
+                    <w:jc w:val="left"/>
+                  </w:pPr>
+                  <w:r>
+                    <w:rPr>
+                      <w:b w:val="false"/>
+                      <w:bCs w:val="false"/>
+                    </w:rPr>
+                    <w:t xml:space="preserve">: </w:t>
+                  </w:r>
+                </w:p>
+              </w:tc>
+              <w:tc>
+                <w:tcPr>
+                  <w:tcW w:type="dxa" w:w="8012"/>
+                  <w:tcBorders>
+                    <w:top w:val="none" w:color="FFFFFF" w:sz="0"/>
+                    <w:left w:val="none" w:color="FFFFFF" w:sz="0"/>
+                    <w:bottom w:val="none" w:color="FFFFFF" w:sz="0"/>
+                    <w:right w:val="none" w:color="FFFFFF" w:sz="0"/>
+                  </w:tcBorders>
+                  <w:tcMar>
+                    <w:top w:type="dxa" w:w="30"/>
+                    <w:left w:type="dxa" w:w="60"/>
+                    <w:bottom w:type="dxa" w:w="30"/>
+                    <w:right w:type="dxa" w:w="60"/>
+                  </w:tcMar>
+                  <w:vAlign w:val="top"/>
+                </w:tcPr>
+                <w:p>
+                  <w:pPr>
+                    <w:jc w:val="left"/>
+                  </w:pPr>
+                  <w:r>
+                    <w:rPr>
+                      <w:b w:val="false"/>
+                      <w:bCs w:val="false"/>
+                    </w:rPr>
+                    <w:t xml:space="preserve">Rp. {potongan_pph22}</w:t>
+                  </w:r>
+                </w:p>
+              </w:tc>
+            </w:tr>
+            <w:tr>
+              <w:tc>
+                <w:tcPr>
+                  <w:tcW w:type="dxa" w:w="2400"/>
+                  <w:tcBorders>
+                    <w:top w:val="none" w:color="FFFFFF" w:sz="0"/>
+                    <w:left w:val="none" w:color="FFFFFF" w:sz="0"/>
+                    <w:bottom w:val="none" w:color="FFFFFF" w:sz="0"/>
+                    <w:right w:val="none" w:color="FFFFFF" w:sz="0"/>
+                  </w:tcBorders>
+                  <w:tcMar>
+                    <w:top w:type="dxa" w:w="30"/>
+                    <w:left w:type="dxa" w:w="60"/>
+                    <w:bottom w:type="dxa" w:w="30"/>
+                    <w:right w:type="dxa" w:w="60"/>
+                  </w:tcMar>
+                  <w:vAlign w:val="top"/>
+                </w:tcPr>
+                <w:p>
+                  <w:pPr>
+                    <w:jc w:val="left"/>
+                  </w:pPr>
+                  <w:r>
+                    <w:rPr>
+                      <w:b w:val="false"/>
+                      <w:bCs w:val="false"/>
+                    </w:rPr>
+                    <w:t xml:space="preserve">PPH 23 (2%)</w:t>
+                  </w:r>
+                </w:p>
+              </w:tc>
+              <w:tc>
+                <w:tcPr>
+                  <w:tcW w:type="dxa" w:w="260"/>
+                  <w:tcBorders>
+                    <w:top w:val="none" w:color="FFFFFF" w:sz="0"/>
+                    <w:left w:val="none" w:color="FFFFFF" w:sz="0"/>
+                    <w:bottom w:val="none" w:color="FFFFFF" w:sz="0"/>
+                    <w:right w:val="none" w:color="FFFFFF" w:sz="0"/>
+                  </w:tcBorders>
+                  <w:tcMar>
+                    <w:top w:type="dxa" w:w="30"/>
+                    <w:left w:type="dxa" w:w="60"/>
+                    <w:bottom w:type="dxa" w:w="30"/>
+                    <w:right w:type="dxa" w:w="60"/>
+                  </w:tcMar>
+                  <w:vAlign w:val="top"/>
+                </w:tcPr>
+                <w:p>
+                  <w:pPr>
+                    <w:jc w:val="left"/>
+                  </w:pPr>
+                  <w:r>
+                    <w:rPr>
+                      <w:b w:val="false"/>
+                      <w:bCs w:val="false"/>
+                    </w:rPr>
+                    <w:t xml:space="preserve">: </w:t>
+                  </w:r>
+                </w:p>
+              </w:tc>
+              <w:tc>
+                <w:tcPr>
+                  <w:tcW w:type="dxa" w:w="8012"/>
+                  <w:tcBorders>
+                    <w:top w:val="none" w:color="FFFFFF" w:sz="0"/>
+                    <w:left w:val="none" w:color="FFFFFF" w:sz="0"/>
+                    <w:bottom w:val="none" w:color="FFFFFF" w:sz="0"/>
+                    <w:right w:val="none" w:color="FFFFFF" w:sz="0"/>
+                  </w:tcBorders>
+                  <w:tcMar>
+                    <w:top w:type="dxa" w:w="30"/>
+                    <w:left w:type="dxa" w:w="60"/>
+                    <w:bottom w:type="dxa" w:w="30"/>
+                    <w:right w:type="dxa" w:w="60"/>
+                  </w:tcMar>
+                  <w:vAlign w:val="top"/>
+                </w:tcPr>
+                <w:p>
+                  <w:pPr>
+                    <w:jc w:val="left"/>
+                  </w:pPr>
+                  <w:r>
+                    <w:rPr>
+                      <w:b w:val="false"/>
+                      <w:bCs w:val="false"/>
+                    </w:rPr>
+                    <w:t xml:space="preserve">Rp. {potongan_pph23}</w:t>
                   </w:r>
                 </w:p>
               </w:tc>
@@ -1286,333 +1562,66 @@
               <w:spacing w:after="200"/>
             </w:pPr>
           </w:p>
-          <w:tbl>
-            <w:tblPr>
-              <w:tblW w:type="dxa" w:w="10772"/>
-              <w:tblBorders>
-                <w:top w:val="single" w:color="auto" w:sz="4"/>
-                <w:left w:val="single" w:color="auto" w:sz="4"/>
-                <w:bottom w:val="single" w:color="auto" w:sz="4"/>
-                <w:right w:val="single" w:color="auto" w:sz="4"/>
-                <w:insideH w:val="single" w:color="auto" w:sz="4"/>
-                <w:insideV w:val="single" w:color="auto" w:sz="4"/>
-              </w:tblBorders>
-            </w:tblPr>
-            <w:tblGrid>
-              <w:gridCol w:w="7180"/>
-              <w:gridCol w:w="3592"/>
-            </w:tblGrid>
-            <w:tr>
-              <w:tc>
-                <w:tcPr>
-                  <w:tcW w:type="dxa" w:w="7180"/>
-                  <w:tcBorders>
-                    <w:top w:val="none" w:color="FFFFFF" w:sz="0"/>
-                    <w:left w:val="none" w:color="FFFFFF" w:sz="0"/>
-                    <w:bottom w:val="none" w:color="FFFFFF" w:sz="0"/>
-                    <w:right w:val="none" w:color="FFFFFF" w:sz="0"/>
-                  </w:tcBorders>
-                  <w:tcMar>
-                    <w:top w:type="dxa" w:w="30"/>
-                    <w:left w:type="dxa" w:w="60"/>
-                    <w:bottom w:type="dxa" w:w="30"/>
-                    <w:right w:type="dxa" w:w="60"/>
-                  </w:tcMar>
-                  <w:vAlign w:val="top"/>
-                </w:tcPr>
-                <w:p>
-                  <w:pPr>
-                    <w:jc w:val="left"/>
-                  </w:pPr>
-                  <w:r>
-                    <w:rPr>
-                      <w:b w:val="false"/>
-                      <w:bCs w:val="false"/>
-                    </w:rPr>
-                    <w:t xml:space="preserve"/>
-                  </w:r>
-                </w:p>
-              </w:tc>
-              <w:tc>
-                <w:tcPr>
-                  <w:tcW w:type="dxa" w:w="3592"/>
-                  <w:tcBorders>
-                    <w:top w:val="none" w:color="FFFFFF" w:sz="0"/>
-                    <w:left w:val="none" w:color="FFFFFF" w:sz="0"/>
-                    <w:bottom w:val="none" w:color="FFFFFF" w:sz="0"/>
-                    <w:right w:val="none" w:color="FFFFFF" w:sz="0"/>
-                  </w:tcBorders>
-                  <w:tcMar>
-                    <w:top w:type="dxa" w:w="30"/>
-                    <w:left w:type="dxa" w:w="60"/>
-                    <w:bottom w:type="dxa" w:w="30"/>
-                    <w:right w:type="dxa" w:w="60"/>
-                  </w:tcMar>
-                  <w:vAlign w:val="top"/>
-                </w:tcPr>
-                <w:p>
-                  <w:pPr>
-                    <w:jc w:val="left"/>
-                  </w:pPr>
-                  <w:r>
-                    <w:rPr>
-                      <w:b w:val="false"/>
-                      <w:bCs w:val="false"/>
-                    </w:rPr>
-                    <w:t xml:space="preserve">Batu, {tanggal_surat}</w:t>
-                  </w:r>
-                </w:p>
-              </w:tc>
-            </w:tr>
-            <w:tr>
-              <w:tc>
-                <w:tcPr>
-                  <w:tcW w:type="dxa" w:w="7180"/>
-                  <w:tcBorders>
-                    <w:top w:val="none" w:color="FFFFFF" w:sz="0"/>
-                    <w:left w:val="none" w:color="FFFFFF" w:sz="0"/>
-                    <w:bottom w:val="none" w:color="FFFFFF" w:sz="0"/>
-                    <w:right w:val="none" w:color="FFFFFF" w:sz="0"/>
-                  </w:tcBorders>
-                  <w:tcMar>
-                    <w:top w:type="dxa" w:w="30"/>
-                    <w:left w:type="dxa" w:w="60"/>
-                    <w:bottom w:type="dxa" w:w="30"/>
-                    <w:right w:type="dxa" w:w="60"/>
-                  </w:tcMar>
-                  <w:vAlign w:val="top"/>
-                </w:tcPr>
-                <w:p>
-                  <w:pPr>
-                    <w:jc w:val="left"/>
-                  </w:pPr>
-                  <w:r>
-                    <w:rPr>
-                      <w:b w:val="false"/>
-                      <w:bCs w:val="false"/>
-                    </w:rPr>
-                    <w:t xml:space="preserve"/>
-                  </w:r>
-                </w:p>
-              </w:tc>
-              <w:tc>
-                <w:tcPr>
-                  <w:tcW w:type="dxa" w:w="3592"/>
-                  <w:tcBorders>
-                    <w:top w:val="none" w:color="FFFFFF" w:sz="0"/>
-                    <w:left w:val="none" w:color="FFFFFF" w:sz="0"/>
-                    <w:bottom w:val="none" w:color="FFFFFF" w:sz="0"/>
-                    <w:right w:val="none" w:color="FFFFFF" w:sz="0"/>
-                  </w:tcBorders>
-                  <w:tcMar>
-                    <w:top w:type="dxa" w:w="30"/>
-                    <w:left w:type="dxa" w:w="60"/>
-                    <w:bottom w:type="dxa" w:w="30"/>
-                    <w:right w:type="dxa" w:w="60"/>
-                  </w:tcMar>
-                  <w:vAlign w:val="top"/>
-                </w:tcPr>
-                <w:p>
-                  <w:pPr>
-                    <w:jc w:val="left"/>
-                  </w:pPr>
-                  <w:r>
-                    <w:rPr>
-                      <w:b w:val="false"/>
-                      <w:bCs w:val="false"/>
-                    </w:rPr>
-                    <w:t xml:space="preserve">Penerima</w:t>
-                  </w:r>
-                </w:p>
-              </w:tc>
-            </w:tr>
-            <w:tr>
-              <w:tc>
-                <w:tcPr>
-                  <w:tcW w:type="dxa" w:w="7180"/>
-                  <w:tcBorders>
-                    <w:top w:val="none" w:color="FFFFFF" w:sz="0"/>
-                    <w:left w:val="none" w:color="FFFFFF" w:sz="0"/>
-                    <w:bottom w:val="none" w:color="FFFFFF" w:sz="0"/>
-                    <w:right w:val="none" w:color="FFFFFF" w:sz="0"/>
-                  </w:tcBorders>
-                  <w:tcMar>
-                    <w:top w:type="dxa" w:w="30"/>
-                    <w:left w:type="dxa" w:w="60"/>
-                    <w:bottom w:type="dxa" w:w="30"/>
-                    <w:right w:type="dxa" w:w="60"/>
-                  </w:tcMar>
-                  <w:vAlign w:val="top"/>
-                </w:tcPr>
-                <w:p>
-                  <w:pPr>
-                    <w:jc w:val="left"/>
-                  </w:pPr>
-                  <w:r>
-                    <w:rPr>
-                      <w:b w:val="false"/>
-                      <w:bCs w:val="false"/>
-                    </w:rPr>
-                    <w:t xml:space="preserve"/>
-                  </w:r>
-                </w:p>
-              </w:tc>
-              <w:tc>
-                <w:tcPr>
-                  <w:tcW w:type="dxa" w:w="3592"/>
-                  <w:tcBorders>
-                    <w:top w:val="none" w:color="FFFFFF" w:sz="0"/>
-                    <w:left w:val="none" w:color="FFFFFF" w:sz="0"/>
-                    <w:bottom w:val="none" w:color="FFFFFF" w:sz="0"/>
-                    <w:right w:val="none" w:color="FFFFFF" w:sz="0"/>
-                  </w:tcBorders>
-                  <w:tcMar>
-                    <w:top w:type="dxa" w:w="30"/>
-                    <w:left w:type="dxa" w:w="60"/>
-                    <w:bottom w:type="dxa" w:w="30"/>
-                    <w:right w:type="dxa" w:w="60"/>
-                  </w:tcMar>
-                  <w:vAlign w:val="top"/>
-                </w:tcPr>
-                <w:p>
-                  <w:pPr>
-                    <w:jc w:val="left"/>
-                  </w:pPr>
-                  <w:r>
-                    <w:rPr>
-                      <w:b w:val="false"/>
-                      <w:bCs w:val="false"/>
-                    </w:rPr>
-                    <w:t xml:space="preserve"/>
-                  </w:r>
-                </w:p>
-              </w:tc>
-            </w:tr>
-            <w:tr>
-              <w:tc>
-                <w:tcPr>
-                  <w:tcW w:type="dxa" w:w="7180"/>
-                  <w:tcBorders>
-                    <w:top w:val="none" w:color="FFFFFF" w:sz="0"/>
-                    <w:left w:val="none" w:color="FFFFFF" w:sz="0"/>
-                    <w:bottom w:val="none" w:color="FFFFFF" w:sz="0"/>
-                    <w:right w:val="none" w:color="FFFFFF" w:sz="0"/>
-                  </w:tcBorders>
-                  <w:tcMar>
-                    <w:top w:type="dxa" w:w="30"/>
-                    <w:left w:type="dxa" w:w="60"/>
-                    <w:bottom w:type="dxa" w:w="30"/>
-                    <w:right w:type="dxa" w:w="60"/>
-                  </w:tcMar>
-                  <w:vAlign w:val="top"/>
-                </w:tcPr>
-                <w:p>
-                  <w:pPr>
-                    <w:jc w:val="left"/>
-                  </w:pPr>
-                  <w:r>
-                    <w:rPr>
-                      <w:b w:val="false"/>
-                      <w:bCs w:val="false"/>
-                    </w:rPr>
-                    <w:t xml:space="preserve"/>
-                  </w:r>
-                </w:p>
-              </w:tc>
-              <w:tc>
-                <w:tcPr>
-                  <w:tcW w:type="dxa" w:w="3592"/>
-                  <w:tcBorders>
-                    <w:top w:val="none" w:color="FFFFFF" w:sz="0"/>
-                    <w:left w:val="none" w:color="FFFFFF" w:sz="0"/>
-                    <w:bottom w:val="none" w:color="FFFFFF" w:sz="0"/>
-                    <w:right w:val="none" w:color="FFFFFF" w:sz="0"/>
-                  </w:tcBorders>
-                  <w:tcMar>
-                    <w:top w:type="dxa" w:w="30"/>
-                    <w:left w:type="dxa" w:w="60"/>
-                    <w:bottom w:type="dxa" w:w="30"/>
-                    <w:right w:type="dxa" w:w="60"/>
-                  </w:tcMar>
-                  <w:vAlign w:val="top"/>
-                </w:tcPr>
-                <w:p>
-                  <w:pPr>
-                    <w:jc w:val="left"/>
-                  </w:pPr>
-                  <w:r>
-                    <w:rPr>
-                      <w:b w:val="false"/>
-                      <w:bCs w:val="false"/>
-                    </w:rPr>
-                    <w:t xml:space="preserve"/>
-                  </w:r>
-                </w:p>
-              </w:tc>
-            </w:tr>
-            <w:tr>
-              <w:tc>
-                <w:tcPr>
-                  <w:tcW w:type="dxa" w:w="7180"/>
-                  <w:tcBorders>
-                    <w:top w:val="none" w:color="FFFFFF" w:sz="0"/>
-                    <w:left w:val="none" w:color="FFFFFF" w:sz="0"/>
-                    <w:bottom w:val="none" w:color="FFFFFF" w:sz="0"/>
-                    <w:right w:val="none" w:color="FFFFFF" w:sz="0"/>
-                  </w:tcBorders>
-                  <w:tcMar>
-                    <w:top w:type="dxa" w:w="30"/>
-                    <w:left w:type="dxa" w:w="60"/>
-                    <w:bottom w:type="dxa" w:w="30"/>
-                    <w:right w:type="dxa" w:w="60"/>
-                  </w:tcMar>
-                  <w:vAlign w:val="top"/>
-                </w:tcPr>
-                <w:p>
-                  <w:pPr>
-                    <w:jc w:val="left"/>
-                  </w:pPr>
-                  <w:r>
-                    <w:rPr>
-                      <w:b w:val="false"/>
-                      <w:bCs w:val="false"/>
-                    </w:rPr>
-                    <w:t xml:space="preserve"/>
-                  </w:r>
-                </w:p>
-              </w:tc>
-              <w:tc>
-                <w:tcPr>
-                  <w:tcW w:type="dxa" w:w="3592"/>
-                  <w:tcBorders>
-                    <w:top w:val="none" w:color="FFFFFF" w:sz="0"/>
-                    <w:left w:val="none" w:color="FFFFFF" w:sz="0"/>
-                    <w:bottom w:val="none" w:color="FFFFFF" w:sz="0"/>
-                    <w:right w:val="none" w:color="FFFFFF" w:sz="0"/>
-                  </w:tcBorders>
-                  <w:tcMar>
-                    <w:top w:type="dxa" w:w="30"/>
-                    <w:left w:type="dxa" w:w="60"/>
-                    <w:bottom w:type="dxa" w:w="30"/>
-                    <w:right w:type="dxa" w:w="60"/>
-                  </w:tcMar>
-                  <w:vAlign w:val="top"/>
-                </w:tcPr>
-                <w:p>
-                  <w:pPr>
-                    <w:jc w:val="left"/>
-                  </w:pPr>
-                  <w:r>
-                    <w:rPr>
-                      <w:b w:val="false"/>
-                      <w:bCs w:val="false"/>
-                    </w:rPr>
-                    <w:t xml:space="preserve">( {nama_penerima} )</w:t>
-                  </w:r>
-                </w:p>
-              </w:tc>
-            </w:tr>
-          </w:tbl>
+          <w:p>
+            <w:pPr>
+              <w:jc w:val="left"/>
+            </w:pPr>
+            <w:r>
+              <w:rPr>
+                <w:b w:val="false"/>
+                <w:bCs w:val="false"/>
+              </w:rPr>
+              <w:t xml:space="preserve">Batu, {tanggal_surat}</w:t>
+            </w:r>
+          </w:p>
+          <w:p>
+            <w:pPr>
+              <w:jc w:val="left"/>
+            </w:pPr>
+            <w:r>
+              <w:rPr>
+                <w:b w:val="false"/>
+                <w:bCs w:val="false"/>
+              </w:rPr>
+              <w:t xml:space="preserve">Penerima</w:t>
+            </w:r>
+          </w:p>
+          <w:p>
+            <w:pPr>
+              <w:jc w:val="left"/>
+            </w:pPr>
+            <w:r>
+              <w:rPr>
+                <w:b w:val="false"/>
+                <w:bCs w:val="false"/>
+              </w:rPr>
+              <w:t xml:space="preserve"/>
+            </w:r>
+          </w:p>
+          <w:p>
+            <w:pPr>
+              <w:jc w:val="left"/>
+            </w:pPr>
+            <w:r>
+              <w:rPr>
+                <w:b w:val="false"/>
+                <w:bCs w:val="false"/>
+              </w:rPr>
+              <w:t xml:space="preserve"/>
+            </w:r>
+          </w:p>
+          <w:p>
+            <w:pPr>
+              <w:jc w:val="left"/>
+            </w:pPr>
+            <w:r>
+              <w:rPr>
+                <w:b w:val="false"/>
+                <w:bCs w:val="false"/>
+              </w:rPr>
+              <w:t xml:space="preserve">( {nama_penerima} )</w:t>
+            </w:r>
+          </w:p>
           <w:p>
             <w:pPr>
               <w:spacing w:after="300"/>

--- a/templates/Template_Kwitansi_GU.docx
+++ b/templates/Template_Kwitansi_GU.docx
@@ -1564,6 +1564,7 @@
           </w:p>
           <w:p>
             <w:pPr>
+              <w:ind w:left="60"/>
               <w:jc w:val="left"/>
             </w:pPr>
             <w:r>
@@ -1576,6 +1577,7 @@
           </w:p>
           <w:p>
             <w:pPr>
+              <w:ind w:left="60"/>
               <w:jc w:val="left"/>
             </w:pPr>
             <w:r>
@@ -1588,6 +1590,7 @@
           </w:p>
           <w:p>
             <w:pPr>
+              <w:ind w:left="60"/>
               <w:jc w:val="left"/>
             </w:pPr>
             <w:r>
@@ -1600,6 +1603,7 @@
           </w:p>
           <w:p>
             <w:pPr>
+              <w:ind w:left="60"/>
               <w:jc w:val="left"/>
             </w:pPr>
             <w:r>
@@ -1612,6 +1616,7 @@
           </w:p>
           <w:p>
             <w:pPr>
+              <w:ind w:left="60"/>
               <w:jc w:val="left"/>
             </w:pPr>
             <w:r>

--- a/templates/Template_Kwitansi_GU.docx
+++ b/templates/Template_Kwitansi_GU.docx
@@ -1562,71 +1562,129 @@
               <w:spacing w:after="200"/>
             </w:pPr>
           </w:p>
-          <w:p>
-            <w:pPr>
-              <w:ind w:left="60"/>
-              <w:jc w:val="left"/>
-            </w:pPr>
-            <w:r>
-              <w:rPr>
-                <w:b w:val="false"/>
-                <w:bCs w:val="false"/>
-              </w:rPr>
-              <w:t xml:space="preserve">Batu, {tanggal_surat}</w:t>
-            </w:r>
-          </w:p>
-          <w:p>
-            <w:pPr>
-              <w:ind w:left="60"/>
-              <w:jc w:val="left"/>
-            </w:pPr>
-            <w:r>
-              <w:rPr>
-                <w:b w:val="false"/>
-                <w:bCs w:val="false"/>
-              </w:rPr>
-              <w:t xml:space="preserve">Penerima</w:t>
-            </w:r>
-          </w:p>
-          <w:p>
-            <w:pPr>
-              <w:ind w:left="60"/>
-              <w:jc w:val="left"/>
-            </w:pPr>
-            <w:r>
-              <w:rPr>
-                <w:b w:val="false"/>
-                <w:bCs w:val="false"/>
-              </w:rPr>
-              <w:t xml:space="preserve"/>
-            </w:r>
-          </w:p>
-          <w:p>
-            <w:pPr>
-              <w:ind w:left="60"/>
-              <w:jc w:val="left"/>
-            </w:pPr>
-            <w:r>
-              <w:rPr>
-                <w:b w:val="false"/>
-                <w:bCs w:val="false"/>
-              </w:rPr>
-              <w:t xml:space="preserve"/>
-            </w:r>
-          </w:p>
-          <w:p>
-            <w:pPr>
-              <w:ind w:left="60"/>
-              <w:jc w:val="left"/>
-            </w:pPr>
-            <w:r>
-              <w:rPr>
-                <w:b w:val="false"/>
-                <w:bCs w:val="false"/>
-              </w:rPr>
-              <w:t xml:space="preserve">( {nama_penerima} )</w:t>
-            </w:r>
-          </w:p>
+          <w:tbl>
+            <w:tblPr>
+              <w:tblW w:type="dxa" w:w="10770"/>
+              <w:tblBorders>
+                <w:top w:val="none" w:color="FFFFFF" w:sz="0"/>
+                <w:left w:val="none" w:color="FFFFFF" w:sz="0"/>
+                <w:bottom w:val="none" w:color="FFFFFF" w:sz="0"/>
+                <w:right w:val="none" w:color="FFFFFF" w:sz="0"/>
+                <w:insideH w:val="none" w:color="FFFFFF" w:sz="0"/>
+                <w:insideV w:val="none" w:color="FFFFFF" w:sz="0"/>
+              </w:tblBorders>
+            </w:tblPr>
+            <w:tblGrid>
+              <w:gridCol w:w="3590"/>
+              <w:gridCol w:w="3590"/>
+              <w:gridCol w:w="3590"/>
+            </w:tblGrid>
+            <w:tr>
+              <w:tc>
+                <w:tcPr>
+                  <w:tcW w:type="dxa" w:w="3590"/>
+                  <w:tcBorders>
+                    <w:top w:val="none" w:color="FFFFFF" w:sz="0"/>
+                    <w:left w:val="none" w:color="FFFFFF" w:sz="0"/>
+                    <w:bottom w:val="none" w:color="FFFFFF" w:sz="0"/>
+                    <w:right w:val="none" w:color="FFFFFF" w:sz="0"/>
+                  </w:tcBorders>
+                </w:tcPr>
+                <w:p>
+                  <w:r>
+                    <w:t xml:space="preserve"/>
+                  </w:r>
+                </w:p>
+              </w:tc>
+              <w:tc>
+                <w:tcPr>
+                  <w:tcW w:type="dxa" w:w="3590"/>
+                  <w:tcBorders>
+                    <w:top w:val="none" w:color="FFFFFF" w:sz="0"/>
+                    <w:left w:val="none" w:color="FFFFFF" w:sz="0"/>
+                    <w:bottom w:val="none" w:color="FFFFFF" w:sz="0"/>
+                    <w:right w:val="none" w:color="FFFFFF" w:sz="0"/>
+                  </w:tcBorders>
+                </w:tcPr>
+                <w:p>
+                  <w:r>
+                    <w:t xml:space="preserve"/>
+                  </w:r>
+                </w:p>
+              </w:tc>
+              <w:tc>
+                <w:tcPr>
+                  <w:tcW w:type="dxa" w:w="3590"/>
+                  <w:tcBorders>
+                    <w:top w:val="none" w:color="FFFFFF" w:sz="0"/>
+                    <w:left w:val="none" w:color="FFFFFF" w:sz="0"/>
+                    <w:bottom w:val="none" w:color="FFFFFF" w:sz="0"/>
+                    <w:right w:val="none" w:color="FFFFFF" w:sz="0"/>
+                  </w:tcBorders>
+                </w:tcPr>
+                <w:p>
+                  <w:pPr>
+                    <w:jc w:val="left"/>
+                  </w:pPr>
+                  <w:r>
+                    <w:rPr>
+                      <w:b w:val="false"/>
+                      <w:bCs w:val="false"/>
+                    </w:rPr>
+                    <w:t xml:space="preserve">Batu, {tanggal_surat}</w:t>
+                  </w:r>
+                </w:p>
+                <w:p>
+                  <w:pPr>
+                    <w:jc w:val="left"/>
+                  </w:pPr>
+                  <w:r>
+                    <w:rPr>
+                      <w:b w:val="false"/>
+                      <w:bCs w:val="false"/>
+                    </w:rPr>
+                    <w:t xml:space="preserve">Penerima</w:t>
+                  </w:r>
+                </w:p>
+                <w:p>
+                  <w:pPr>
+                    <w:jc w:val="left"/>
+                  </w:pPr>
+                  <w:r>
+                    <w:rPr>
+                      <w:b w:val="false"/>
+                      <w:bCs w:val="false"/>
+                    </w:rPr>
+                    <w:t xml:space="preserve"/>
+                  </w:r>
+                </w:p>
+                <w:p>
+                  <w:pPr>
+                    <w:jc w:val="left"/>
+                  </w:pPr>
+                  <w:r>
+                    <w:rPr>
+                      <w:b w:val="false"/>
+                      <w:bCs w:val="false"/>
+                    </w:rPr>
+                    <w:t xml:space="preserve"/>
+                  </w:r>
+                </w:p>
+                <w:p>
+                  <w:pPr>
+                    <w:jc w:val="left"/>
+                  </w:pPr>
+                  <w:r>
+                    <w:rPr>
+                      <w:b w:val="false"/>
+                      <w:bCs w:val="false"/>
+                    </w:rPr>
+                    <w:t xml:space="preserve">( {nama_penerima} )</w:t>
+                  </w:r>
+                </w:p>
+              </w:tc>
+            </w:tr>
+          </w:tbl>
           <w:p>
             <w:pPr>
               <w:spacing w:after="300"/>

--- a/templates/Template_Kwitansi_GU.docx
+++ b/templates/Template_Kwitansi_GU.docx
@@ -2193,7 +2193,6 @@
                     <w:rPr>
                       <w:b w:val="false"/>
                       <w:bCs w:val="false"/>
-                      <w:u w:val="single"/>
                     </w:rPr>
                     <w:t xml:space="preserve">{nama_kpa}</w:t>
                   </w:r>
@@ -2224,7 +2223,6 @@
                     <w:rPr>
                       <w:b w:val="false"/>
                       <w:bCs w:val="false"/>
-                      <w:u w:val="single"/>
                     </w:rPr>
                     <w:t xml:space="preserve">{nama_pptk}</w:t>
                   </w:r>
@@ -2255,7 +2253,6 @@
                     <w:rPr>
                       <w:b w:val="false"/>
                       <w:bCs w:val="false"/>
-                      <w:u w:val="single"/>
                     </w:rPr>
                     <w:t xml:space="preserve">{nama_bendahara}</w:t>
                   </w:r>

--- a/templates/Template_Kwitansi_GU.docx
+++ b/templates/Template_Kwitansi_GU.docx
@@ -4,7 +4,7 @@
   <w:body>
     <w:tbl>
       <w:tblPr>
-        <w:tblW w:type="dxa" w:w="10772"/>
+        <w:tblW w:type="dxa" w:w="9000"/>
         <w:tblBorders>
           <w:top w:val="single" w:color="auto" w:sz="4"/>
           <w:left w:val="single" w:color="auto" w:sz="4"/>
@@ -15,12 +15,12 @@
         </w:tblBorders>
       </w:tblPr>
       <w:tblGrid>
-        <w:gridCol w:w="10772"/>
+        <w:gridCol w:w="9000"/>
       </w:tblGrid>
       <w:tr>
         <w:tc>
           <w:tcPr>
-            <w:tcW w:type="dxa" w:w="10772"/>
+            <w:tcW w:type="dxa" w:w="9000"/>
             <w:tcBorders>
               <w:top w:val="single" w:color="000000" w:sz="16"/>
               <w:left w:val="single" w:color="000000" w:sz="16"/>
@@ -36,7 +36,7 @@
           </w:tcPr>
           <w:tbl>
             <w:tblPr>
-              <w:tblW w:type="dxa" w:w="10772"/>
+              <w:tblW w:type="dxa" w:w="9000"/>
               <w:tblBorders>
                 <w:top w:val="single" w:color="auto" w:sz="4"/>
                 <w:left w:val="single" w:color="auto" w:sz="4"/>
@@ -47,15 +47,15 @@
               </w:tblBorders>
             </w:tblPr>
             <w:tblGrid>
-              <w:gridCol w:w="4172"/>
-              <w:gridCol w:w="1600"/>
-              <w:gridCol w:w="260"/>
-              <w:gridCol w:w="4740"/>
+              <w:gridCol w:w="3486"/>
+              <w:gridCol w:w="1337"/>
+              <w:gridCol w:w="217"/>
+              <w:gridCol w:w="3960"/>
             </w:tblGrid>
             <w:tr>
               <w:tc>
                 <w:tcPr>
-                  <w:tcW w:type="dxa" w:w="4172"/>
+                  <w:tcW w:type="dxa" w:w="3486"/>
                   <w:tcBorders>
                     <w:top w:val="none" w:color="FFFFFF" w:sz="0"/>
                     <w:left w:val="none" w:color="FFFFFF" w:sz="0"/>
@@ -85,7 +85,7 @@
               </w:tc>
               <w:tc>
                 <w:tcPr>
-                  <w:tcW w:type="dxa" w:w="1600"/>
+                  <w:tcW w:type="dxa" w:w="1337"/>
                   <w:tcBorders>
                     <w:top w:val="none" w:color="FFFFFF" w:sz="0"/>
                     <w:left w:val="none" w:color="FFFFFF" w:sz="0"/>
@@ -115,7 +115,7 @@
               </w:tc>
               <w:tc>
                 <w:tcPr>
-                  <w:tcW w:type="dxa" w:w="260"/>
+                  <w:tcW w:type="dxa" w:w="217"/>
                   <w:tcBorders>
                     <w:top w:val="none" w:color="FFFFFF" w:sz="0"/>
                     <w:left w:val="none" w:color="FFFFFF" w:sz="0"/>
@@ -145,7 +145,7 @@
               </w:tc>
               <w:tc>
                 <w:tcPr>
-                  <w:tcW w:type="dxa" w:w="4740"/>
+                  <w:tcW w:type="dxa" w:w="3960"/>
                   <w:tcBorders>
                     <w:top w:val="none" w:color="FFFFFF" w:sz="0"/>
                     <w:left w:val="none" w:color="FFFFFF" w:sz="0"/>
@@ -177,7 +177,7 @@
             <w:tr>
               <w:tc>
                 <w:tcPr>
-                  <w:tcW w:type="dxa" w:w="4172"/>
+                  <w:tcW w:type="dxa" w:w="3486"/>
                   <w:tcBorders>
                     <w:top w:val="none" w:color="FFFFFF" w:sz="0"/>
                     <w:left w:val="none" w:color="FFFFFF" w:sz="0"/>
@@ -207,7 +207,7 @@
               </w:tc>
               <w:tc>
                 <w:tcPr>
-                  <w:tcW w:type="dxa" w:w="1600"/>
+                  <w:tcW w:type="dxa" w:w="1337"/>
                   <w:tcBorders>
                     <w:top w:val="none" w:color="FFFFFF" w:sz="0"/>
                     <w:left w:val="none" w:color="FFFFFF" w:sz="0"/>
@@ -237,7 +237,7 @@
               </w:tc>
               <w:tc>
                 <w:tcPr>
-                  <w:tcW w:type="dxa" w:w="260"/>
+                  <w:tcW w:type="dxa" w:w="217"/>
                   <w:tcBorders>
                     <w:top w:val="none" w:color="FFFFFF" w:sz="0"/>
                     <w:left w:val="none" w:color="FFFFFF" w:sz="0"/>
@@ -267,7 +267,7 @@
               </w:tc>
               <w:tc>
                 <w:tcPr>
-                  <w:tcW w:type="dxa" w:w="4740"/>
+                  <w:tcW w:type="dxa" w:w="3960"/>
                   <w:tcBorders>
                     <w:top w:val="none" w:color="FFFFFF" w:sz="0"/>
                     <w:left w:val="none" w:color="FFFFFF" w:sz="0"/>
@@ -299,7 +299,7 @@
             <w:tr>
               <w:tc>
                 <w:tcPr>
-                  <w:tcW w:type="dxa" w:w="4172"/>
+                  <w:tcW w:type="dxa" w:w="3486"/>
                   <w:tcBorders>
                     <w:top w:val="none" w:color="FFFFFF" w:sz="0"/>
                     <w:left w:val="none" w:color="FFFFFF" w:sz="0"/>
@@ -329,7 +329,7 @@
               </w:tc>
               <w:tc>
                 <w:tcPr>
-                  <w:tcW w:type="dxa" w:w="1600"/>
+                  <w:tcW w:type="dxa" w:w="1337"/>
                   <w:tcBorders>
                     <w:top w:val="none" w:color="FFFFFF" w:sz="0"/>
                     <w:left w:val="none" w:color="FFFFFF" w:sz="0"/>
@@ -359,7 +359,7 @@
               </w:tc>
               <w:tc>
                 <w:tcPr>
-                  <w:tcW w:type="dxa" w:w="260"/>
+                  <w:tcW w:type="dxa" w:w="217"/>
                   <w:tcBorders>
                     <w:top w:val="none" w:color="FFFFFF" w:sz="0"/>
                     <w:left w:val="none" w:color="FFFFFF" w:sz="0"/>
@@ -389,31 +389,31 @@
               </w:tc>
               <w:tc>
                 <w:tcPr>
-                  <w:tcW w:type="dxa" w:w="4740"/>
-                  <w:tcBorders>
-                    <w:top w:val="none" w:color="FFFFFF" w:sz="0"/>
-                    <w:left w:val="none" w:color="FFFFFF" w:sz="0"/>
-                    <w:bottom w:val="none" w:color="FFFFFF" w:sz="0"/>
-                    <w:right w:val="none" w:color="FFFFFF" w:sz="0"/>
-                  </w:tcBorders>
-                  <w:tcMar>
-                    <w:top w:type="dxa" w:w="30"/>
-                    <w:left w:type="dxa" w:w="60"/>
-                    <w:bottom w:type="dxa" w:w="30"/>
-                    <w:right w:type="dxa" w:w="60"/>
-                  </w:tcMar>
-                  <w:vAlign w:val="top"/>
-                </w:tcPr>
-                <w:p>
-                  <w:pPr>
-                    <w:jc w:val="left"/>
-                  </w:pPr>
-                  <w:r>
-                    <w:rPr>
-                      <w:b w:val="false"/>
-                      <w:bCs w:val="false"/>
-                      <w:sz w:val="16"/>
-                      <w:szCs w:val="16"/>
+                  <w:tcW w:type="dxa" w:w="3960"/>
+                  <w:tcBorders>
+                    <w:top w:val="none" w:color="FFFFFF" w:sz="0"/>
+                    <w:left w:val="none" w:color="FFFFFF" w:sz="0"/>
+                    <w:bottom w:val="none" w:color="FFFFFF" w:sz="0"/>
+                    <w:right w:val="none" w:color="FFFFFF" w:sz="0"/>
+                  </w:tcBorders>
+                  <w:tcMar>
+                    <w:top w:type="dxa" w:w="30"/>
+                    <w:left w:type="dxa" w:w="60"/>
+                    <w:bottom w:type="dxa" w:w="30"/>
+                    <w:right w:type="dxa" w:w="60"/>
+                  </w:tcMar>
+                  <w:vAlign w:val="top"/>
+                </w:tcPr>
+                <w:p>
+                  <w:pPr>
+                    <w:jc w:val="left"/>
+                  </w:pPr>
+                  <w:r>
+                    <w:rPr>
+                      <w:b w:val="false"/>
+                      <w:bCs w:val="false"/>
+                      <w:sz w:val="20"/>
+                      <w:szCs w:val="20"/>
                     </w:rPr>
                     <w:t xml:space="preserve">{kode_rekening_lengkap}</w:t>
                   </w:r>
@@ -437,7 +437,7 @@
           </w:p>
           <w:tbl>
             <w:tblPr>
-              <w:tblW w:type="dxa" w:w="10672"/>
+              <w:tblW w:type="dxa" w:w="9000"/>
               <w:tblBorders>
                 <w:top w:val="single" w:color="auto" w:sz="4"/>
                 <w:left w:val="single" w:color="auto" w:sz="4"/>
@@ -448,14 +448,14 @@
               </w:tblBorders>
             </w:tblPr>
             <w:tblGrid>
-              <w:gridCol w:w="2400"/>
-              <w:gridCol w:w="260"/>
-              <w:gridCol w:w="8012"/>
+              <w:gridCol w:w="2024"/>
+              <w:gridCol w:w="219"/>
+              <w:gridCol w:w="6757"/>
             </w:tblGrid>
             <w:tr>
               <w:tc>
                 <w:tcPr>
-                  <w:tcW w:type="dxa" w:w="2400"/>
+                  <w:tcW w:type="dxa" w:w="2024"/>
                   <w:tcBorders>
                     <w:top w:val="none" w:color="FFFFFF" w:sz="0"/>
                     <w:left w:val="none" w:color="FFFFFF" w:sz="0"/>
@@ -485,7 +485,7 @@
               </w:tc>
               <w:tc>
                 <w:tcPr>
-                  <w:tcW w:type="dxa" w:w="260"/>
+                  <w:tcW w:type="dxa" w:w="219"/>
                   <w:tcBorders>
                     <w:top w:val="none" w:color="FFFFFF" w:sz="0"/>
                     <w:left w:val="none" w:color="FFFFFF" w:sz="0"/>
@@ -515,7 +515,7 @@
               </w:tc>
               <w:tc>
                 <w:tcPr>
-                  <w:tcW w:type="dxa" w:w="8012"/>
+                  <w:tcW w:type="dxa" w:w="6757"/>
                   <w:tcBorders>
                     <w:top w:val="none" w:color="FFFFFF" w:sz="0"/>
                     <w:left w:val="none" w:color="FFFFFF" w:sz="0"/>
@@ -547,7 +547,7 @@
             <w:tr>
               <w:tc>
                 <w:tcPr>
-                  <w:tcW w:type="dxa" w:w="2400"/>
+                  <w:tcW w:type="dxa" w:w="2024"/>
                   <w:tcBorders>
                     <w:top w:val="none" w:color="FFFFFF" w:sz="0"/>
                     <w:left w:val="none" w:color="FFFFFF" w:sz="0"/>
@@ -577,7 +577,7 @@
               </w:tc>
               <w:tc>
                 <w:tcPr>
-                  <w:tcW w:type="dxa" w:w="260"/>
+                  <w:tcW w:type="dxa" w:w="219"/>
                   <w:tcBorders>
                     <w:top w:val="none" w:color="FFFFFF" w:sz="0"/>
                     <w:left w:val="none" w:color="FFFFFF" w:sz="0"/>
@@ -607,7 +607,7 @@
               </w:tc>
               <w:tc>
                 <w:tcPr>
-                  <w:tcW w:type="dxa" w:w="8012"/>
+                  <w:tcW w:type="dxa" w:w="6757"/>
                   <w:tcBorders>
                     <w:top w:val="none" w:color="FFFFFF" w:sz="0"/>
                     <w:left w:val="none" w:color="FFFFFF" w:sz="0"/>
@@ -644,7 +644,7 @@
           </w:p>
           <w:tbl>
             <w:tblPr>
-              <w:tblW w:type="dxa" w:w="10672"/>
+              <w:tblW w:type="dxa" w:w="9000"/>
               <w:tblBorders>
                 <w:top w:val="single" w:color="auto" w:sz="4"/>
                 <w:left w:val="single" w:color="auto" w:sz="4"/>
@@ -655,14 +655,14 @@
               </w:tblBorders>
             </w:tblPr>
             <w:tblGrid>
-              <w:gridCol w:w="2400"/>
-              <w:gridCol w:w="260"/>
-              <w:gridCol w:w="8012"/>
+              <w:gridCol w:w="2024"/>
+              <w:gridCol w:w="219"/>
+              <w:gridCol w:w="6757"/>
             </w:tblGrid>
             <w:tr>
               <w:tc>
                 <w:tcPr>
-                  <w:tcW w:type="dxa" w:w="2400"/>
+                  <w:tcW w:type="dxa" w:w="2024"/>
                   <w:tcBorders>
                     <w:top w:val="none" w:color="FFFFFF" w:sz="0"/>
                     <w:left w:val="none" w:color="FFFFFF" w:sz="0"/>
@@ -692,7 +692,7 @@
               </w:tc>
               <w:tc>
                 <w:tcPr>
-                  <w:tcW w:type="dxa" w:w="260"/>
+                  <w:tcW w:type="dxa" w:w="219"/>
                   <w:tcBorders>
                     <w:top w:val="none" w:color="FFFFFF" w:sz="0"/>
                     <w:left w:val="none" w:color="FFFFFF" w:sz="0"/>
@@ -722,7 +722,7 @@
               </w:tc>
               <w:tc>
                 <w:tcPr>
-                  <w:tcW w:type="dxa" w:w="8012"/>
+                  <w:tcW w:type="dxa" w:w="6757"/>
                   <w:tcBorders>
                     <w:top w:val="none" w:color="FFFFFF" w:sz="0"/>
                     <w:left w:val="none" w:color="FFFFFF" w:sz="0"/>
@@ -754,7 +754,7 @@
             <w:tr>
               <w:tc>
                 <w:tcPr>
-                  <w:tcW w:type="dxa" w:w="2400"/>
+                  <w:tcW w:type="dxa" w:w="2024"/>
                   <w:tcBorders>
                     <w:top w:val="none" w:color="FFFFFF" w:sz="0"/>
                     <w:left w:val="none" w:color="FFFFFF" w:sz="0"/>
@@ -784,7 +784,7 @@
               </w:tc>
               <w:tc>
                 <w:tcPr>
-                  <w:tcW w:type="dxa" w:w="260"/>
+                  <w:tcW w:type="dxa" w:w="219"/>
                   <w:tcBorders>
                     <w:top w:val="none" w:color="FFFFFF" w:sz="0"/>
                     <w:left w:val="none" w:color="FFFFFF" w:sz="0"/>
@@ -814,7 +814,7 @@
               </w:tc>
               <w:tc>
                 <w:tcPr>
-                  <w:tcW w:type="dxa" w:w="8012"/>
+                  <w:tcW w:type="dxa" w:w="6757"/>
                   <w:tcBorders>
                     <w:top w:val="none" w:color="FFFFFF" w:sz="0"/>
                     <w:left w:val="none" w:color="FFFFFF" w:sz="0"/>
@@ -846,7 +846,7 @@
             <w:tr>
               <w:tc>
                 <w:tcPr>
-                  <w:tcW w:type="dxa" w:w="2400"/>
+                  <w:tcW w:type="dxa" w:w="2024"/>
                   <w:tcBorders>
                     <w:top w:val="none" w:color="FFFFFF" w:sz="0"/>
                     <w:left w:val="none" w:color="FFFFFF" w:sz="0"/>
@@ -876,7 +876,7 @@
               </w:tc>
               <w:tc>
                 <w:tcPr>
-                  <w:tcW w:type="dxa" w:w="260"/>
+                  <w:tcW w:type="dxa" w:w="219"/>
                   <w:tcBorders>
                     <w:top w:val="none" w:color="FFFFFF" w:sz="0"/>
                     <w:left w:val="none" w:color="FFFFFF" w:sz="0"/>
@@ -906,7 +906,7 @@
               </w:tc>
               <w:tc>
                 <w:tcPr>
-                  <w:tcW w:type="dxa" w:w="8012"/>
+                  <w:tcW w:type="dxa" w:w="6757"/>
                   <w:tcBorders>
                     <w:top w:val="none" w:color="FFFFFF" w:sz="0"/>
                     <w:left w:val="none" w:color="FFFFFF" w:sz="0"/>
@@ -941,7 +941,7 @@
               <w:spacing w:after="100" w:before="100"/>
             </w:pPr>
             <w:r>
-              <w:t xml:space="preserve">{uraian_kegiatan_lengkap} dengan rincian :</w:t>
+              <w:t xml:space="preserve">{uraian_kegiatan_lengkap} Kegiatan {kegiatan} Sub Kegiatan {sub_kegiatan} dengan rincian :</w:t>
             </w:r>
           </w:p>
           <w:p>
@@ -966,7 +966,7 @@
           </w:p>
           <w:tbl>
             <w:tblPr>
-              <w:tblW w:type="dxa" w:w="10672"/>
+              <w:tblW w:type="dxa" w:w="9000"/>
               <w:tblBorders>
                 <w:top w:val="single" w:color="auto" w:sz="4"/>
                 <w:left w:val="single" w:color="auto" w:sz="4"/>
@@ -977,44 +977,44 @@
               </w:tblBorders>
             </w:tblPr>
             <w:tblGrid>
-              <w:gridCol w:w="2400"/>
-              <w:gridCol w:w="260"/>
-              <w:gridCol w:w="8012"/>
+              <w:gridCol w:w="2024"/>
+              <w:gridCol w:w="219"/>
+              <w:gridCol w:w="6757"/>
             </w:tblGrid>
             <w:tr>
               <w:tc>
                 <w:tcPr>
-                  <w:tcW w:type="dxa" w:w="2400"/>
-                  <w:tcBorders>
-                    <w:top w:val="none" w:color="FFFFFF" w:sz="0"/>
-                    <w:left w:val="none" w:color="FFFFFF" w:sz="0"/>
-                    <w:bottom w:val="none" w:color="FFFFFF" w:sz="0"/>
-                    <w:right w:val="none" w:color="FFFFFF" w:sz="0"/>
-                  </w:tcBorders>
-                  <w:tcMar>
-                    <w:top w:type="dxa" w:w="30"/>
-                    <w:left w:type="dxa" w:w="60"/>
-                    <w:bottom w:type="dxa" w:w="30"/>
-                    <w:right w:type="dxa" w:w="60"/>
-                  </w:tcMar>
-                  <w:vAlign w:val="top"/>
-                </w:tcPr>
-                <w:p>
-                  <w:pPr>
-                    <w:jc w:val="left"/>
-                  </w:pPr>
-                  <w:r>
-                    <w:rPr>
-                      <w:b w:val="false"/>
-                      <w:bCs w:val="false"/>
-                    </w:rPr>
-                    <w:t xml:space="preserve">Pajak Daerah 10%</w:t>
-                  </w:r>
-                </w:p>
-              </w:tc>
-              <w:tc>
-                <w:tcPr>
-                  <w:tcW w:type="dxa" w:w="260"/>
+                  <w:tcW w:type="dxa" w:w="2024"/>
+                  <w:tcBorders>
+                    <w:top w:val="none" w:color="FFFFFF" w:sz="0"/>
+                    <w:left w:val="none" w:color="FFFFFF" w:sz="0"/>
+                    <w:bottom w:val="none" w:color="FFFFFF" w:sz="0"/>
+                    <w:right w:val="none" w:color="FFFFFF" w:sz="0"/>
+                  </w:tcBorders>
+                  <w:tcMar>
+                    <w:top w:type="dxa" w:w="30"/>
+                    <w:left w:type="dxa" w:w="60"/>
+                    <w:bottom w:type="dxa" w:w="30"/>
+                    <w:right w:type="dxa" w:w="60"/>
+                  </w:tcMar>
+                  <w:vAlign w:val="top"/>
+                </w:tcPr>
+                <w:p>
+                  <w:pPr>
+                    <w:jc w:val="left"/>
+                  </w:pPr>
+                  <w:r>
+                    <w:rPr>
+                      <w:b w:val="false"/>
+                      <w:bCs w:val="false"/>
+                    </w:rPr>
+                    <w:t xml:space="preserve">{#potongan}{jenis_pajak}</w:t>
+                  </w:r>
+                </w:p>
+              </w:tc>
+              <w:tc>
+                <w:tcPr>
+                  <w:tcW w:type="dxa" w:w="219"/>
                   <w:tcBorders>
                     <w:top w:val="none" w:color="FFFFFF" w:sz="0"/>
                     <w:left w:val="none" w:color="FFFFFF" w:sz="0"/>
@@ -1044,31 +1044,31 @@
               </w:tc>
               <w:tc>
                 <w:tcPr>
-                  <w:tcW w:type="dxa" w:w="8012"/>
-                  <w:tcBorders>
-                    <w:top w:val="none" w:color="FFFFFF" w:sz="0"/>
-                    <w:left w:val="none" w:color="FFFFFF" w:sz="0"/>
-                    <w:bottom w:val="none" w:color="FFFFFF" w:sz="0"/>
-                    <w:right w:val="none" w:color="FFFFFF" w:sz="0"/>
-                  </w:tcBorders>
-                  <w:tcMar>
-                    <w:top w:type="dxa" w:w="30"/>
-                    <w:left w:type="dxa" w:w="60"/>
-                    <w:bottom w:type="dxa" w:w="30"/>
-                    <w:right w:type="dxa" w:w="60"/>
-                  </w:tcMar>
-                  <w:vAlign w:val="top"/>
-                </w:tcPr>
-                <w:p>
-                  <w:pPr>
-                    <w:jc w:val="left"/>
-                  </w:pPr>
-                  <w:r>
-                    <w:rPr>
-                      <w:b w:val="false"/>
-                      <w:bCs w:val="false"/>
-                    </w:rPr>
-                    <w:t xml:space="preserve">Rp. {potongan_pajak_daerah}</w:t>
+                  <w:tcW w:type="dxa" w:w="6757"/>
+                  <w:tcBorders>
+                    <w:top w:val="none" w:color="FFFFFF" w:sz="0"/>
+                    <w:left w:val="none" w:color="FFFFFF" w:sz="0"/>
+                    <w:bottom w:val="none" w:color="FFFFFF" w:sz="0"/>
+                    <w:right w:val="none" w:color="FFFFFF" w:sz="0"/>
+                  </w:tcBorders>
+                  <w:tcMar>
+                    <w:top w:type="dxa" w:w="30"/>
+                    <w:left w:type="dxa" w:w="60"/>
+                    <w:bottom w:type="dxa" w:w="30"/>
+                    <w:right w:type="dxa" w:w="60"/>
+                  </w:tcMar>
+                  <w:vAlign w:val="top"/>
+                </w:tcPr>
+                <w:p>
+                  <w:pPr>
+                    <w:jc w:val="left"/>
+                  </w:pPr>
+                  <w:r>
+                    <w:rPr>
+                      <w:b w:val="false"/>
+                      <w:bCs w:val="false"/>
+                    </w:rPr>
+                    <w:t xml:space="preserve">Rp. {nominal}{/potongan}</w:t>
                   </w:r>
                 </w:p>
               </w:tc>
@@ -1076,283 +1076,7 @@
             <w:tr>
               <w:tc>
                 <w:tcPr>
-                  <w:tcW w:type="dxa" w:w="2400"/>
-                  <w:tcBorders>
-                    <w:top w:val="none" w:color="FFFFFF" w:sz="0"/>
-                    <w:left w:val="none" w:color="FFFFFF" w:sz="0"/>
-                    <w:bottom w:val="none" w:color="FFFFFF" w:sz="0"/>
-                    <w:right w:val="none" w:color="FFFFFF" w:sz="0"/>
-                  </w:tcBorders>
-                  <w:tcMar>
-                    <w:top w:type="dxa" w:w="30"/>
-                    <w:left w:type="dxa" w:w="60"/>
-                    <w:bottom w:type="dxa" w:w="30"/>
-                    <w:right w:type="dxa" w:w="60"/>
-                  </w:tcMar>
-                  <w:vAlign w:val="top"/>
-                </w:tcPr>
-                <w:p>
-                  <w:pPr>
-                    <w:jc w:val="left"/>
-                  </w:pPr>
-                  <w:r>
-                    <w:rPr>
-                      <w:b w:val="false"/>
-                      <w:bCs w:val="false"/>
-                    </w:rPr>
-                    <w:t xml:space="preserve">PPH Final</w:t>
-                  </w:r>
-                </w:p>
-              </w:tc>
-              <w:tc>
-                <w:tcPr>
-                  <w:tcW w:type="dxa" w:w="260"/>
-                  <w:tcBorders>
-                    <w:top w:val="none" w:color="FFFFFF" w:sz="0"/>
-                    <w:left w:val="none" w:color="FFFFFF" w:sz="0"/>
-                    <w:bottom w:val="none" w:color="FFFFFF" w:sz="0"/>
-                    <w:right w:val="none" w:color="FFFFFF" w:sz="0"/>
-                  </w:tcBorders>
-                  <w:tcMar>
-                    <w:top w:type="dxa" w:w="30"/>
-                    <w:left w:type="dxa" w:w="60"/>
-                    <w:bottom w:type="dxa" w:w="30"/>
-                    <w:right w:type="dxa" w:w="60"/>
-                  </w:tcMar>
-                  <w:vAlign w:val="top"/>
-                </w:tcPr>
-                <w:p>
-                  <w:pPr>
-                    <w:jc w:val="left"/>
-                  </w:pPr>
-                  <w:r>
-                    <w:rPr>
-                      <w:b w:val="false"/>
-                      <w:bCs w:val="false"/>
-                    </w:rPr>
-                    <w:t xml:space="preserve">: </w:t>
-                  </w:r>
-                </w:p>
-              </w:tc>
-              <w:tc>
-                <w:tcPr>
-                  <w:tcW w:type="dxa" w:w="8012"/>
-                  <w:tcBorders>
-                    <w:top w:val="none" w:color="FFFFFF" w:sz="0"/>
-                    <w:left w:val="none" w:color="FFFFFF" w:sz="0"/>
-                    <w:bottom w:val="none" w:color="FFFFFF" w:sz="0"/>
-                    <w:right w:val="none" w:color="FFFFFF" w:sz="0"/>
-                  </w:tcBorders>
-                  <w:tcMar>
-                    <w:top w:type="dxa" w:w="30"/>
-                    <w:left w:type="dxa" w:w="60"/>
-                    <w:bottom w:type="dxa" w:w="30"/>
-                    <w:right w:type="dxa" w:w="60"/>
-                  </w:tcMar>
-                  <w:vAlign w:val="top"/>
-                </w:tcPr>
-                <w:p>
-                  <w:pPr>
-                    <w:jc w:val="left"/>
-                  </w:pPr>
-                  <w:r>
-                    <w:rPr>
-                      <w:b w:val="false"/>
-                      <w:bCs w:val="false"/>
-                    </w:rPr>
-                    <w:t xml:space="preserve">Rp. {potongan_pph_final}</w:t>
-                  </w:r>
-                </w:p>
-              </w:tc>
-            </w:tr>
-            <w:tr>
-              <w:tc>
-                <w:tcPr>
-                  <w:tcW w:type="dxa" w:w="2400"/>
-                  <w:tcBorders>
-                    <w:top w:val="none" w:color="FFFFFF" w:sz="0"/>
-                    <w:left w:val="none" w:color="FFFFFF" w:sz="0"/>
-                    <w:bottom w:val="none" w:color="FFFFFF" w:sz="0"/>
-                    <w:right w:val="none" w:color="FFFFFF" w:sz="0"/>
-                  </w:tcBorders>
-                  <w:tcMar>
-                    <w:top w:type="dxa" w:w="30"/>
-                    <w:left w:type="dxa" w:w="60"/>
-                    <w:bottom w:type="dxa" w:w="30"/>
-                    <w:right w:type="dxa" w:w="60"/>
-                  </w:tcMar>
-                  <w:vAlign w:val="top"/>
-                </w:tcPr>
-                <w:p>
-                  <w:pPr>
-                    <w:jc w:val="left"/>
-                  </w:pPr>
-                  <w:r>
-                    <w:rPr>
-                      <w:b w:val="false"/>
-                      <w:bCs w:val="false"/>
-                    </w:rPr>
-                    <w:t xml:space="preserve">PPH 22 (1,5%)</w:t>
-                  </w:r>
-                </w:p>
-              </w:tc>
-              <w:tc>
-                <w:tcPr>
-                  <w:tcW w:type="dxa" w:w="260"/>
-                  <w:tcBorders>
-                    <w:top w:val="none" w:color="FFFFFF" w:sz="0"/>
-                    <w:left w:val="none" w:color="FFFFFF" w:sz="0"/>
-                    <w:bottom w:val="none" w:color="FFFFFF" w:sz="0"/>
-                    <w:right w:val="none" w:color="FFFFFF" w:sz="0"/>
-                  </w:tcBorders>
-                  <w:tcMar>
-                    <w:top w:type="dxa" w:w="30"/>
-                    <w:left w:type="dxa" w:w="60"/>
-                    <w:bottom w:type="dxa" w:w="30"/>
-                    <w:right w:type="dxa" w:w="60"/>
-                  </w:tcMar>
-                  <w:vAlign w:val="top"/>
-                </w:tcPr>
-                <w:p>
-                  <w:pPr>
-                    <w:jc w:val="left"/>
-                  </w:pPr>
-                  <w:r>
-                    <w:rPr>
-                      <w:b w:val="false"/>
-                      <w:bCs w:val="false"/>
-                    </w:rPr>
-                    <w:t xml:space="preserve">: </w:t>
-                  </w:r>
-                </w:p>
-              </w:tc>
-              <w:tc>
-                <w:tcPr>
-                  <w:tcW w:type="dxa" w:w="8012"/>
-                  <w:tcBorders>
-                    <w:top w:val="none" w:color="FFFFFF" w:sz="0"/>
-                    <w:left w:val="none" w:color="FFFFFF" w:sz="0"/>
-                    <w:bottom w:val="none" w:color="FFFFFF" w:sz="0"/>
-                    <w:right w:val="none" w:color="FFFFFF" w:sz="0"/>
-                  </w:tcBorders>
-                  <w:tcMar>
-                    <w:top w:type="dxa" w:w="30"/>
-                    <w:left w:type="dxa" w:w="60"/>
-                    <w:bottom w:type="dxa" w:w="30"/>
-                    <w:right w:type="dxa" w:w="60"/>
-                  </w:tcMar>
-                  <w:vAlign w:val="top"/>
-                </w:tcPr>
-                <w:p>
-                  <w:pPr>
-                    <w:jc w:val="left"/>
-                  </w:pPr>
-                  <w:r>
-                    <w:rPr>
-                      <w:b w:val="false"/>
-                      <w:bCs w:val="false"/>
-                    </w:rPr>
-                    <w:t xml:space="preserve">Rp. {potongan_pph22}</w:t>
-                  </w:r>
-                </w:p>
-              </w:tc>
-            </w:tr>
-            <w:tr>
-              <w:tc>
-                <w:tcPr>
-                  <w:tcW w:type="dxa" w:w="2400"/>
-                  <w:tcBorders>
-                    <w:top w:val="none" w:color="FFFFFF" w:sz="0"/>
-                    <w:left w:val="none" w:color="FFFFFF" w:sz="0"/>
-                    <w:bottom w:val="none" w:color="FFFFFF" w:sz="0"/>
-                    <w:right w:val="none" w:color="FFFFFF" w:sz="0"/>
-                  </w:tcBorders>
-                  <w:tcMar>
-                    <w:top w:type="dxa" w:w="30"/>
-                    <w:left w:type="dxa" w:w="60"/>
-                    <w:bottom w:type="dxa" w:w="30"/>
-                    <w:right w:type="dxa" w:w="60"/>
-                  </w:tcMar>
-                  <w:vAlign w:val="top"/>
-                </w:tcPr>
-                <w:p>
-                  <w:pPr>
-                    <w:jc w:val="left"/>
-                  </w:pPr>
-                  <w:r>
-                    <w:rPr>
-                      <w:b w:val="false"/>
-                      <w:bCs w:val="false"/>
-                    </w:rPr>
-                    <w:t xml:space="preserve">PPH 23 (2%)</w:t>
-                  </w:r>
-                </w:p>
-              </w:tc>
-              <w:tc>
-                <w:tcPr>
-                  <w:tcW w:type="dxa" w:w="260"/>
-                  <w:tcBorders>
-                    <w:top w:val="none" w:color="FFFFFF" w:sz="0"/>
-                    <w:left w:val="none" w:color="FFFFFF" w:sz="0"/>
-                    <w:bottom w:val="none" w:color="FFFFFF" w:sz="0"/>
-                    <w:right w:val="none" w:color="FFFFFF" w:sz="0"/>
-                  </w:tcBorders>
-                  <w:tcMar>
-                    <w:top w:type="dxa" w:w="30"/>
-                    <w:left w:type="dxa" w:w="60"/>
-                    <w:bottom w:type="dxa" w:w="30"/>
-                    <w:right w:type="dxa" w:w="60"/>
-                  </w:tcMar>
-                  <w:vAlign w:val="top"/>
-                </w:tcPr>
-                <w:p>
-                  <w:pPr>
-                    <w:jc w:val="left"/>
-                  </w:pPr>
-                  <w:r>
-                    <w:rPr>
-                      <w:b w:val="false"/>
-                      <w:bCs w:val="false"/>
-                    </w:rPr>
-                    <w:t xml:space="preserve">: </w:t>
-                  </w:r>
-                </w:p>
-              </w:tc>
-              <w:tc>
-                <w:tcPr>
-                  <w:tcW w:type="dxa" w:w="8012"/>
-                  <w:tcBorders>
-                    <w:top w:val="none" w:color="FFFFFF" w:sz="0"/>
-                    <w:left w:val="none" w:color="FFFFFF" w:sz="0"/>
-                    <w:bottom w:val="none" w:color="FFFFFF" w:sz="0"/>
-                    <w:right w:val="none" w:color="FFFFFF" w:sz="0"/>
-                  </w:tcBorders>
-                  <w:tcMar>
-                    <w:top w:type="dxa" w:w="30"/>
-                    <w:left w:type="dxa" w:w="60"/>
-                    <w:bottom w:type="dxa" w:w="30"/>
-                    <w:right w:type="dxa" w:w="60"/>
-                  </w:tcMar>
-                  <w:vAlign w:val="top"/>
-                </w:tcPr>
-                <w:p>
-                  <w:pPr>
-                    <w:jc w:val="left"/>
-                  </w:pPr>
-                  <w:r>
-                    <w:rPr>
-                      <w:b w:val="false"/>
-                      <w:bCs w:val="false"/>
-                    </w:rPr>
-                    <w:t xml:space="preserve">Rp. {potongan_pph23}</w:t>
-                  </w:r>
-                </w:p>
-              </w:tc>
-            </w:tr>
-            <w:tr>
-              <w:tc>
-                <w:tcPr>
-                  <w:tcW w:type="dxa" w:w="2400"/>
+                  <w:tcW w:type="dxa" w:w="2024"/>
                   <w:tcBorders>
                     <w:top w:val="none" w:color="FFFFFF" w:sz="0"/>
                     <w:left w:val="none" w:color="FFFFFF" w:sz="0"/>
@@ -1382,7 +1106,7 @@
               </w:tc>
               <w:tc>
                 <w:tcPr>
-                  <w:tcW w:type="dxa" w:w="260"/>
+                  <w:tcW w:type="dxa" w:w="219"/>
                   <w:tcBorders>
                     <w:top w:val="none" w:color="FFFFFF" w:sz="0"/>
                     <w:left w:val="none" w:color="FFFFFF" w:sz="0"/>
@@ -1412,7 +1136,7 @@
               </w:tc>
               <w:tc>
                 <w:tcPr>
-                  <w:tcW w:type="dxa" w:w="8012"/>
+                  <w:tcW w:type="dxa" w:w="6757"/>
                   <w:tcBorders>
                     <w:top w:val="none" w:color="FFFFFF" w:sz="0"/>
                     <w:left w:val="none" w:color="FFFFFF" w:sz="0"/>
@@ -1449,7 +1173,7 @@
           </w:p>
           <w:tbl>
             <w:tblPr>
-              <w:tblW w:type="dxa" w:w="10672"/>
+              <w:tblW w:type="dxa" w:w="9000"/>
               <w:tblBorders>
                 <w:top w:val="single" w:color="auto" w:sz="4"/>
                 <w:left w:val="single" w:color="auto" w:sz="4"/>
@@ -1460,14 +1184,14 @@
               </w:tblBorders>
             </w:tblPr>
             <w:tblGrid>
-              <w:gridCol w:w="2400"/>
-              <w:gridCol w:w="260"/>
-              <w:gridCol w:w="8012"/>
+              <w:gridCol w:w="2024"/>
+              <w:gridCol w:w="219"/>
+              <w:gridCol w:w="6757"/>
             </w:tblGrid>
             <w:tr>
               <w:tc>
                 <w:tcPr>
-                  <w:tcW w:type="dxa" w:w="2400"/>
+                  <w:tcW w:type="dxa" w:w="2024"/>
                   <w:tcBorders>
                     <w:top w:val="none" w:color="FFFFFF" w:sz="0"/>
                     <w:left w:val="none" w:color="FFFFFF" w:sz="0"/>
@@ -1497,7 +1221,7 @@
               </w:tc>
               <w:tc>
                 <w:tcPr>
-                  <w:tcW w:type="dxa" w:w="260"/>
+                  <w:tcW w:type="dxa" w:w="219"/>
                   <w:tcBorders>
                     <w:top w:val="none" w:color="FFFFFF" w:sz="0"/>
                     <w:left w:val="none" w:color="FFFFFF" w:sz="0"/>
@@ -1527,7 +1251,7 @@
               </w:tc>
               <w:tc>
                 <w:tcPr>
-                  <w:tcW w:type="dxa" w:w="8012"/>
+                  <w:tcW w:type="dxa" w:w="6757"/>
                   <w:tcBorders>
                     <w:top w:val="none" w:color="FFFFFF" w:sz="0"/>
                     <w:left w:val="none" w:color="FFFFFF" w:sz="0"/>
@@ -1564,7 +1288,7 @@
           </w:p>
           <w:tbl>
             <w:tblPr>
-              <w:tblW w:type="dxa" w:w="10770"/>
+              <w:tblW w:type="dxa" w:w="9000"/>
               <w:tblBorders>
                 <w:top w:val="none" w:color="FFFFFF" w:sz="0"/>
                 <w:left w:val="none" w:color="FFFFFF" w:sz="0"/>
@@ -1575,14 +1299,14 @@
               </w:tblBorders>
             </w:tblPr>
             <w:tblGrid>
-              <w:gridCol w:w="3590"/>
-              <w:gridCol w:w="3590"/>
-              <w:gridCol w:w="3590"/>
+              <w:gridCol w:w="3000"/>
+              <w:gridCol w:w="3000"/>
+              <w:gridCol w:w="3000"/>
             </w:tblGrid>
             <w:tr>
               <w:tc>
                 <w:tcPr>
-                  <w:tcW w:type="dxa" w:w="3590"/>
+                  <w:tcW w:type="dxa" w:w="3000"/>
                   <w:tcBorders>
                     <w:top w:val="none" w:color="FFFFFF" w:sz="0"/>
                     <w:left w:val="none" w:color="FFFFFF" w:sz="0"/>
@@ -1598,7 +1322,7 @@
               </w:tc>
               <w:tc>
                 <w:tcPr>
-                  <w:tcW w:type="dxa" w:w="3590"/>
+                  <w:tcW w:type="dxa" w:w="3000"/>
                   <w:tcBorders>
                     <w:top w:val="none" w:color="FFFFFF" w:sz="0"/>
                     <w:left w:val="none" w:color="FFFFFF" w:sz="0"/>
@@ -1614,7 +1338,7 @@
               </w:tc>
               <w:tc>
                 <w:tcPr>
-                  <w:tcW w:type="dxa" w:w="3590"/>
+                  <w:tcW w:type="dxa" w:w="3000"/>
                   <w:tcBorders>
                     <w:top w:val="none" w:color="FFFFFF" w:sz="0"/>
                     <w:left w:val="none" w:color="FFFFFF" w:sz="0"/>
@@ -1692,7 +1416,7 @@
           </w:p>
           <w:tbl>
             <w:tblPr>
-              <w:tblW w:type="dxa" w:w="10770"/>
+              <w:tblW w:type="dxa" w:w="9000"/>
               <w:tblBorders>
                 <w:top w:val="single" w:color="auto" w:sz="4"/>
                 <w:left w:val="single" w:color="auto" w:sz="4"/>
@@ -1703,14 +1427,14 @@
               </w:tblBorders>
             </w:tblPr>
             <w:tblGrid>
-              <w:gridCol w:w="3590"/>
-              <w:gridCol w:w="3590"/>
-              <w:gridCol w:w="3590"/>
+              <w:gridCol w:w="3000"/>
+              <w:gridCol w:w="3000"/>
+              <w:gridCol w:w="3000"/>
             </w:tblGrid>
             <w:tr>
               <w:tc>
                 <w:tcPr>
-                  <w:tcW w:type="dxa" w:w="3590"/>
+                  <w:tcW w:type="dxa" w:w="3000"/>
                   <w:tcBorders>
                     <w:top w:val="none" w:color="FFFFFF" w:sz="0"/>
                     <w:left w:val="none" w:color="FFFFFF" w:sz="0"/>
@@ -1740,7 +1464,7 @@
               </w:tc>
               <w:tc>
                 <w:tcPr>
-                  <w:tcW w:type="dxa" w:w="3590"/>
+                  <w:tcW w:type="dxa" w:w="3000"/>
                   <w:tcBorders>
                     <w:top w:val="none" w:color="FFFFFF" w:sz="0"/>
                     <w:left w:val="none" w:color="FFFFFF" w:sz="0"/>
@@ -1770,7 +1494,7 @@
               </w:tc>
               <w:tc>
                 <w:tcPr>
-                  <w:tcW w:type="dxa" w:w="3590"/>
+                  <w:tcW w:type="dxa" w:w="3000"/>
                   <w:tcBorders>
                     <w:top w:val="none" w:color="FFFFFF" w:sz="0"/>
                     <w:left w:val="none" w:color="FFFFFF" w:sz="0"/>
@@ -1802,7 +1526,7 @@
             <w:tr>
               <w:tc>
                 <w:tcPr>
-                  <w:tcW w:type="dxa" w:w="3590"/>
+                  <w:tcW w:type="dxa" w:w="3000"/>
                   <w:tcBorders>
                     <w:top w:val="none" w:color="FFFFFF" w:sz="0"/>
                     <w:left w:val="none" w:color="FFFFFF" w:sz="0"/>
@@ -1832,7 +1556,7 @@
               </w:tc>
               <w:tc>
                 <w:tcPr>
-                  <w:tcW w:type="dxa" w:w="3590"/>
+                  <w:tcW w:type="dxa" w:w="3000"/>
                   <w:tcBorders>
                     <w:top w:val="none" w:color="FFFFFF" w:sz="0"/>
                     <w:left w:val="none" w:color="FFFFFF" w:sz="0"/>
@@ -1862,7 +1586,7 @@
               </w:tc>
               <w:tc>
                 <w:tcPr>
-                  <w:tcW w:type="dxa" w:w="3590"/>
+                  <w:tcW w:type="dxa" w:w="3000"/>
                   <w:tcBorders>
                     <w:top w:val="none" w:color="FFFFFF" w:sz="0"/>
                     <w:left w:val="none" w:color="FFFFFF" w:sz="0"/>
@@ -1894,7 +1618,7 @@
             <w:tr>
               <w:tc>
                 <w:tcPr>
-                  <w:tcW w:type="dxa" w:w="3590"/>
+                  <w:tcW w:type="dxa" w:w="3000"/>
                   <w:tcBorders>
                     <w:top w:val="none" w:color="FFFFFF" w:sz="0"/>
                     <w:left w:val="none" w:color="FFFFFF" w:sz="0"/>
@@ -1924,7 +1648,7 @@
               </w:tc>
               <w:tc>
                 <w:tcPr>
-                  <w:tcW w:type="dxa" w:w="3590"/>
+                  <w:tcW w:type="dxa" w:w="3000"/>
                   <w:tcBorders>
                     <w:top w:val="none" w:color="FFFFFF" w:sz="0"/>
                     <w:left w:val="none" w:color="FFFFFF" w:sz="0"/>
@@ -1954,7 +1678,7 @@
               </w:tc>
               <w:tc>
                 <w:tcPr>
-                  <w:tcW w:type="dxa" w:w="3590"/>
+                  <w:tcW w:type="dxa" w:w="3000"/>
                   <w:tcBorders>
                     <w:top w:val="none" w:color="FFFFFF" w:sz="0"/>
                     <w:left w:val="none" w:color="FFFFFF" w:sz="0"/>
@@ -1986,7 +1710,7 @@
             <w:tr>
               <w:tc>
                 <w:tcPr>
-                  <w:tcW w:type="dxa" w:w="3590"/>
+                  <w:tcW w:type="dxa" w:w="3000"/>
                   <w:tcBorders>
                     <w:top w:val="none" w:color="FFFFFF" w:sz="0"/>
                     <w:left w:val="none" w:color="FFFFFF" w:sz="0"/>
@@ -2016,7 +1740,7 @@
               </w:tc>
               <w:tc>
                 <w:tcPr>
-                  <w:tcW w:type="dxa" w:w="3590"/>
+                  <w:tcW w:type="dxa" w:w="3000"/>
                   <w:tcBorders>
                     <w:top w:val="none" w:color="FFFFFF" w:sz="0"/>
                     <w:left w:val="none" w:color="FFFFFF" w:sz="0"/>
@@ -2046,7 +1770,7 @@
               </w:tc>
               <w:tc>
                 <w:tcPr>
-                  <w:tcW w:type="dxa" w:w="3590"/>
+                  <w:tcW w:type="dxa" w:w="3000"/>
                   <w:tcBorders>
                     <w:top w:val="none" w:color="FFFFFF" w:sz="0"/>
                     <w:left w:val="none" w:color="FFFFFF" w:sz="0"/>
@@ -2078,7 +1802,7 @@
             <w:tr>
               <w:tc>
                 <w:tcPr>
-                  <w:tcW w:type="dxa" w:w="3590"/>
+                  <w:tcW w:type="dxa" w:w="3000"/>
                   <w:tcBorders>
                     <w:top w:val="none" w:color="FFFFFF" w:sz="0"/>
                     <w:left w:val="none" w:color="FFFFFF" w:sz="0"/>
@@ -2108,7 +1832,7 @@
               </w:tc>
               <w:tc>
                 <w:tcPr>
-                  <w:tcW w:type="dxa" w:w="3590"/>
+                  <w:tcW w:type="dxa" w:w="3000"/>
                   <w:tcBorders>
                     <w:top w:val="none" w:color="FFFFFF" w:sz="0"/>
                     <w:left w:val="none" w:color="FFFFFF" w:sz="0"/>
@@ -2138,7 +1862,7 @@
               </w:tc>
               <w:tc>
                 <w:tcPr>
-                  <w:tcW w:type="dxa" w:w="3590"/>
+                  <w:tcW w:type="dxa" w:w="3000"/>
                   <w:tcBorders>
                     <w:top w:val="none" w:color="FFFFFF" w:sz="0"/>
                     <w:left w:val="none" w:color="FFFFFF" w:sz="0"/>
@@ -2170,7 +1894,7 @@
             <w:tr>
               <w:tc>
                 <w:tcPr>
-                  <w:tcW w:type="dxa" w:w="3590"/>
+                  <w:tcW w:type="dxa" w:w="3000"/>
                   <w:tcBorders>
                     <w:top w:val="none" w:color="FFFFFF" w:sz="0"/>
                     <w:left w:val="none" w:color="FFFFFF" w:sz="0"/>
@@ -2200,7 +1924,7 @@
               </w:tc>
               <w:tc>
                 <w:tcPr>
-                  <w:tcW w:type="dxa" w:w="3590"/>
+                  <w:tcW w:type="dxa" w:w="3000"/>
                   <w:tcBorders>
                     <w:top w:val="none" w:color="FFFFFF" w:sz="0"/>
                     <w:left w:val="none" w:color="FFFFFF" w:sz="0"/>
@@ -2230,7 +1954,7 @@
               </w:tc>
               <w:tc>
                 <w:tcPr>
-                  <w:tcW w:type="dxa" w:w="3590"/>
+                  <w:tcW w:type="dxa" w:w="3000"/>
                   <w:tcBorders>
                     <w:top w:val="none" w:color="FFFFFF" w:sz="0"/>
                     <w:left w:val="none" w:color="FFFFFF" w:sz="0"/>
@@ -2262,7 +1986,7 @@
             <w:tr>
               <w:tc>
                 <w:tcPr>
-                  <w:tcW w:type="dxa" w:w="3590"/>
+                  <w:tcW w:type="dxa" w:w="3000"/>
                   <w:tcBorders>
                     <w:top w:val="none" w:color="FFFFFF" w:sz="0"/>
                     <w:left w:val="none" w:color="FFFFFF" w:sz="0"/>
@@ -2292,7 +2016,7 @@
               </w:tc>
               <w:tc>
                 <w:tcPr>
-                  <w:tcW w:type="dxa" w:w="3590"/>
+                  <w:tcW w:type="dxa" w:w="3000"/>
                   <w:tcBorders>
                     <w:top w:val="none" w:color="FFFFFF" w:sz="0"/>
                     <w:left w:val="none" w:color="FFFFFF" w:sz="0"/>
@@ -2322,7 +2046,7 @@
               </w:tc>
               <w:tc>
                 <w:tcPr>
-                  <w:tcW w:type="dxa" w:w="3590"/>
+                  <w:tcW w:type="dxa" w:w="3000"/>
                   <w:tcBorders>
                     <w:top w:val="none" w:color="FFFFFF" w:sz="0"/>
                     <w:left w:val="none" w:color="FFFFFF" w:sz="0"/>
@@ -2358,7 +2082,7 @@
     </w:tbl>
     <w:sectPr>
       <w:pgSz w:w="11906" w:h="16838" w:orient="portrait"/>
-      <w:pgMar w:top="567" w:right="567" w:bottom="567" w:left="567" w:header="0" w:footer="0" w:gutter="0"/>
+      <w:pgMar w:top="850" w:right="1134" w:bottom="1134" w:left="1701" w:header="0" w:footer="0" w:gutter="0"/>
       <w:pgNumType/>
       <w:docGrid w:linePitch="360"/>
     </w:sectPr>

--- a/templates/Template_Kwitansi_GU.docx
+++ b/templates/Template_Kwitansi_GU.docx
@@ -47,15 +47,15 @@
               </w:tblBorders>
             </w:tblPr>
             <w:tblGrid>
-              <w:gridCol w:w="3486"/>
-              <w:gridCol w:w="1337"/>
-              <w:gridCol w:w="217"/>
-              <w:gridCol w:w="3960"/>
+              <w:gridCol w:w="1200"/>
+              <w:gridCol w:w="2200"/>
+              <w:gridCol w:w="200"/>
+              <w:gridCol w:w="5400"/>
             </w:tblGrid>
             <w:tr>
               <w:tc>
                 <w:tcPr>
-                  <w:tcW w:type="dxa" w:w="3486"/>
+                  <w:tcW w:type="dxa" w:w="1200"/>
                   <w:tcBorders>
                     <w:top w:val="none" w:color="FFFFFF" w:sz="0"/>
                     <w:left w:val="none" w:color="FFFFFF" w:sz="0"/>
@@ -85,7 +85,7 @@
               </w:tc>
               <w:tc>
                 <w:tcPr>
-                  <w:tcW w:type="dxa" w:w="1337"/>
+                  <w:tcW w:type="dxa" w:w="2200"/>
                   <w:tcBorders>
                     <w:top w:val="none" w:color="FFFFFF" w:sz="0"/>
                     <w:left w:val="none" w:color="FFFFFF" w:sz="0"/>
@@ -115,7 +115,7 @@
               </w:tc>
               <w:tc>
                 <w:tcPr>
-                  <w:tcW w:type="dxa" w:w="217"/>
+                  <w:tcW w:type="dxa" w:w="200"/>
                   <w:tcBorders>
                     <w:top w:val="none" w:color="FFFFFF" w:sz="0"/>
                     <w:left w:val="none" w:color="FFFFFF" w:sz="0"/>
@@ -145,7 +145,7 @@
               </w:tc>
               <w:tc>
                 <w:tcPr>
-                  <w:tcW w:type="dxa" w:w="3960"/>
+                  <w:tcW w:type="dxa" w:w="5400"/>
                   <w:tcBorders>
                     <w:top w:val="none" w:color="FFFFFF" w:sz="0"/>
                     <w:left w:val="none" w:color="FFFFFF" w:sz="0"/>
@@ -177,7 +177,7 @@
             <w:tr>
               <w:tc>
                 <w:tcPr>
-                  <w:tcW w:type="dxa" w:w="3486"/>
+                  <w:tcW w:type="dxa" w:w="1200"/>
                   <w:tcBorders>
                     <w:top w:val="none" w:color="FFFFFF" w:sz="0"/>
                     <w:left w:val="none" w:color="FFFFFF" w:sz="0"/>
@@ -207,7 +207,7 @@
               </w:tc>
               <w:tc>
                 <w:tcPr>
-                  <w:tcW w:type="dxa" w:w="1337"/>
+                  <w:tcW w:type="dxa" w:w="2200"/>
                   <w:tcBorders>
                     <w:top w:val="none" w:color="FFFFFF" w:sz="0"/>
                     <w:left w:val="none" w:color="FFFFFF" w:sz="0"/>
@@ -237,7 +237,7 @@
               </w:tc>
               <w:tc>
                 <w:tcPr>
-                  <w:tcW w:type="dxa" w:w="217"/>
+                  <w:tcW w:type="dxa" w:w="200"/>
                   <w:tcBorders>
                     <w:top w:val="none" w:color="FFFFFF" w:sz="0"/>
                     <w:left w:val="none" w:color="FFFFFF" w:sz="0"/>
@@ -267,7 +267,7 @@
               </w:tc>
               <w:tc>
                 <w:tcPr>
-                  <w:tcW w:type="dxa" w:w="3960"/>
+                  <w:tcW w:type="dxa" w:w="5400"/>
                   <w:tcBorders>
                     <w:top w:val="none" w:color="FFFFFF" w:sz="0"/>
                     <w:left w:val="none" w:color="FFFFFF" w:sz="0"/>
@@ -299,7 +299,7 @@
             <w:tr>
               <w:tc>
                 <w:tcPr>
-                  <w:tcW w:type="dxa" w:w="3486"/>
+                  <w:tcW w:type="dxa" w:w="1200"/>
                   <w:tcBorders>
                     <w:top w:val="none" w:color="FFFFFF" w:sz="0"/>
                     <w:left w:val="none" w:color="FFFFFF" w:sz="0"/>
@@ -329,7 +329,7 @@
               </w:tc>
               <w:tc>
                 <w:tcPr>
-                  <w:tcW w:type="dxa" w:w="1337"/>
+                  <w:tcW w:type="dxa" w:w="2200"/>
                   <w:tcBorders>
                     <w:top w:val="none" w:color="FFFFFF" w:sz="0"/>
                     <w:left w:val="none" w:color="FFFFFF" w:sz="0"/>
@@ -359,7 +359,7 @@
               </w:tc>
               <w:tc>
                 <w:tcPr>
-                  <w:tcW w:type="dxa" w:w="217"/>
+                  <w:tcW w:type="dxa" w:w="200"/>
                   <w:tcBorders>
                     <w:top w:val="none" w:color="FFFFFF" w:sz="0"/>
                     <w:left w:val="none" w:color="FFFFFF" w:sz="0"/>
@@ -389,7 +389,7 @@
               </w:tc>
               <w:tc>
                 <w:tcPr>
-                  <w:tcW w:type="dxa" w:w="3960"/>
+                  <w:tcW w:type="dxa" w:w="5400"/>
                   <w:tcBorders>
                     <w:top w:val="none" w:color="FFFFFF" w:sz="0"/>
                     <w:left w:val="none" w:color="FFFFFF" w:sz="0"/>

--- a/templates/Template_Kwitansi_GU.docx
+++ b/templates/Template_Kwitansi_GU.docx
@@ -1008,7 +1008,7 @@
                       <w:b w:val="false"/>
                       <w:bCs w:val="false"/>
                     </w:rPr>
-                    <w:t xml:space="preserve">{#potongan}{jenis_pajak}</w:t>
+                    <w:t xml:space="preserve">PPN</w:t>
                   </w:r>
                 </w:p>
               </w:tc>
@@ -1068,7 +1068,559 @@
                       <w:b w:val="false"/>
                       <w:bCs w:val="false"/>
                     </w:rPr>
-                    <w:t xml:space="preserve">Rp. {nominal}{/potongan}</w:t>
+                    <w:t xml:space="preserve">Rp. {potongan_ppn}</w:t>
+                  </w:r>
+                </w:p>
+              </w:tc>
+            </w:tr>
+            <w:tr>
+              <w:tc>
+                <w:tcPr>
+                  <w:tcW w:type="dxa" w:w="2024"/>
+                  <w:tcBorders>
+                    <w:top w:val="none" w:color="FFFFFF" w:sz="0"/>
+                    <w:left w:val="none" w:color="FFFFFF" w:sz="0"/>
+                    <w:bottom w:val="none" w:color="FFFFFF" w:sz="0"/>
+                    <w:right w:val="none" w:color="FFFFFF" w:sz="0"/>
+                  </w:tcBorders>
+                  <w:tcMar>
+                    <w:top w:type="dxa" w:w="30"/>
+                    <w:left w:type="dxa" w:w="60"/>
+                    <w:bottom w:type="dxa" w:w="30"/>
+                    <w:right w:type="dxa" w:w="60"/>
+                  </w:tcMar>
+                  <w:vAlign w:val="top"/>
+                </w:tcPr>
+                <w:p>
+                  <w:pPr>
+                    <w:jc w:val="left"/>
+                  </w:pPr>
+                  <w:r>
+                    <w:rPr>
+                      <w:b w:val="false"/>
+                      <w:bCs w:val="false"/>
+                    </w:rPr>
+                    <w:t xml:space="preserve">Pajak Daerah 10%</w:t>
+                  </w:r>
+                </w:p>
+              </w:tc>
+              <w:tc>
+                <w:tcPr>
+                  <w:tcW w:type="dxa" w:w="219"/>
+                  <w:tcBorders>
+                    <w:top w:val="none" w:color="FFFFFF" w:sz="0"/>
+                    <w:left w:val="none" w:color="FFFFFF" w:sz="0"/>
+                    <w:bottom w:val="none" w:color="FFFFFF" w:sz="0"/>
+                    <w:right w:val="none" w:color="FFFFFF" w:sz="0"/>
+                  </w:tcBorders>
+                  <w:tcMar>
+                    <w:top w:type="dxa" w:w="30"/>
+                    <w:left w:type="dxa" w:w="60"/>
+                    <w:bottom w:type="dxa" w:w="30"/>
+                    <w:right w:type="dxa" w:w="60"/>
+                  </w:tcMar>
+                  <w:vAlign w:val="top"/>
+                </w:tcPr>
+                <w:p>
+                  <w:pPr>
+                    <w:jc w:val="left"/>
+                  </w:pPr>
+                  <w:r>
+                    <w:rPr>
+                      <w:b w:val="false"/>
+                      <w:bCs w:val="false"/>
+                    </w:rPr>
+                    <w:t xml:space="preserve">: </w:t>
+                  </w:r>
+                </w:p>
+              </w:tc>
+              <w:tc>
+                <w:tcPr>
+                  <w:tcW w:type="dxa" w:w="6757"/>
+                  <w:tcBorders>
+                    <w:top w:val="none" w:color="FFFFFF" w:sz="0"/>
+                    <w:left w:val="none" w:color="FFFFFF" w:sz="0"/>
+                    <w:bottom w:val="none" w:color="FFFFFF" w:sz="0"/>
+                    <w:right w:val="none" w:color="FFFFFF" w:sz="0"/>
+                  </w:tcBorders>
+                  <w:tcMar>
+                    <w:top w:type="dxa" w:w="30"/>
+                    <w:left w:type="dxa" w:w="60"/>
+                    <w:bottom w:type="dxa" w:w="30"/>
+                    <w:right w:type="dxa" w:w="60"/>
+                  </w:tcMar>
+                  <w:vAlign w:val="top"/>
+                </w:tcPr>
+                <w:p>
+                  <w:pPr>
+                    <w:jc w:val="left"/>
+                  </w:pPr>
+                  <w:r>
+                    <w:rPr>
+                      <w:b w:val="false"/>
+                      <w:bCs w:val="false"/>
+                    </w:rPr>
+                    <w:t xml:space="preserve">Rp. {potongan_pajak_daerah}</w:t>
+                  </w:r>
+                </w:p>
+              </w:tc>
+            </w:tr>
+            <w:tr>
+              <w:tc>
+                <w:tcPr>
+                  <w:tcW w:type="dxa" w:w="2024"/>
+                  <w:tcBorders>
+                    <w:top w:val="none" w:color="FFFFFF" w:sz="0"/>
+                    <w:left w:val="none" w:color="FFFFFF" w:sz="0"/>
+                    <w:bottom w:val="none" w:color="FFFFFF" w:sz="0"/>
+                    <w:right w:val="none" w:color="FFFFFF" w:sz="0"/>
+                  </w:tcBorders>
+                  <w:tcMar>
+                    <w:top w:type="dxa" w:w="30"/>
+                    <w:left w:type="dxa" w:w="60"/>
+                    <w:bottom w:type="dxa" w:w="30"/>
+                    <w:right w:type="dxa" w:w="60"/>
+                  </w:tcMar>
+                  <w:vAlign w:val="top"/>
+                </w:tcPr>
+                <w:p>
+                  <w:pPr>
+                    <w:jc w:val="left"/>
+                  </w:pPr>
+                  <w:r>
+                    <w:rPr>
+                      <w:b w:val="false"/>
+                      <w:bCs w:val="false"/>
+                    </w:rPr>
+                    <w:t xml:space="preserve">PPh 21 0,5%</w:t>
+                  </w:r>
+                </w:p>
+              </w:tc>
+              <w:tc>
+                <w:tcPr>
+                  <w:tcW w:type="dxa" w:w="219"/>
+                  <w:tcBorders>
+                    <w:top w:val="none" w:color="FFFFFF" w:sz="0"/>
+                    <w:left w:val="none" w:color="FFFFFF" w:sz="0"/>
+                    <w:bottom w:val="none" w:color="FFFFFF" w:sz="0"/>
+                    <w:right w:val="none" w:color="FFFFFF" w:sz="0"/>
+                  </w:tcBorders>
+                  <w:tcMar>
+                    <w:top w:type="dxa" w:w="30"/>
+                    <w:left w:type="dxa" w:w="60"/>
+                    <w:bottom w:type="dxa" w:w="30"/>
+                    <w:right w:type="dxa" w:w="60"/>
+                  </w:tcMar>
+                  <w:vAlign w:val="top"/>
+                </w:tcPr>
+                <w:p>
+                  <w:pPr>
+                    <w:jc w:val="left"/>
+                  </w:pPr>
+                  <w:r>
+                    <w:rPr>
+                      <w:b w:val="false"/>
+                      <w:bCs w:val="false"/>
+                    </w:rPr>
+                    <w:t xml:space="preserve">: </w:t>
+                  </w:r>
+                </w:p>
+              </w:tc>
+              <w:tc>
+                <w:tcPr>
+                  <w:tcW w:type="dxa" w:w="6757"/>
+                  <w:tcBorders>
+                    <w:top w:val="none" w:color="FFFFFF" w:sz="0"/>
+                    <w:left w:val="none" w:color="FFFFFF" w:sz="0"/>
+                    <w:bottom w:val="none" w:color="FFFFFF" w:sz="0"/>
+                    <w:right w:val="none" w:color="FFFFFF" w:sz="0"/>
+                  </w:tcBorders>
+                  <w:tcMar>
+                    <w:top w:type="dxa" w:w="30"/>
+                    <w:left w:type="dxa" w:w="60"/>
+                    <w:bottom w:type="dxa" w:w="30"/>
+                    <w:right w:type="dxa" w:w="60"/>
+                  </w:tcMar>
+                  <w:vAlign w:val="top"/>
+                </w:tcPr>
+                <w:p>
+                  <w:pPr>
+                    <w:jc w:val="left"/>
+                  </w:pPr>
+                  <w:r>
+                    <w:rPr>
+                      <w:b w:val="false"/>
+                      <w:bCs w:val="false"/>
+                    </w:rPr>
+                    <w:t xml:space="preserve">Rp. {potongan_pph21_05}</w:t>
+                  </w:r>
+                </w:p>
+              </w:tc>
+            </w:tr>
+            <w:tr>
+              <w:tc>
+                <w:tcPr>
+                  <w:tcW w:type="dxa" w:w="2024"/>
+                  <w:tcBorders>
+                    <w:top w:val="none" w:color="FFFFFF" w:sz="0"/>
+                    <w:left w:val="none" w:color="FFFFFF" w:sz="0"/>
+                    <w:bottom w:val="none" w:color="FFFFFF" w:sz="0"/>
+                    <w:right w:val="none" w:color="FFFFFF" w:sz="0"/>
+                  </w:tcBorders>
+                  <w:tcMar>
+                    <w:top w:type="dxa" w:w="30"/>
+                    <w:left w:type="dxa" w:w="60"/>
+                    <w:bottom w:type="dxa" w:w="30"/>
+                    <w:right w:type="dxa" w:w="60"/>
+                  </w:tcMar>
+                  <w:vAlign w:val="top"/>
+                </w:tcPr>
+                <w:p>
+                  <w:pPr>
+                    <w:jc w:val="left"/>
+                  </w:pPr>
+                  <w:r>
+                    <w:rPr>
+                      <w:b w:val="false"/>
+                      <w:bCs w:val="false"/>
+                    </w:rPr>
+                    <w:t xml:space="preserve">PPh 21 2,5%</w:t>
+                  </w:r>
+                </w:p>
+              </w:tc>
+              <w:tc>
+                <w:tcPr>
+                  <w:tcW w:type="dxa" w:w="219"/>
+                  <w:tcBorders>
+                    <w:top w:val="none" w:color="FFFFFF" w:sz="0"/>
+                    <w:left w:val="none" w:color="FFFFFF" w:sz="0"/>
+                    <w:bottom w:val="none" w:color="FFFFFF" w:sz="0"/>
+                    <w:right w:val="none" w:color="FFFFFF" w:sz="0"/>
+                  </w:tcBorders>
+                  <w:tcMar>
+                    <w:top w:type="dxa" w:w="30"/>
+                    <w:left w:type="dxa" w:w="60"/>
+                    <w:bottom w:type="dxa" w:w="30"/>
+                    <w:right w:type="dxa" w:w="60"/>
+                  </w:tcMar>
+                  <w:vAlign w:val="top"/>
+                </w:tcPr>
+                <w:p>
+                  <w:pPr>
+                    <w:jc w:val="left"/>
+                  </w:pPr>
+                  <w:r>
+                    <w:rPr>
+                      <w:b w:val="false"/>
+                      <w:bCs w:val="false"/>
+                    </w:rPr>
+                    <w:t xml:space="preserve">: </w:t>
+                  </w:r>
+                </w:p>
+              </w:tc>
+              <w:tc>
+                <w:tcPr>
+                  <w:tcW w:type="dxa" w:w="6757"/>
+                  <w:tcBorders>
+                    <w:top w:val="none" w:color="FFFFFF" w:sz="0"/>
+                    <w:left w:val="none" w:color="FFFFFF" w:sz="0"/>
+                    <w:bottom w:val="none" w:color="FFFFFF" w:sz="0"/>
+                    <w:right w:val="none" w:color="FFFFFF" w:sz="0"/>
+                  </w:tcBorders>
+                  <w:tcMar>
+                    <w:top w:type="dxa" w:w="30"/>
+                    <w:left w:type="dxa" w:w="60"/>
+                    <w:bottom w:type="dxa" w:w="30"/>
+                    <w:right w:type="dxa" w:w="60"/>
+                  </w:tcMar>
+                  <w:vAlign w:val="top"/>
+                </w:tcPr>
+                <w:p>
+                  <w:pPr>
+                    <w:jc w:val="left"/>
+                  </w:pPr>
+                  <w:r>
+                    <w:rPr>
+                      <w:b w:val="false"/>
+                      <w:bCs w:val="false"/>
+                    </w:rPr>
+                    <w:t xml:space="preserve">Rp. {potongan_pph21_25}</w:t>
+                  </w:r>
+                </w:p>
+              </w:tc>
+            </w:tr>
+            <w:tr>
+              <w:tc>
+                <w:tcPr>
+                  <w:tcW w:type="dxa" w:w="2024"/>
+                  <w:tcBorders>
+                    <w:top w:val="none" w:color="FFFFFF" w:sz="0"/>
+                    <w:left w:val="none" w:color="FFFFFF" w:sz="0"/>
+                    <w:bottom w:val="none" w:color="FFFFFF" w:sz="0"/>
+                    <w:right w:val="none" w:color="FFFFFF" w:sz="0"/>
+                  </w:tcBorders>
+                  <w:tcMar>
+                    <w:top w:type="dxa" w:w="30"/>
+                    <w:left w:type="dxa" w:w="60"/>
+                    <w:bottom w:type="dxa" w:w="30"/>
+                    <w:right w:type="dxa" w:w="60"/>
+                  </w:tcMar>
+                  <w:vAlign w:val="top"/>
+                </w:tcPr>
+                <w:p>
+                  <w:pPr>
+                    <w:jc w:val="left"/>
+                  </w:pPr>
+                  <w:r>
+                    <w:rPr>
+                      <w:b w:val="false"/>
+                      <w:bCs w:val="false"/>
+                    </w:rPr>
+                    <w:t xml:space="preserve">PPh 22 1,5%</w:t>
+                  </w:r>
+                </w:p>
+              </w:tc>
+              <w:tc>
+                <w:tcPr>
+                  <w:tcW w:type="dxa" w:w="219"/>
+                  <w:tcBorders>
+                    <w:top w:val="none" w:color="FFFFFF" w:sz="0"/>
+                    <w:left w:val="none" w:color="FFFFFF" w:sz="0"/>
+                    <w:bottom w:val="none" w:color="FFFFFF" w:sz="0"/>
+                    <w:right w:val="none" w:color="FFFFFF" w:sz="0"/>
+                  </w:tcBorders>
+                  <w:tcMar>
+                    <w:top w:type="dxa" w:w="30"/>
+                    <w:left w:type="dxa" w:w="60"/>
+                    <w:bottom w:type="dxa" w:w="30"/>
+                    <w:right w:type="dxa" w:w="60"/>
+                  </w:tcMar>
+                  <w:vAlign w:val="top"/>
+                </w:tcPr>
+                <w:p>
+                  <w:pPr>
+                    <w:jc w:val="left"/>
+                  </w:pPr>
+                  <w:r>
+                    <w:rPr>
+                      <w:b w:val="false"/>
+                      <w:bCs w:val="false"/>
+                    </w:rPr>
+                    <w:t xml:space="preserve">: </w:t>
+                  </w:r>
+                </w:p>
+              </w:tc>
+              <w:tc>
+                <w:tcPr>
+                  <w:tcW w:type="dxa" w:w="6757"/>
+                  <w:tcBorders>
+                    <w:top w:val="none" w:color="FFFFFF" w:sz="0"/>
+                    <w:left w:val="none" w:color="FFFFFF" w:sz="0"/>
+                    <w:bottom w:val="none" w:color="FFFFFF" w:sz="0"/>
+                    <w:right w:val="none" w:color="FFFFFF" w:sz="0"/>
+                  </w:tcBorders>
+                  <w:tcMar>
+                    <w:top w:type="dxa" w:w="30"/>
+                    <w:left w:type="dxa" w:w="60"/>
+                    <w:bottom w:type="dxa" w:w="30"/>
+                    <w:right w:type="dxa" w:w="60"/>
+                  </w:tcMar>
+                  <w:vAlign w:val="top"/>
+                </w:tcPr>
+                <w:p>
+                  <w:pPr>
+                    <w:jc w:val="left"/>
+                  </w:pPr>
+                  <w:r>
+                    <w:rPr>
+                      <w:b w:val="false"/>
+                      <w:bCs w:val="false"/>
+                    </w:rPr>
+                    <w:t xml:space="preserve">Rp. {potongan_pph22_15}</w:t>
+                  </w:r>
+                </w:p>
+              </w:tc>
+            </w:tr>
+            <w:tr>
+              <w:tc>
+                <w:tcPr>
+                  <w:tcW w:type="dxa" w:w="2024"/>
+                  <w:tcBorders>
+                    <w:top w:val="none" w:color="FFFFFF" w:sz="0"/>
+                    <w:left w:val="none" w:color="FFFFFF" w:sz="0"/>
+                    <w:bottom w:val="none" w:color="FFFFFF" w:sz="0"/>
+                    <w:right w:val="none" w:color="FFFFFF" w:sz="0"/>
+                  </w:tcBorders>
+                  <w:tcMar>
+                    <w:top w:type="dxa" w:w="30"/>
+                    <w:left w:type="dxa" w:w="60"/>
+                    <w:bottom w:type="dxa" w:w="30"/>
+                    <w:right w:type="dxa" w:w="60"/>
+                  </w:tcMar>
+                  <w:vAlign w:val="top"/>
+                </w:tcPr>
+                <w:p>
+                  <w:pPr>
+                    <w:jc w:val="left"/>
+                  </w:pPr>
+                  <w:r>
+                    <w:rPr>
+                      <w:b w:val="false"/>
+                      <w:bCs w:val="false"/>
+                    </w:rPr>
+                    <w:t xml:space="preserve">PPh 23 2%</w:t>
+                  </w:r>
+                </w:p>
+              </w:tc>
+              <w:tc>
+                <w:tcPr>
+                  <w:tcW w:type="dxa" w:w="219"/>
+                  <w:tcBorders>
+                    <w:top w:val="none" w:color="FFFFFF" w:sz="0"/>
+                    <w:left w:val="none" w:color="FFFFFF" w:sz="0"/>
+                    <w:bottom w:val="none" w:color="FFFFFF" w:sz="0"/>
+                    <w:right w:val="none" w:color="FFFFFF" w:sz="0"/>
+                  </w:tcBorders>
+                  <w:tcMar>
+                    <w:top w:type="dxa" w:w="30"/>
+                    <w:left w:type="dxa" w:w="60"/>
+                    <w:bottom w:type="dxa" w:w="30"/>
+                    <w:right w:type="dxa" w:w="60"/>
+                  </w:tcMar>
+                  <w:vAlign w:val="top"/>
+                </w:tcPr>
+                <w:p>
+                  <w:pPr>
+                    <w:jc w:val="left"/>
+                  </w:pPr>
+                  <w:r>
+                    <w:rPr>
+                      <w:b w:val="false"/>
+                      <w:bCs w:val="false"/>
+                    </w:rPr>
+                    <w:t xml:space="preserve">: </w:t>
+                  </w:r>
+                </w:p>
+              </w:tc>
+              <w:tc>
+                <w:tcPr>
+                  <w:tcW w:type="dxa" w:w="6757"/>
+                  <w:tcBorders>
+                    <w:top w:val="none" w:color="FFFFFF" w:sz="0"/>
+                    <w:left w:val="none" w:color="FFFFFF" w:sz="0"/>
+                    <w:bottom w:val="none" w:color="FFFFFF" w:sz="0"/>
+                    <w:right w:val="none" w:color="FFFFFF" w:sz="0"/>
+                  </w:tcBorders>
+                  <w:tcMar>
+                    <w:top w:type="dxa" w:w="30"/>
+                    <w:left w:type="dxa" w:w="60"/>
+                    <w:bottom w:type="dxa" w:w="30"/>
+                    <w:right w:type="dxa" w:w="60"/>
+                  </w:tcMar>
+                  <w:vAlign w:val="top"/>
+                </w:tcPr>
+                <w:p>
+                  <w:pPr>
+                    <w:jc w:val="left"/>
+                  </w:pPr>
+                  <w:r>
+                    <w:rPr>
+                      <w:b w:val="false"/>
+                      <w:bCs w:val="false"/>
+                    </w:rPr>
+                    <w:t xml:space="preserve">Rp. {potongan_pph23_2}</w:t>
+                  </w:r>
+                </w:p>
+              </w:tc>
+            </w:tr>
+            <w:tr>
+              <w:tc>
+                <w:tcPr>
+                  <w:tcW w:type="dxa" w:w="2024"/>
+                  <w:tcBorders>
+                    <w:top w:val="none" w:color="FFFFFF" w:sz="0"/>
+                    <w:left w:val="none" w:color="FFFFFF" w:sz="0"/>
+                    <w:bottom w:val="none" w:color="FFFFFF" w:sz="0"/>
+                    <w:right w:val="none" w:color="FFFFFF" w:sz="0"/>
+                  </w:tcBorders>
+                  <w:tcMar>
+                    <w:top w:type="dxa" w:w="30"/>
+                    <w:left w:type="dxa" w:w="60"/>
+                    <w:bottom w:type="dxa" w:w="30"/>
+                    <w:right w:type="dxa" w:w="60"/>
+                  </w:tcMar>
+                  <w:vAlign w:val="top"/>
+                </w:tcPr>
+                <w:p>
+                  <w:pPr>
+                    <w:jc w:val="left"/>
+                  </w:pPr>
+                  <w:r>
+                    <w:rPr>
+                      <w:b w:val="false"/>
+                      <w:bCs w:val="false"/>
+                    </w:rPr>
+                    <w:t xml:space="preserve">{#potongan_lainnya}{jenis_pajak}</w:t>
+                  </w:r>
+                </w:p>
+              </w:tc>
+              <w:tc>
+                <w:tcPr>
+                  <w:tcW w:type="dxa" w:w="219"/>
+                  <w:tcBorders>
+                    <w:top w:val="none" w:color="FFFFFF" w:sz="0"/>
+                    <w:left w:val="none" w:color="FFFFFF" w:sz="0"/>
+                    <w:bottom w:val="none" w:color="FFFFFF" w:sz="0"/>
+                    <w:right w:val="none" w:color="FFFFFF" w:sz="0"/>
+                  </w:tcBorders>
+                  <w:tcMar>
+                    <w:top w:type="dxa" w:w="30"/>
+                    <w:left w:type="dxa" w:w="60"/>
+                    <w:bottom w:type="dxa" w:w="30"/>
+                    <w:right w:type="dxa" w:w="60"/>
+                  </w:tcMar>
+                  <w:vAlign w:val="top"/>
+                </w:tcPr>
+                <w:p>
+                  <w:pPr>
+                    <w:jc w:val="left"/>
+                  </w:pPr>
+                  <w:r>
+                    <w:rPr>
+                      <w:b w:val="false"/>
+                      <w:bCs w:val="false"/>
+                    </w:rPr>
+                    <w:t xml:space="preserve">: </w:t>
+                  </w:r>
+                </w:p>
+              </w:tc>
+              <w:tc>
+                <w:tcPr>
+                  <w:tcW w:type="dxa" w:w="6757"/>
+                  <w:tcBorders>
+                    <w:top w:val="none" w:color="FFFFFF" w:sz="0"/>
+                    <w:left w:val="none" w:color="FFFFFF" w:sz="0"/>
+                    <w:bottom w:val="none" w:color="FFFFFF" w:sz="0"/>
+                    <w:right w:val="none" w:color="FFFFFF" w:sz="0"/>
+                  </w:tcBorders>
+                  <w:tcMar>
+                    <w:top w:type="dxa" w:w="30"/>
+                    <w:left w:type="dxa" w:w="60"/>
+                    <w:bottom w:type="dxa" w:w="30"/>
+                    <w:right w:type="dxa" w:w="60"/>
+                  </w:tcMar>
+                  <w:vAlign w:val="top"/>
+                </w:tcPr>
+                <w:p>
+                  <w:pPr>
+                    <w:jc w:val="left"/>
+                  </w:pPr>
+                  <w:r>
+                    <w:rPr>
+                      <w:b w:val="false"/>
+                      <w:bCs w:val="false"/>
+                    </w:rPr>
+                    <w:t xml:space="preserve">Rp. {nominal}{/potongan_lainnya}</w:t>
                   </w:r>
                 </w:p>
               </w:tc>

--- a/templates/Template_Kwitansi_GU.docx
+++ b/templates/Template_Kwitansi_GU.docx
@@ -47,37 +47,39 @@
               </w:tblBorders>
             </w:tblPr>
             <w:tblGrid>
-              <w:gridCol w:w="1200"/>
-              <w:gridCol w:w="2200"/>
-              <w:gridCol w:w="200"/>
-              <w:gridCol w:w="5400"/>
+              <w:gridCol w:w="2750"/>
+              <w:gridCol w:w="1700"/>
+              <w:gridCol w:w="250"/>
+              <w:gridCol w:w="4300"/>
             </w:tblGrid>
             <w:tr>
               <w:tc>
                 <w:tcPr>
-                  <w:tcW w:type="dxa" w:w="1200"/>
-                  <w:tcBorders>
-                    <w:top w:val="none" w:color="FFFFFF" w:sz="0"/>
-                    <w:left w:val="none" w:color="FFFFFF" w:sz="0"/>
-                    <w:bottom w:val="none" w:color="FFFFFF" w:sz="0"/>
-                    <w:right w:val="none" w:color="FFFFFF" w:sz="0"/>
-                  </w:tcBorders>
-                  <w:tcMar>
-                    <w:top w:type="dxa" w:w="30"/>
-                    <w:left w:type="dxa" w:w="60"/>
-                    <w:bottom w:type="dxa" w:w="30"/>
-                    <w:right w:type="dxa" w:w="60"/>
-                  </w:tcMar>
-                  <w:vAlign w:val="top"/>
-                </w:tcPr>
-                <w:p>
-                  <w:pPr>
-                    <w:jc w:val="left"/>
-                  </w:pPr>
-                  <w:r>
-                    <w:rPr>
-                      <w:b w:val="false"/>
-                      <w:bCs w:val="false"/>
+                  <w:tcW w:type="dxa" w:w="2750"/>
+                  <w:tcBorders>
+                    <w:top w:val="none" w:color="FFFFFF" w:sz="0"/>
+                    <w:left w:val="none" w:color="FFFFFF" w:sz="0"/>
+                    <w:bottom w:val="none" w:color="FFFFFF" w:sz="0"/>
+                    <w:right w:val="none" w:color="FFFFFF" w:sz="0"/>
+                  </w:tcBorders>
+                  <w:tcMar>
+                    <w:top w:type="dxa" w:w="30"/>
+                    <w:left w:type="dxa" w:w="60"/>
+                    <w:bottom w:type="dxa" w:w="30"/>
+                    <w:right w:type="dxa" w:w="60"/>
+                  </w:tcMar>
+                  <w:vAlign w:val="top"/>
+                </w:tcPr>
+                <w:p>
+                  <w:pPr>
+                    <w:jc w:val="left"/>
+                  </w:pPr>
+                  <w:r>
+                    <w:rPr>
+                      <w:b w:val="false"/>
+                      <w:bCs w:val="false"/>
+                      <w:sz w:val="18"/>
+                      <w:szCs w:val="18"/>
                     </w:rPr>
                     <w:t xml:space="preserve"/>
                   </w:r>
@@ -85,29 +87,31 @@
               </w:tc>
               <w:tc>
                 <w:tcPr>
-                  <w:tcW w:type="dxa" w:w="2200"/>
-                  <w:tcBorders>
-                    <w:top w:val="none" w:color="FFFFFF" w:sz="0"/>
-                    <w:left w:val="none" w:color="FFFFFF" w:sz="0"/>
-                    <w:bottom w:val="none" w:color="FFFFFF" w:sz="0"/>
-                    <w:right w:val="none" w:color="FFFFFF" w:sz="0"/>
-                  </w:tcBorders>
-                  <w:tcMar>
-                    <w:top w:type="dxa" w:w="30"/>
-                    <w:left w:type="dxa" w:w="60"/>
-                    <w:bottom w:type="dxa" w:w="30"/>
-                    <w:right w:type="dxa" w:w="60"/>
-                  </w:tcMar>
-                  <w:vAlign w:val="top"/>
-                </w:tcPr>
-                <w:p>
-                  <w:pPr>
-                    <w:jc w:val="left"/>
-                  </w:pPr>
-                  <w:r>
-                    <w:rPr>
-                      <w:b w:val="false"/>
-                      <w:bCs w:val="false"/>
+                  <w:tcW w:type="dxa" w:w="1700"/>
+                  <w:tcBorders>
+                    <w:top w:val="none" w:color="FFFFFF" w:sz="0"/>
+                    <w:left w:val="none" w:color="FFFFFF" w:sz="0"/>
+                    <w:bottom w:val="none" w:color="FFFFFF" w:sz="0"/>
+                    <w:right w:val="none" w:color="FFFFFF" w:sz="0"/>
+                  </w:tcBorders>
+                  <w:tcMar>
+                    <w:top w:type="dxa" w:w="30"/>
+                    <w:left w:type="dxa" w:w="60"/>
+                    <w:bottom w:type="dxa" w:w="30"/>
+                    <w:right w:type="dxa" w:w="60"/>
+                  </w:tcMar>
+                  <w:vAlign w:val="top"/>
+                </w:tcPr>
+                <w:p>
+                  <w:pPr>
+                    <w:jc w:val="left"/>
+                  </w:pPr>
+                  <w:r>
+                    <w:rPr>
+                      <w:b w:val="false"/>
+                      <w:bCs w:val="false"/>
+                      <w:sz w:val="18"/>
+                      <w:szCs w:val="18"/>
                     </w:rPr>
                     <w:t xml:space="preserve">TA</w:t>
                   </w:r>
@@ -115,29 +119,31 @@
               </w:tc>
               <w:tc>
                 <w:tcPr>
-                  <w:tcW w:type="dxa" w:w="200"/>
-                  <w:tcBorders>
-                    <w:top w:val="none" w:color="FFFFFF" w:sz="0"/>
-                    <w:left w:val="none" w:color="FFFFFF" w:sz="0"/>
-                    <w:bottom w:val="none" w:color="FFFFFF" w:sz="0"/>
-                    <w:right w:val="none" w:color="FFFFFF" w:sz="0"/>
-                  </w:tcBorders>
-                  <w:tcMar>
-                    <w:top w:type="dxa" w:w="30"/>
-                    <w:left w:type="dxa" w:w="60"/>
-                    <w:bottom w:type="dxa" w:w="30"/>
-                    <w:right w:type="dxa" w:w="60"/>
-                  </w:tcMar>
-                  <w:vAlign w:val="top"/>
-                </w:tcPr>
-                <w:p>
-                  <w:pPr>
-                    <w:jc w:val="left"/>
-                  </w:pPr>
-                  <w:r>
-                    <w:rPr>
-                      <w:b w:val="false"/>
-                      <w:bCs w:val="false"/>
+                  <w:tcW w:type="dxa" w:w="250"/>
+                  <w:tcBorders>
+                    <w:top w:val="none" w:color="FFFFFF" w:sz="0"/>
+                    <w:left w:val="none" w:color="FFFFFF" w:sz="0"/>
+                    <w:bottom w:val="none" w:color="FFFFFF" w:sz="0"/>
+                    <w:right w:val="none" w:color="FFFFFF" w:sz="0"/>
+                  </w:tcBorders>
+                  <w:tcMar>
+                    <w:top w:type="dxa" w:w="30"/>
+                    <w:left w:type="dxa" w:w="60"/>
+                    <w:bottom w:type="dxa" w:w="30"/>
+                    <w:right w:type="dxa" w:w="60"/>
+                  </w:tcMar>
+                  <w:vAlign w:val="top"/>
+                </w:tcPr>
+                <w:p>
+                  <w:pPr>
+                    <w:jc w:val="left"/>
+                  </w:pPr>
+                  <w:r>
+                    <w:rPr>
+                      <w:b w:val="false"/>
+                      <w:bCs w:val="false"/>
+                      <w:sz w:val="18"/>
+                      <w:szCs w:val="18"/>
                     </w:rPr>
                     <w:t xml:space="preserve">: </w:t>
                   </w:r>
@@ -145,29 +151,31 @@
               </w:tc>
               <w:tc>
                 <w:tcPr>
-                  <w:tcW w:type="dxa" w:w="5400"/>
-                  <w:tcBorders>
-                    <w:top w:val="none" w:color="FFFFFF" w:sz="0"/>
-                    <w:left w:val="none" w:color="FFFFFF" w:sz="0"/>
-                    <w:bottom w:val="none" w:color="FFFFFF" w:sz="0"/>
-                    <w:right w:val="none" w:color="FFFFFF" w:sz="0"/>
-                  </w:tcBorders>
-                  <w:tcMar>
-                    <w:top w:type="dxa" w:w="30"/>
-                    <w:left w:type="dxa" w:w="60"/>
-                    <w:bottom w:type="dxa" w:w="30"/>
-                    <w:right w:type="dxa" w:w="60"/>
-                  </w:tcMar>
-                  <w:vAlign w:val="top"/>
-                </w:tcPr>
-                <w:p>
-                  <w:pPr>
-                    <w:jc w:val="left"/>
-                  </w:pPr>
-                  <w:r>
-                    <w:rPr>
-                      <w:b w:val="false"/>
-                      <w:bCs w:val="false"/>
+                  <w:tcW w:type="dxa" w:w="4300"/>
+                  <w:tcBorders>
+                    <w:top w:val="none" w:color="FFFFFF" w:sz="0"/>
+                    <w:left w:val="none" w:color="FFFFFF" w:sz="0"/>
+                    <w:bottom w:val="none" w:color="FFFFFF" w:sz="0"/>
+                    <w:right w:val="none" w:color="FFFFFF" w:sz="0"/>
+                  </w:tcBorders>
+                  <w:tcMar>
+                    <w:top w:type="dxa" w:w="30"/>
+                    <w:left w:type="dxa" w:w="60"/>
+                    <w:bottom w:type="dxa" w:w="30"/>
+                    <w:right w:type="dxa" w:w="60"/>
+                  </w:tcMar>
+                  <w:vAlign w:val="top"/>
+                </w:tcPr>
+                <w:p>
+                  <w:pPr>
+                    <w:jc w:val="left"/>
+                  </w:pPr>
+                  <w:r>
+                    <w:rPr>
+                      <w:b w:val="false"/>
+                      <w:bCs w:val="false"/>
+                      <w:sz w:val="18"/>
+                      <w:szCs w:val="18"/>
                     </w:rPr>
                     <w:t xml:space="preserve">{tahun_anggaran}</w:t>
                   </w:r>
@@ -177,29 +185,31 @@
             <w:tr>
               <w:tc>
                 <w:tcPr>
-                  <w:tcW w:type="dxa" w:w="1200"/>
-                  <w:tcBorders>
-                    <w:top w:val="none" w:color="FFFFFF" w:sz="0"/>
-                    <w:left w:val="none" w:color="FFFFFF" w:sz="0"/>
-                    <w:bottom w:val="none" w:color="FFFFFF" w:sz="0"/>
-                    <w:right w:val="none" w:color="FFFFFF" w:sz="0"/>
-                  </w:tcBorders>
-                  <w:tcMar>
-                    <w:top w:type="dxa" w:w="30"/>
-                    <w:left w:type="dxa" w:w="60"/>
-                    <w:bottom w:type="dxa" w:w="30"/>
-                    <w:right w:type="dxa" w:w="60"/>
-                  </w:tcMar>
-                  <w:vAlign w:val="top"/>
-                </w:tcPr>
-                <w:p>
-                  <w:pPr>
-                    <w:jc w:val="left"/>
-                  </w:pPr>
-                  <w:r>
-                    <w:rPr>
-                      <w:b w:val="false"/>
-                      <w:bCs w:val="false"/>
+                  <w:tcW w:type="dxa" w:w="2750"/>
+                  <w:tcBorders>
+                    <w:top w:val="none" w:color="FFFFFF" w:sz="0"/>
+                    <w:left w:val="none" w:color="FFFFFF" w:sz="0"/>
+                    <w:bottom w:val="none" w:color="FFFFFF" w:sz="0"/>
+                    <w:right w:val="none" w:color="FFFFFF" w:sz="0"/>
+                  </w:tcBorders>
+                  <w:tcMar>
+                    <w:top w:type="dxa" w:w="30"/>
+                    <w:left w:type="dxa" w:w="60"/>
+                    <w:bottom w:type="dxa" w:w="30"/>
+                    <w:right w:type="dxa" w:w="60"/>
+                  </w:tcMar>
+                  <w:vAlign w:val="top"/>
+                </w:tcPr>
+                <w:p>
+                  <w:pPr>
+                    <w:jc w:val="left"/>
+                  </w:pPr>
+                  <w:r>
+                    <w:rPr>
+                      <w:b w:val="false"/>
+                      <w:bCs w:val="false"/>
+                      <w:sz w:val="18"/>
+                      <w:szCs w:val="18"/>
                     </w:rPr>
                     <w:t xml:space="preserve"/>
                   </w:r>
@@ -207,29 +217,31 @@
               </w:tc>
               <w:tc>
                 <w:tcPr>
-                  <w:tcW w:type="dxa" w:w="2200"/>
-                  <w:tcBorders>
-                    <w:top w:val="none" w:color="FFFFFF" w:sz="0"/>
-                    <w:left w:val="none" w:color="FFFFFF" w:sz="0"/>
-                    <w:bottom w:val="none" w:color="FFFFFF" w:sz="0"/>
-                    <w:right w:val="none" w:color="FFFFFF" w:sz="0"/>
-                  </w:tcBorders>
-                  <w:tcMar>
-                    <w:top w:type="dxa" w:w="30"/>
-                    <w:left w:type="dxa" w:w="60"/>
-                    <w:bottom w:type="dxa" w:w="30"/>
-                    <w:right w:type="dxa" w:w="60"/>
-                  </w:tcMar>
-                  <w:vAlign w:val="top"/>
-                </w:tcPr>
-                <w:p>
-                  <w:pPr>
-                    <w:jc w:val="left"/>
-                  </w:pPr>
-                  <w:r>
-                    <w:rPr>
-                      <w:b w:val="false"/>
-                      <w:bCs w:val="false"/>
+                  <w:tcW w:type="dxa" w:w="1700"/>
+                  <w:tcBorders>
+                    <w:top w:val="none" w:color="FFFFFF" w:sz="0"/>
+                    <w:left w:val="none" w:color="FFFFFF" w:sz="0"/>
+                    <w:bottom w:val="none" w:color="FFFFFF" w:sz="0"/>
+                    <w:right w:val="none" w:color="FFFFFF" w:sz="0"/>
+                  </w:tcBorders>
+                  <w:tcMar>
+                    <w:top w:type="dxa" w:w="30"/>
+                    <w:left w:type="dxa" w:w="60"/>
+                    <w:bottom w:type="dxa" w:w="30"/>
+                    <w:right w:type="dxa" w:w="60"/>
+                  </w:tcMar>
+                  <w:vAlign w:val="top"/>
+                </w:tcPr>
+                <w:p>
+                  <w:pPr>
+                    <w:jc w:val="left"/>
+                  </w:pPr>
+                  <w:r>
+                    <w:rPr>
+                      <w:b w:val="false"/>
+                      <w:bCs w:val="false"/>
+                      <w:sz w:val="18"/>
+                      <w:szCs w:val="18"/>
                     </w:rPr>
                     <w:t xml:space="preserve">Nomor Bukti</w:t>
                   </w:r>
@@ -237,29 +249,31 @@
               </w:tc>
               <w:tc>
                 <w:tcPr>
-                  <w:tcW w:type="dxa" w:w="200"/>
-                  <w:tcBorders>
-                    <w:top w:val="none" w:color="FFFFFF" w:sz="0"/>
-                    <w:left w:val="none" w:color="FFFFFF" w:sz="0"/>
-                    <w:bottom w:val="none" w:color="FFFFFF" w:sz="0"/>
-                    <w:right w:val="none" w:color="FFFFFF" w:sz="0"/>
-                  </w:tcBorders>
-                  <w:tcMar>
-                    <w:top w:type="dxa" w:w="30"/>
-                    <w:left w:type="dxa" w:w="60"/>
-                    <w:bottom w:type="dxa" w:w="30"/>
-                    <w:right w:type="dxa" w:w="60"/>
-                  </w:tcMar>
-                  <w:vAlign w:val="top"/>
-                </w:tcPr>
-                <w:p>
-                  <w:pPr>
-                    <w:jc w:val="left"/>
-                  </w:pPr>
-                  <w:r>
-                    <w:rPr>
-                      <w:b w:val="false"/>
-                      <w:bCs w:val="false"/>
+                  <w:tcW w:type="dxa" w:w="250"/>
+                  <w:tcBorders>
+                    <w:top w:val="none" w:color="FFFFFF" w:sz="0"/>
+                    <w:left w:val="none" w:color="FFFFFF" w:sz="0"/>
+                    <w:bottom w:val="none" w:color="FFFFFF" w:sz="0"/>
+                    <w:right w:val="none" w:color="FFFFFF" w:sz="0"/>
+                  </w:tcBorders>
+                  <w:tcMar>
+                    <w:top w:type="dxa" w:w="30"/>
+                    <w:left w:type="dxa" w:w="60"/>
+                    <w:bottom w:type="dxa" w:w="30"/>
+                    <w:right w:type="dxa" w:w="60"/>
+                  </w:tcMar>
+                  <w:vAlign w:val="top"/>
+                </w:tcPr>
+                <w:p>
+                  <w:pPr>
+                    <w:jc w:val="left"/>
+                  </w:pPr>
+                  <w:r>
+                    <w:rPr>
+                      <w:b w:val="false"/>
+                      <w:bCs w:val="false"/>
+                      <w:sz w:val="18"/>
+                      <w:szCs w:val="18"/>
                     </w:rPr>
                     <w:t xml:space="preserve">: </w:t>
                   </w:r>
@@ -267,31 +281,33 @@
               </w:tc>
               <w:tc>
                 <w:tcPr>
-                  <w:tcW w:type="dxa" w:w="5400"/>
-                  <w:tcBorders>
-                    <w:top w:val="none" w:color="FFFFFF" w:sz="0"/>
-                    <w:left w:val="none" w:color="FFFFFF" w:sz="0"/>
-                    <w:bottom w:val="none" w:color="FFFFFF" w:sz="0"/>
-                    <w:right w:val="none" w:color="FFFFFF" w:sz="0"/>
-                  </w:tcBorders>
-                  <w:tcMar>
-                    <w:top w:type="dxa" w:w="30"/>
-                    <w:left w:type="dxa" w:w="60"/>
-                    <w:bottom w:type="dxa" w:w="30"/>
-                    <w:right w:type="dxa" w:w="60"/>
-                  </w:tcMar>
-                  <w:vAlign w:val="top"/>
-                </w:tcPr>
-                <w:p>
-                  <w:pPr>
-                    <w:jc w:val="left"/>
-                  </w:pPr>
-                  <w:r>
-                    <w:rPr>
-                      <w:b w:val="false"/>
-                      <w:bCs w:val="false"/>
-                    </w:rPr>
-                    <w:t xml:space="preserve">{nomor_bukti}</w:t>
+                  <w:tcW w:type="dxa" w:w="4300"/>
+                  <w:tcBorders>
+                    <w:top w:val="none" w:color="FFFFFF" w:sz="0"/>
+                    <w:left w:val="none" w:color="FFFFFF" w:sz="0"/>
+                    <w:bottom w:val="none" w:color="FFFFFF" w:sz="0"/>
+                    <w:right w:val="none" w:color="FFFFFF" w:sz="0"/>
+                  </w:tcBorders>
+                  <w:tcMar>
+                    <w:top w:type="dxa" w:w="30"/>
+                    <w:left w:type="dxa" w:w="60"/>
+                    <w:bottom w:type="dxa" w:w="30"/>
+                    <w:right w:type="dxa" w:w="60"/>
+                  </w:tcMar>
+                  <w:vAlign w:val="top"/>
+                </w:tcPr>
+                <w:p>
+                  <w:pPr>
+                    <w:jc w:val="left"/>
+                  </w:pPr>
+                  <w:r>
+                    <w:rPr>
+                      <w:b w:val="false"/>
+                      <w:bCs w:val="false"/>
+                      <w:sz w:val="18"/>
+                      <w:szCs w:val="18"/>
+                    </w:rPr>
+                    <w:t xml:space="preserve">-</w:t>
                   </w:r>
                 </w:p>
               </w:tc>
@@ -299,29 +315,31 @@
             <w:tr>
               <w:tc>
                 <w:tcPr>
-                  <w:tcW w:type="dxa" w:w="1200"/>
-                  <w:tcBorders>
-                    <w:top w:val="none" w:color="FFFFFF" w:sz="0"/>
-                    <w:left w:val="none" w:color="FFFFFF" w:sz="0"/>
-                    <w:bottom w:val="none" w:color="FFFFFF" w:sz="0"/>
-                    <w:right w:val="none" w:color="FFFFFF" w:sz="0"/>
-                  </w:tcBorders>
-                  <w:tcMar>
-                    <w:top w:type="dxa" w:w="30"/>
-                    <w:left w:type="dxa" w:w="60"/>
-                    <w:bottom w:type="dxa" w:w="30"/>
-                    <w:right w:type="dxa" w:w="60"/>
-                  </w:tcMar>
-                  <w:vAlign w:val="top"/>
-                </w:tcPr>
-                <w:p>
-                  <w:pPr>
-                    <w:jc w:val="left"/>
-                  </w:pPr>
-                  <w:r>
-                    <w:rPr>
-                      <w:b w:val="false"/>
-                      <w:bCs w:val="false"/>
+                  <w:tcW w:type="dxa" w:w="2750"/>
+                  <w:tcBorders>
+                    <w:top w:val="none" w:color="FFFFFF" w:sz="0"/>
+                    <w:left w:val="none" w:color="FFFFFF" w:sz="0"/>
+                    <w:bottom w:val="none" w:color="FFFFFF" w:sz="0"/>
+                    <w:right w:val="none" w:color="FFFFFF" w:sz="0"/>
+                  </w:tcBorders>
+                  <w:tcMar>
+                    <w:top w:type="dxa" w:w="30"/>
+                    <w:left w:type="dxa" w:w="60"/>
+                    <w:bottom w:type="dxa" w:w="30"/>
+                    <w:right w:type="dxa" w:w="60"/>
+                  </w:tcMar>
+                  <w:vAlign w:val="top"/>
+                </w:tcPr>
+                <w:p>
+                  <w:pPr>
+                    <w:jc w:val="left"/>
+                  </w:pPr>
+                  <w:r>
+                    <w:rPr>
+                      <w:b w:val="false"/>
+                      <w:bCs w:val="false"/>
+                      <w:sz w:val="18"/>
+                      <w:szCs w:val="18"/>
                     </w:rPr>
                     <w:t xml:space="preserve"/>
                   </w:r>
@@ -329,29 +347,31 @@
               </w:tc>
               <w:tc>
                 <w:tcPr>
-                  <w:tcW w:type="dxa" w:w="2200"/>
-                  <w:tcBorders>
-                    <w:top w:val="none" w:color="FFFFFF" w:sz="0"/>
-                    <w:left w:val="none" w:color="FFFFFF" w:sz="0"/>
-                    <w:bottom w:val="none" w:color="FFFFFF" w:sz="0"/>
-                    <w:right w:val="none" w:color="FFFFFF" w:sz="0"/>
-                  </w:tcBorders>
-                  <w:tcMar>
-                    <w:top w:type="dxa" w:w="30"/>
-                    <w:left w:type="dxa" w:w="60"/>
-                    <w:bottom w:type="dxa" w:w="30"/>
-                    <w:right w:type="dxa" w:w="60"/>
-                  </w:tcMar>
-                  <w:vAlign w:val="top"/>
-                </w:tcPr>
-                <w:p>
-                  <w:pPr>
-                    <w:jc w:val="left"/>
-                  </w:pPr>
-                  <w:r>
-                    <w:rPr>
-                      <w:b w:val="false"/>
-                      <w:bCs w:val="false"/>
+                  <w:tcW w:type="dxa" w:w="1700"/>
+                  <w:tcBorders>
+                    <w:top w:val="none" w:color="FFFFFF" w:sz="0"/>
+                    <w:left w:val="none" w:color="FFFFFF" w:sz="0"/>
+                    <w:bottom w:val="none" w:color="FFFFFF" w:sz="0"/>
+                    <w:right w:val="none" w:color="FFFFFF" w:sz="0"/>
+                  </w:tcBorders>
+                  <w:tcMar>
+                    <w:top w:type="dxa" w:w="30"/>
+                    <w:left w:type="dxa" w:w="60"/>
+                    <w:bottom w:type="dxa" w:w="30"/>
+                    <w:right w:type="dxa" w:w="60"/>
+                  </w:tcMar>
+                  <w:vAlign w:val="top"/>
+                </w:tcPr>
+                <w:p>
+                  <w:pPr>
+                    <w:jc w:val="left"/>
+                  </w:pPr>
+                  <w:r>
+                    <w:rPr>
+                      <w:b w:val="false"/>
+                      <w:bCs w:val="false"/>
+                      <w:sz w:val="18"/>
+                      <w:szCs w:val="18"/>
                     </w:rPr>
                     <w:t xml:space="preserve">Kode Rekening</w:t>
                   </w:r>
@@ -359,29 +379,31 @@
               </w:tc>
               <w:tc>
                 <w:tcPr>
-                  <w:tcW w:type="dxa" w:w="200"/>
-                  <w:tcBorders>
-                    <w:top w:val="none" w:color="FFFFFF" w:sz="0"/>
-                    <w:left w:val="none" w:color="FFFFFF" w:sz="0"/>
-                    <w:bottom w:val="none" w:color="FFFFFF" w:sz="0"/>
-                    <w:right w:val="none" w:color="FFFFFF" w:sz="0"/>
-                  </w:tcBorders>
-                  <w:tcMar>
-                    <w:top w:type="dxa" w:w="30"/>
-                    <w:left w:type="dxa" w:w="60"/>
-                    <w:bottom w:type="dxa" w:w="30"/>
-                    <w:right w:type="dxa" w:w="60"/>
-                  </w:tcMar>
-                  <w:vAlign w:val="top"/>
-                </w:tcPr>
-                <w:p>
-                  <w:pPr>
-                    <w:jc w:val="left"/>
-                  </w:pPr>
-                  <w:r>
-                    <w:rPr>
-                      <w:b w:val="false"/>
-                      <w:bCs w:val="false"/>
+                  <w:tcW w:type="dxa" w:w="250"/>
+                  <w:tcBorders>
+                    <w:top w:val="none" w:color="FFFFFF" w:sz="0"/>
+                    <w:left w:val="none" w:color="FFFFFF" w:sz="0"/>
+                    <w:bottom w:val="none" w:color="FFFFFF" w:sz="0"/>
+                    <w:right w:val="none" w:color="FFFFFF" w:sz="0"/>
+                  </w:tcBorders>
+                  <w:tcMar>
+                    <w:top w:type="dxa" w:w="30"/>
+                    <w:left w:type="dxa" w:w="60"/>
+                    <w:bottom w:type="dxa" w:w="30"/>
+                    <w:right w:type="dxa" w:w="60"/>
+                  </w:tcMar>
+                  <w:vAlign w:val="top"/>
+                </w:tcPr>
+                <w:p>
+                  <w:pPr>
+                    <w:jc w:val="left"/>
+                  </w:pPr>
+                  <w:r>
+                    <w:rPr>
+                      <w:b w:val="false"/>
+                      <w:bCs w:val="false"/>
+                      <w:sz w:val="18"/>
+                      <w:szCs w:val="18"/>
                     </w:rPr>
                     <w:t xml:space="preserve">: </w:t>
                   </w:r>
@@ -389,12 +411,12 @@
               </w:tc>
               <w:tc>
                 <w:tcPr>
-                  <w:tcW w:type="dxa" w:w="5400"/>
-                  <w:tcBorders>
-                    <w:top w:val="none" w:color="FFFFFF" w:sz="0"/>
-                    <w:left w:val="none" w:color="FFFFFF" w:sz="0"/>
-                    <w:bottom w:val="none" w:color="FFFFFF" w:sz="0"/>
-                    <w:right w:val="none" w:color="FFFFFF" w:sz="0"/>
+                  <w:tcW w:type="dxa" w:w="4300"/>
+                  <w:tcBorders>
+                    <w:top w:val="single" w:color="000000" w:sz="4"/>
+                    <w:left w:val="single" w:color="000000" w:sz="4"/>
+                    <w:bottom w:val="single" w:color="000000" w:sz="4"/>
+                    <w:right w:val="single" w:color="000000" w:sz="4"/>
                   </w:tcBorders>
                   <w:tcMar>
                     <w:top w:type="dxa" w:w="30"/>
@@ -724,10 +746,10 @@
                 <w:tcPr>
                   <w:tcW w:type="dxa" w:w="6757"/>
                   <w:tcBorders>
-                    <w:top w:val="none" w:color="FFFFFF" w:sz="0"/>
-                    <w:left w:val="none" w:color="FFFFFF" w:sz="0"/>
-                    <w:bottom w:val="none" w:color="FFFFFF" w:sz="0"/>
-                    <w:right w:val="none" w:color="FFFFFF" w:sz="0"/>
+                    <w:top w:val="single" w:color="000000" w:sz="4"/>
+                    <w:left w:val="single" w:color="000000" w:sz="4"/>
+                    <w:bottom w:val="single" w:color="000000" w:sz="4"/>
+                    <w:right w:val="single" w:color="000000" w:sz="4"/>
                   </w:tcBorders>
                   <w:tcMar>
                     <w:top w:type="dxa" w:w="30"/>
@@ -939,17 +961,25 @@
           <w:p>
             <w:pPr>
               <w:spacing w:after="100" w:before="100"/>
+              <w:ind w:left="2303"/>
             </w:pPr>
             <w:r>
-              <w:t xml:space="preserve">{uraian_kegiatan_lengkap} Kegiatan {kegiatan} Sub Kegiatan {sub_kegiatan} dengan rincian :</w:t>
+              <w:t xml:space="preserve">{uraian_kegiatan_lengkap} dengan rincian :</w:t>
             </w:r>
           </w:p>
           <w:p>
             <w:pPr>
               <w:spacing w:after="200"/>
+              <w:ind w:left="2303"/>
             </w:pPr>
             <w:r>
-              <w:t xml:space="preserve">{#rincian}- {nama_item} {qty} {satuan} x {harga_satuan} = {subtotal}{/rincian}</w:t>
+              <w:t xml:space="preserve">{#rincian}- {nama_item} {qty} {satuan} x Rp {harga_satuan} = Rp {subtotal}</w:t>
+            </w:r>
+            <w:r>
+              <w:br/>
+            </w:r>
+            <w:r>
+              <w:t xml:space="preserve">{/rincian}</w:t>
             </w:r>
           </w:p>
           <w:p>
@@ -1007,6 +1037,8 @@
                     <w:rPr>
                       <w:b w:val="false"/>
                       <w:bCs w:val="false"/>
+                      <w:sz w:val="22"/>
+                      <w:szCs w:val="22"/>
                     </w:rPr>
                     <w:t xml:space="preserve">PPN</w:t>
                   </w:r>
@@ -1037,6 +1069,8 @@
                     <w:rPr>
                       <w:b w:val="false"/>
                       <w:bCs w:val="false"/>
+                      <w:sz w:val="22"/>
+                      <w:szCs w:val="22"/>
                     </w:rPr>
                     <w:t xml:space="preserve">: </w:t>
                   </w:r>
@@ -1067,6 +1101,8 @@
                     <w:rPr>
                       <w:b w:val="false"/>
                       <w:bCs w:val="false"/>
+                      <w:sz w:val="22"/>
+                      <w:szCs w:val="22"/>
                     </w:rPr>
                     <w:t xml:space="preserve">Rp. {potongan_ppn}</w:t>
                   </w:r>
@@ -1099,6 +1135,8 @@
                     <w:rPr>
                       <w:b w:val="false"/>
                       <w:bCs w:val="false"/>
+                      <w:sz w:val="22"/>
+                      <w:szCs w:val="22"/>
                     </w:rPr>
                     <w:t xml:space="preserve">Pajak Daerah 10%</w:t>
                   </w:r>
@@ -1129,6 +1167,8 @@
                     <w:rPr>
                       <w:b w:val="false"/>
                       <w:bCs w:val="false"/>
+                      <w:sz w:val="22"/>
+                      <w:szCs w:val="22"/>
                     </w:rPr>
                     <w:t xml:space="preserve">: </w:t>
                   </w:r>
@@ -1159,6 +1199,8 @@
                     <w:rPr>
                       <w:b w:val="false"/>
                       <w:bCs w:val="false"/>
+                      <w:sz w:val="22"/>
+                      <w:szCs w:val="22"/>
                     </w:rPr>
                     <w:t xml:space="preserve">Rp. {potongan_pajak_daerah}</w:t>
                   </w:r>
@@ -1191,6 +1233,8 @@
                     <w:rPr>
                       <w:b w:val="false"/>
                       <w:bCs w:val="false"/>
+                      <w:sz w:val="22"/>
+                      <w:szCs w:val="22"/>
                     </w:rPr>
                     <w:t xml:space="preserve">PPh 21 0,5%</w:t>
                   </w:r>
@@ -1221,6 +1265,8 @@
                     <w:rPr>
                       <w:b w:val="false"/>
                       <w:bCs w:val="false"/>
+                      <w:sz w:val="22"/>
+                      <w:szCs w:val="22"/>
                     </w:rPr>
                     <w:t xml:space="preserve">: </w:t>
                   </w:r>
@@ -1251,6 +1297,8 @@
                     <w:rPr>
                       <w:b w:val="false"/>
                       <w:bCs w:val="false"/>
+                      <w:sz w:val="22"/>
+                      <w:szCs w:val="22"/>
                     </w:rPr>
                     <w:t xml:space="preserve">Rp. {potongan_pph21_05}</w:t>
                   </w:r>
@@ -1283,6 +1331,8 @@
                     <w:rPr>
                       <w:b w:val="false"/>
                       <w:bCs w:val="false"/>
+                      <w:sz w:val="22"/>
+                      <w:szCs w:val="22"/>
                     </w:rPr>
                     <w:t xml:space="preserve">PPh 21 2,5%</w:t>
                   </w:r>
@@ -1313,6 +1363,8 @@
                     <w:rPr>
                       <w:b w:val="false"/>
                       <w:bCs w:val="false"/>
+                      <w:sz w:val="22"/>
+                      <w:szCs w:val="22"/>
                     </w:rPr>
                     <w:t xml:space="preserve">: </w:t>
                   </w:r>
@@ -1343,6 +1395,8 @@
                     <w:rPr>
                       <w:b w:val="false"/>
                       <w:bCs w:val="false"/>
+                      <w:sz w:val="22"/>
+                      <w:szCs w:val="22"/>
                     </w:rPr>
                     <w:t xml:space="preserve">Rp. {potongan_pph21_25}</w:t>
                   </w:r>
@@ -1375,6 +1429,8 @@
                     <w:rPr>
                       <w:b w:val="false"/>
                       <w:bCs w:val="false"/>
+                      <w:sz w:val="22"/>
+                      <w:szCs w:val="22"/>
                     </w:rPr>
                     <w:t xml:space="preserve">PPh 22 1,5%</w:t>
                   </w:r>
@@ -1405,6 +1461,8 @@
                     <w:rPr>
                       <w:b w:val="false"/>
                       <w:bCs w:val="false"/>
+                      <w:sz w:val="22"/>
+                      <w:szCs w:val="22"/>
                     </w:rPr>
                     <w:t xml:space="preserve">: </w:t>
                   </w:r>
@@ -1435,6 +1493,8 @@
                     <w:rPr>
                       <w:b w:val="false"/>
                       <w:bCs w:val="false"/>
+                      <w:sz w:val="22"/>
+                      <w:szCs w:val="22"/>
                     </w:rPr>
                     <w:t xml:space="preserve">Rp. {potongan_pph22_15}</w:t>
                   </w:r>
@@ -1467,6 +1527,8 @@
                     <w:rPr>
                       <w:b w:val="false"/>
                       <w:bCs w:val="false"/>
+                      <w:sz w:val="22"/>
+                      <w:szCs w:val="22"/>
                     </w:rPr>
                     <w:t xml:space="preserve">PPh 23 2%</w:t>
                   </w:r>
@@ -1497,6 +1559,8 @@
                     <w:rPr>
                       <w:b w:val="false"/>
                       <w:bCs w:val="false"/>
+                      <w:sz w:val="22"/>
+                      <w:szCs w:val="22"/>
                     </w:rPr>
                     <w:t xml:space="preserve">: </w:t>
                   </w:r>
@@ -1527,6 +1591,8 @@
                     <w:rPr>
                       <w:b w:val="false"/>
                       <w:bCs w:val="false"/>
+                      <w:sz w:val="22"/>
+                      <w:szCs w:val="22"/>
                     </w:rPr>
                     <w:t xml:space="preserve">Rp. {potongan_pph23_2}</w:t>
                   </w:r>
@@ -1559,6 +1625,8 @@
                     <w:rPr>
                       <w:b w:val="false"/>
                       <w:bCs w:val="false"/>
+                      <w:sz w:val="22"/>
+                      <w:szCs w:val="22"/>
                     </w:rPr>
                     <w:t xml:space="preserve">{#potongan_lainnya}{jenis_pajak}</w:t>
                   </w:r>
@@ -1589,6 +1657,8 @@
                     <w:rPr>
                       <w:b w:val="false"/>
                       <w:bCs w:val="false"/>
+                      <w:sz w:val="22"/>
+                      <w:szCs w:val="22"/>
                     </w:rPr>
                     <w:t xml:space="preserve">: </w:t>
                   </w:r>
@@ -1619,6 +1689,8 @@
                     <w:rPr>
                       <w:b w:val="false"/>
                       <w:bCs w:val="false"/>
+                      <w:sz w:val="22"/>
+                      <w:szCs w:val="22"/>
                     </w:rPr>
                     <w:t xml:space="preserve">Rp. {nominal}{/potongan_lainnya}</w:t>
                   </w:r>
@@ -1651,6 +1723,8 @@
                     <w:rPr>
                       <w:b/>
                       <w:bCs/>
+                      <w:sz w:val="22"/>
+                      <w:szCs w:val="22"/>
                     </w:rPr>
                     <w:t xml:space="preserve">Jumlah Potongan</w:t>
                   </w:r>
@@ -1681,6 +1755,8 @@
                     <w:rPr>
                       <w:b w:val="false"/>
                       <w:bCs w:val="false"/>
+                      <w:sz w:val="22"/>
+                      <w:szCs w:val="22"/>
                     </w:rPr>
                     <w:t xml:space="preserve">: </w:t>
                   </w:r>
@@ -1711,6 +1787,8 @@
                     <w:rPr>
                       <w:b/>
                       <w:bCs/>
+                      <w:sz w:val="22"/>
+                      <w:szCs w:val="22"/>
                     </w:rPr>
                     <w:t xml:space="preserve">Rp. {total_potongan}</w:t>
                   </w:r>
@@ -1835,7 +1913,7 @@
           </w:tbl>
           <w:p>
             <w:pPr>
-              <w:spacing w:after="200"/>
+              <w:spacing w:after="100"/>
             </w:pPr>
           </w:p>
           <w:tbl>
@@ -1907,7 +1985,7 @@
                       <w:b w:val="false"/>
                       <w:bCs w:val="false"/>
                     </w:rPr>
-                    <w:t xml:space="preserve">Batu, {tanggal_surat}</w:t>
+                    <w:t xml:space="preserve">{#nama_penerima}Batu, {tanggal_surat}</w:t>
                   </w:r>
                 </w:p>
                 <w:p>
@@ -1955,7 +2033,7 @@
                       <w:b w:val="false"/>
                       <w:bCs w:val="false"/>
                     </w:rPr>
-                    <w:t xml:space="preserve">( {nama_penerima} )</w:t>
+                    <w:t xml:space="preserve">{nama_penerima}{/nama_penerima}</w:t>
                   </w:r>
                 </w:p>
               </w:tc>
@@ -1963,12 +2041,12 @@
           </w:tbl>
           <w:p>
             <w:pPr>
-              <w:spacing w:after="300"/>
+              <w:spacing w:after="120"/>
             </w:pPr>
           </w:p>
           <w:tbl>
             <w:tblPr>
-              <w:tblW w:type="dxa" w:w="9000"/>
+              <w:tblW w:type="dxa" w:w="9355"/>
               <w:tblBorders>
                 <w:top w:val="single" w:color="auto" w:sz="4"/>
                 <w:left w:val="single" w:color="auto" w:sz="4"/>
@@ -1979,74 +2057,78 @@
               </w:tblBorders>
             </w:tblPr>
             <w:tblGrid>
-              <w:gridCol w:w="3000"/>
-              <w:gridCol w:w="3000"/>
-              <w:gridCol w:w="3000"/>
+              <w:gridCol w:w="3119"/>
+              <w:gridCol w:w="3118"/>
+              <w:gridCol w:w="3118"/>
             </w:tblGrid>
             <w:tr>
               <w:tc>
                 <w:tcPr>
-                  <w:tcW w:type="dxa" w:w="3000"/>
-                  <w:tcBorders>
-                    <w:top w:val="none" w:color="FFFFFF" w:sz="0"/>
-                    <w:left w:val="none" w:color="FFFFFF" w:sz="0"/>
-                    <w:bottom w:val="none" w:color="FFFFFF" w:sz="0"/>
-                    <w:right w:val="none" w:color="FFFFFF" w:sz="0"/>
-                  </w:tcBorders>
-                  <w:tcMar>
-                    <w:top w:type="dxa" w:w="30"/>
-                    <w:left w:type="dxa" w:w="60"/>
-                    <w:bottom w:type="dxa" w:w="30"/>
-                    <w:right w:type="dxa" w:w="60"/>
-                  </w:tcMar>
-                  <w:vAlign w:val="top"/>
-                </w:tcPr>
-                <w:p>
-                  <w:pPr>
-                    <w:jc w:val="left"/>
-                  </w:pPr>
-                  <w:r>
-                    <w:rPr>
-                      <w:b w:val="false"/>
-                      <w:bCs w:val="false"/>
-                    </w:rPr>
-                    <w:t xml:space="preserve"/>
-                  </w:r>
-                </w:p>
-              </w:tc>
-              <w:tc>
-                <w:tcPr>
-                  <w:tcW w:type="dxa" w:w="3000"/>
-                  <w:tcBorders>
-                    <w:top w:val="none" w:color="FFFFFF" w:sz="0"/>
-                    <w:left w:val="none" w:color="FFFFFF" w:sz="0"/>
-                    <w:bottom w:val="none" w:color="FFFFFF" w:sz="0"/>
-                    <w:right w:val="none" w:color="FFFFFF" w:sz="0"/>
-                  </w:tcBorders>
-                  <w:tcMar>
-                    <w:top w:type="dxa" w:w="30"/>
-                    <w:left w:type="dxa" w:w="60"/>
-                    <w:bottom w:type="dxa" w:w="30"/>
-                    <w:right w:type="dxa" w:w="60"/>
-                  </w:tcMar>
-                  <w:vAlign w:val="top"/>
-                </w:tcPr>
-                <w:p>
-                  <w:pPr>
-                    <w:jc w:val="left"/>
-                  </w:pPr>
-                  <w:r>
-                    <w:rPr>
-                      <w:b w:val="false"/>
-                      <w:bCs w:val="false"/>
-                    </w:rPr>
-                    <w:t xml:space="preserve"/>
-                  </w:r>
-                </w:p>
-              </w:tc>
-              <w:tc>
-                <w:tcPr>
-                  <w:tcW w:type="dxa" w:w="3000"/>
+                  <w:tcW w:type="dxa" w:w="3119"/>
+                  <w:tcBorders>
+                    <w:top w:val="none" w:color="FFFFFF" w:sz="0"/>
+                    <w:left w:val="none" w:color="FFFFFF" w:sz="0"/>
+                    <w:bottom w:val="none" w:color="FFFFFF" w:sz="0"/>
+                    <w:right w:val="none" w:color="FFFFFF" w:sz="0"/>
+                  </w:tcBorders>
+                  <w:tcMar>
+                    <w:top w:type="dxa" w:w="30"/>
+                    <w:left w:type="dxa" w:w="60"/>
+                    <w:bottom w:type="dxa" w:w="30"/>
+                    <w:right w:type="dxa" w:w="60"/>
+                  </w:tcMar>
+                  <w:vAlign w:val="top"/>
+                </w:tcPr>
+                <w:p>
+                  <w:pPr>
+                    <w:jc w:val="left"/>
+                  </w:pPr>
+                  <w:r>
+                    <w:rPr>
+                      <w:b w:val="false"/>
+                      <w:bCs w:val="false"/>
+                      <w:sz w:val="16"/>
+                      <w:szCs w:val="16"/>
+                    </w:rPr>
+                    <w:t xml:space="preserve">Setuju Dibayar</w:t>
+                  </w:r>
+                </w:p>
+              </w:tc>
+              <w:tc>
+                <w:tcPr>
+                  <w:tcW w:type="dxa" w:w="3118"/>
+                  <w:tcBorders>
+                    <w:top w:val="none" w:color="FFFFFF" w:sz="0"/>
+                    <w:left w:val="none" w:color="FFFFFF" w:sz="0"/>
+                    <w:bottom w:val="none" w:color="FFFFFF" w:sz="0"/>
+                    <w:right w:val="none" w:color="FFFFFF" w:sz="0"/>
+                  </w:tcBorders>
+                  <w:tcMar>
+                    <w:top w:type="dxa" w:w="30"/>
+                    <w:left w:type="dxa" w:w="60"/>
+                    <w:bottom w:type="dxa" w:w="30"/>
+                    <w:right w:type="dxa" w:w="60"/>
+                  </w:tcMar>
+                  <w:vAlign w:val="top"/>
+                </w:tcPr>
+                <w:p>
+                  <w:pPr>
+                    <w:jc w:val="left"/>
+                  </w:pPr>
+                  <w:r>
+                    <w:rPr>
+                      <w:b w:val="false"/>
+                      <w:bCs w:val="false"/>
+                      <w:sz w:val="16"/>
+                      <w:szCs w:val="16"/>
+                    </w:rPr>
+                    <w:t xml:space="preserve">Menyetujui,</w:t>
+                  </w:r>
+                </w:p>
+              </w:tc>
+              <w:tc>
+                <w:tcPr>
+                  <w:tcW w:type="dxa" w:w="3118"/>
                   <w:tcBorders>
                     <w:top w:val="none" w:color="FFFFFF" w:sz="0"/>
                     <w:left w:val="none" w:color="FFFFFF" w:sz="0"/>
@@ -2078,91 +2160,91 @@
             <w:tr>
               <w:tc>
                 <w:tcPr>
-                  <w:tcW w:type="dxa" w:w="3000"/>
-                  <w:tcBorders>
-                    <w:top w:val="none" w:color="FFFFFF" w:sz="0"/>
-                    <w:left w:val="none" w:color="FFFFFF" w:sz="0"/>
-                    <w:bottom w:val="none" w:color="FFFFFF" w:sz="0"/>
-                    <w:right w:val="none" w:color="FFFFFF" w:sz="0"/>
-                  </w:tcBorders>
-                  <w:tcMar>
-                    <w:top w:type="dxa" w:w="30"/>
-                    <w:left w:type="dxa" w:w="60"/>
-                    <w:bottom w:type="dxa" w:w="30"/>
-                    <w:right w:type="dxa" w:w="60"/>
-                  </w:tcMar>
-                  <w:vAlign w:val="top"/>
-                </w:tcPr>
-                <w:p>
-                  <w:pPr>
-                    <w:jc w:val="left"/>
-                  </w:pPr>
-                  <w:r>
-                    <w:rPr>
-                      <w:b w:val="false"/>
-                      <w:bCs w:val="false"/>
-                    </w:rPr>
-                    <w:t xml:space="preserve">Setuju Dibayar</w:t>
-                  </w:r>
-                </w:p>
-              </w:tc>
-              <w:tc>
-                <w:tcPr>
-                  <w:tcW w:type="dxa" w:w="3000"/>
-                  <w:tcBorders>
-                    <w:top w:val="none" w:color="FFFFFF" w:sz="0"/>
-                    <w:left w:val="none" w:color="FFFFFF" w:sz="0"/>
-                    <w:bottom w:val="none" w:color="FFFFFF" w:sz="0"/>
-                    <w:right w:val="none" w:color="FFFFFF" w:sz="0"/>
-                  </w:tcBorders>
-                  <w:tcMar>
-                    <w:top w:type="dxa" w:w="30"/>
-                    <w:left w:type="dxa" w:w="60"/>
-                    <w:bottom w:type="dxa" w:w="30"/>
-                    <w:right w:type="dxa" w:w="60"/>
-                  </w:tcMar>
-                  <w:vAlign w:val="top"/>
-                </w:tcPr>
-                <w:p>
-                  <w:pPr>
-                    <w:jc w:val="left"/>
-                  </w:pPr>
-                  <w:r>
-                    <w:rPr>
-                      <w:b w:val="false"/>
-                      <w:bCs w:val="false"/>
-                    </w:rPr>
-                    <w:t xml:space="preserve">Menyetujui,</w:t>
-                  </w:r>
-                </w:p>
-              </w:tc>
-              <w:tc>
-                <w:tcPr>
-                  <w:tcW w:type="dxa" w:w="3000"/>
-                  <w:tcBorders>
-                    <w:top w:val="none" w:color="FFFFFF" w:sz="0"/>
-                    <w:left w:val="none" w:color="FFFFFF" w:sz="0"/>
-                    <w:bottom w:val="none" w:color="FFFFFF" w:sz="0"/>
-                    <w:right w:val="none" w:color="FFFFFF" w:sz="0"/>
-                  </w:tcBorders>
-                  <w:tcMar>
-                    <w:top w:type="dxa" w:w="30"/>
-                    <w:left w:type="dxa" w:w="60"/>
-                    <w:bottom w:type="dxa" w:w="30"/>
-                    <w:right w:type="dxa" w:w="60"/>
-                  </w:tcMar>
-                  <w:vAlign w:val="top"/>
-                </w:tcPr>
-                <w:p>
-                  <w:pPr>
-                    <w:jc w:val="left"/>
-                  </w:pPr>
-                  <w:r>
-                    <w:rPr>
-                      <w:b w:val="false"/>
-                      <w:bCs w:val="false"/>
-                    </w:rPr>
-                    <w:t xml:space="preserve">Bendahara Pengeluaran Pembantu</w:t>
+                  <w:tcW w:type="dxa" w:w="3119"/>
+                  <w:tcBorders>
+                    <w:top w:val="none" w:color="FFFFFF" w:sz="0"/>
+                    <w:left w:val="none" w:color="FFFFFF" w:sz="0"/>
+                    <w:bottom w:val="none" w:color="FFFFFF" w:sz="0"/>
+                    <w:right w:val="none" w:color="FFFFFF" w:sz="0"/>
+                  </w:tcBorders>
+                  <w:tcMar>
+                    <w:top w:type="dxa" w:w="30"/>
+                    <w:left w:type="dxa" w:w="60"/>
+                    <w:bottom w:type="dxa" w:w="30"/>
+                    <w:right w:type="dxa" w:w="60"/>
+                  </w:tcMar>
+                  <w:vAlign w:val="top"/>
+                </w:tcPr>
+                <w:p>
+                  <w:pPr>
+                    <w:jc w:val="left"/>
+                  </w:pPr>
+                  <w:r>
+                    <w:rPr>
+                      <w:b w:val="false"/>
+                      <w:bCs w:val="false"/>
+                    </w:rPr>
+                    <w:t xml:space="preserve"/>
+                  </w:r>
+                </w:p>
+              </w:tc>
+              <w:tc>
+                <w:tcPr>
+                  <w:tcW w:type="dxa" w:w="3118"/>
+                  <w:tcBorders>
+                    <w:top w:val="none" w:color="FFFFFF" w:sz="0"/>
+                    <w:left w:val="none" w:color="FFFFFF" w:sz="0"/>
+                    <w:bottom w:val="none" w:color="FFFFFF" w:sz="0"/>
+                    <w:right w:val="none" w:color="FFFFFF" w:sz="0"/>
+                  </w:tcBorders>
+                  <w:tcMar>
+                    <w:top w:type="dxa" w:w="30"/>
+                    <w:left w:type="dxa" w:w="60"/>
+                    <w:bottom w:type="dxa" w:w="30"/>
+                    <w:right w:type="dxa" w:w="60"/>
+                  </w:tcMar>
+                  <w:vAlign w:val="top"/>
+                </w:tcPr>
+                <w:p>
+                  <w:pPr>
+                    <w:jc w:val="left"/>
+                  </w:pPr>
+                  <w:r>
+                    <w:rPr>
+                      <w:b w:val="false"/>
+                      <w:bCs w:val="false"/>
+                    </w:rPr>
+                    <w:t xml:space="preserve">Batu, ..........................................</w:t>
+                  </w:r>
+                </w:p>
+              </w:tc>
+              <w:tc>
+                <w:tcPr>
+                  <w:tcW w:type="dxa" w:w="3118"/>
+                  <w:tcBorders>
+                    <w:top w:val="none" w:color="FFFFFF" w:sz="0"/>
+                    <w:left w:val="none" w:color="FFFFFF" w:sz="0"/>
+                    <w:bottom w:val="none" w:color="FFFFFF" w:sz="0"/>
+                    <w:right w:val="none" w:color="FFFFFF" w:sz="0"/>
+                  </w:tcBorders>
+                  <w:tcMar>
+                    <w:top w:type="dxa" w:w="30"/>
+                    <w:left w:type="dxa" w:w="60"/>
+                    <w:bottom w:type="dxa" w:w="30"/>
+                    <w:right w:type="dxa" w:w="60"/>
+                  </w:tcMar>
+                  <w:vAlign w:val="top"/>
+                </w:tcPr>
+                <w:p>
+                  <w:pPr>
+                    <w:jc w:val="left"/>
+                  </w:pPr>
+                  <w:r>
+                    <w:rPr>
+                      <w:b w:val="false"/>
+                      <w:bCs w:val="false"/>
+                    </w:rPr>
+                    <w:t xml:space="preserve"/>
                   </w:r>
                 </w:p>
               </w:tc>
@@ -2170,29 +2252,31 @@
             <w:tr>
               <w:tc>
                 <w:tcPr>
-                  <w:tcW w:type="dxa" w:w="3000"/>
-                  <w:tcBorders>
-                    <w:top w:val="none" w:color="FFFFFF" w:sz="0"/>
-                    <w:left w:val="none" w:color="FFFFFF" w:sz="0"/>
-                    <w:bottom w:val="none" w:color="FFFFFF" w:sz="0"/>
-                    <w:right w:val="none" w:color="FFFFFF" w:sz="0"/>
-                  </w:tcBorders>
-                  <w:tcMar>
-                    <w:top w:type="dxa" w:w="30"/>
-                    <w:left w:type="dxa" w:w="60"/>
-                    <w:bottom w:type="dxa" w:w="30"/>
-                    <w:right w:type="dxa" w:w="60"/>
-                  </w:tcMar>
-                  <w:vAlign w:val="top"/>
-                </w:tcPr>
-                <w:p>
-                  <w:pPr>
-                    <w:jc w:val="left"/>
-                  </w:pPr>
-                  <w:r>
-                    <w:rPr>
-                      <w:b w:val="false"/>
-                      <w:bCs w:val="false"/>
+                  <w:tcW w:type="dxa" w:w="3119"/>
+                  <w:tcBorders>
+                    <w:top w:val="none" w:color="FFFFFF" w:sz="0"/>
+                    <w:left w:val="none" w:color="FFFFFF" w:sz="0"/>
+                    <w:bottom w:val="none" w:color="FFFFFF" w:sz="0"/>
+                    <w:right w:val="none" w:color="FFFFFF" w:sz="0"/>
+                  </w:tcBorders>
+                  <w:tcMar>
+                    <w:top w:type="dxa" w:w="30"/>
+                    <w:left w:type="dxa" w:w="60"/>
+                    <w:bottom w:type="dxa" w:w="30"/>
+                    <w:right w:type="dxa" w:w="60"/>
+                  </w:tcMar>
+                  <w:vAlign w:val="top"/>
+                </w:tcPr>
+                <w:p>
+                  <w:pPr>
+                    <w:jc w:val="left"/>
+                  </w:pPr>
+                  <w:r>
+                    <w:rPr>
+                      <w:b w:val="false"/>
+                      <w:bCs w:val="false"/>
+                      <w:sz w:val="16"/>
+                      <w:szCs w:val="16"/>
                     </w:rPr>
                     <w:t xml:space="preserve">Kuasa Pengguna Anggaran</w:t>
                   </w:r>
@@ -2200,29 +2284,31 @@
               </w:tc>
               <w:tc>
                 <w:tcPr>
-                  <w:tcW w:type="dxa" w:w="3000"/>
-                  <w:tcBorders>
-                    <w:top w:val="none" w:color="FFFFFF" w:sz="0"/>
-                    <w:left w:val="none" w:color="FFFFFF" w:sz="0"/>
-                    <w:bottom w:val="none" w:color="FFFFFF" w:sz="0"/>
-                    <w:right w:val="none" w:color="FFFFFF" w:sz="0"/>
-                  </w:tcBorders>
-                  <w:tcMar>
-                    <w:top w:type="dxa" w:w="30"/>
-                    <w:left w:type="dxa" w:w="60"/>
-                    <w:bottom w:type="dxa" w:w="30"/>
-                    <w:right w:type="dxa" w:w="60"/>
-                  </w:tcMar>
-                  <w:vAlign w:val="top"/>
-                </w:tcPr>
-                <w:p>
-                  <w:pPr>
-                    <w:jc w:val="left"/>
-                  </w:pPr>
-                  <w:r>
-                    <w:rPr>
-                      <w:b w:val="false"/>
-                      <w:bCs w:val="false"/>
+                  <w:tcW w:type="dxa" w:w="3118"/>
+                  <w:tcBorders>
+                    <w:top w:val="none" w:color="FFFFFF" w:sz="0"/>
+                    <w:left w:val="none" w:color="FFFFFF" w:sz="0"/>
+                    <w:bottom w:val="none" w:color="FFFFFF" w:sz="0"/>
+                    <w:right w:val="none" w:color="FFFFFF" w:sz="0"/>
+                  </w:tcBorders>
+                  <w:tcMar>
+                    <w:top w:type="dxa" w:w="30"/>
+                    <w:left w:type="dxa" w:w="60"/>
+                    <w:bottom w:type="dxa" w:w="30"/>
+                    <w:right w:type="dxa" w:w="60"/>
+                  </w:tcMar>
+                  <w:vAlign w:val="top"/>
+                </w:tcPr>
+                <w:p>
+                  <w:pPr>
+                    <w:jc w:val="left"/>
+                  </w:pPr>
+                  <w:r>
+                    <w:rPr>
+                      <w:b w:val="false"/>
+                      <w:bCs w:val="false"/>
+                      <w:sz w:val="16"/>
+                      <w:szCs w:val="16"/>
                     </w:rPr>
                     <w:t xml:space="preserve">Pejabat Pelaksana Teknis Kegiatan</w:t>
                   </w:r>
@@ -2230,31 +2316,33 @@
               </w:tc>
               <w:tc>
                 <w:tcPr>
-                  <w:tcW w:type="dxa" w:w="3000"/>
-                  <w:tcBorders>
-                    <w:top w:val="none" w:color="FFFFFF" w:sz="0"/>
-                    <w:left w:val="none" w:color="FFFFFF" w:sz="0"/>
-                    <w:bottom w:val="none" w:color="FFFFFF" w:sz="0"/>
-                    <w:right w:val="none" w:color="FFFFFF" w:sz="0"/>
-                  </w:tcBorders>
-                  <w:tcMar>
-                    <w:top w:type="dxa" w:w="30"/>
-                    <w:left w:type="dxa" w:w="60"/>
-                    <w:bottom w:type="dxa" w:w="30"/>
-                    <w:right w:type="dxa" w:w="60"/>
-                  </w:tcMar>
-                  <w:vAlign w:val="top"/>
-                </w:tcPr>
-                <w:p>
-                  <w:pPr>
-                    <w:jc w:val="left"/>
-                  </w:pPr>
-                  <w:r>
-                    <w:rPr>
-                      <w:b w:val="false"/>
-                      <w:bCs w:val="false"/>
-                    </w:rPr>
-                    <w:t xml:space="preserve"/>
+                  <w:tcW w:type="dxa" w:w="3118"/>
+                  <w:tcBorders>
+                    <w:top w:val="none" w:color="FFFFFF" w:sz="0"/>
+                    <w:left w:val="none" w:color="FFFFFF" w:sz="0"/>
+                    <w:bottom w:val="none" w:color="FFFFFF" w:sz="0"/>
+                    <w:right w:val="none" w:color="FFFFFF" w:sz="0"/>
+                  </w:tcBorders>
+                  <w:tcMar>
+                    <w:top w:type="dxa" w:w="30"/>
+                    <w:left w:type="dxa" w:w="60"/>
+                    <w:bottom w:type="dxa" w:w="30"/>
+                    <w:right w:type="dxa" w:w="60"/>
+                  </w:tcMar>
+                  <w:vAlign w:val="top"/>
+                </w:tcPr>
+                <w:p>
+                  <w:pPr>
+                    <w:jc w:val="left"/>
+                  </w:pPr>
+                  <w:r>
+                    <w:rPr>
+                      <w:b w:val="false"/>
+                      <w:bCs w:val="false"/>
+                      <w:sz w:val="16"/>
+                      <w:szCs w:val="16"/>
+                    </w:rPr>
+                    <w:t xml:space="preserve">Bendahara Pengeluaran Pembantu</w:t>
                   </w:r>
                 </w:p>
               </w:tc>
@@ -2262,7 +2350,7 @@
             <w:tr>
               <w:tc>
                 <w:tcPr>
-                  <w:tcW w:type="dxa" w:w="3000"/>
+                  <w:tcW w:type="dxa" w:w="3119"/>
                   <w:tcBorders>
                     <w:top w:val="none" w:color="FFFFFF" w:sz="0"/>
                     <w:left w:val="none" w:color="FFFFFF" w:sz="0"/>
@@ -2292,7 +2380,7 @@
               </w:tc>
               <w:tc>
                 <w:tcPr>
-                  <w:tcW w:type="dxa" w:w="3000"/>
+                  <w:tcW w:type="dxa" w:w="3118"/>
                   <w:tcBorders>
                     <w:top w:val="none" w:color="FFFFFF" w:sz="0"/>
                     <w:left w:val="none" w:color="FFFFFF" w:sz="0"/>
@@ -2322,7 +2410,7 @@
               </w:tc>
               <w:tc>
                 <w:tcPr>
-                  <w:tcW w:type="dxa" w:w="3000"/>
+                  <w:tcW w:type="dxa" w:w="3118"/>
                   <w:tcBorders>
                     <w:top w:val="none" w:color="FFFFFF" w:sz="0"/>
                     <w:left w:val="none" w:color="FFFFFF" w:sz="0"/>
@@ -2354,7 +2442,7 @@
             <w:tr>
               <w:tc>
                 <w:tcPr>
-                  <w:tcW w:type="dxa" w:w="3000"/>
+                  <w:tcW w:type="dxa" w:w="3119"/>
                   <w:tcBorders>
                     <w:top w:val="none" w:color="FFFFFF" w:sz="0"/>
                     <w:left w:val="none" w:color="FFFFFF" w:sz="0"/>
@@ -2384,7 +2472,7 @@
               </w:tc>
               <w:tc>
                 <w:tcPr>
-                  <w:tcW w:type="dxa" w:w="3000"/>
+                  <w:tcW w:type="dxa" w:w="3118"/>
                   <w:tcBorders>
                     <w:top w:val="none" w:color="FFFFFF" w:sz="0"/>
                     <w:left w:val="none" w:color="FFFFFF" w:sz="0"/>
@@ -2414,7 +2502,7 @@
               </w:tc>
               <w:tc>
                 <w:tcPr>
-                  <w:tcW w:type="dxa" w:w="3000"/>
+                  <w:tcW w:type="dxa" w:w="3118"/>
                   <w:tcBorders>
                     <w:top w:val="none" w:color="FFFFFF" w:sz="0"/>
                     <w:left w:val="none" w:color="FFFFFF" w:sz="0"/>
@@ -2446,7 +2534,7 @@
             <w:tr>
               <w:tc>
                 <w:tcPr>
-                  <w:tcW w:type="dxa" w:w="3000"/>
+                  <w:tcW w:type="dxa" w:w="3119"/>
                   <w:tcBorders>
                     <w:top w:val="none" w:color="FFFFFF" w:sz="0"/>
                     <w:left w:val="none" w:color="FFFFFF" w:sz="0"/>
@@ -2476,7 +2564,7 @@
               </w:tc>
               <w:tc>
                 <w:tcPr>
-                  <w:tcW w:type="dxa" w:w="3000"/>
+                  <w:tcW w:type="dxa" w:w="3118"/>
                   <w:tcBorders>
                     <w:top w:val="none" w:color="FFFFFF" w:sz="0"/>
                     <w:left w:val="none" w:color="FFFFFF" w:sz="0"/>
@@ -2506,7 +2594,7 @@
               </w:tc>
               <w:tc>
                 <w:tcPr>
-                  <w:tcW w:type="dxa" w:w="3000"/>
+                  <w:tcW w:type="dxa" w:w="3118"/>
                   <w:tcBorders>
                     <w:top w:val="none" w:color="FFFFFF" w:sz="0"/>
                     <w:left w:val="none" w:color="FFFFFF" w:sz="0"/>
@@ -2538,7 +2626,7 @@
             <w:tr>
               <w:tc>
                 <w:tcPr>
-                  <w:tcW w:type="dxa" w:w="3000"/>
+                  <w:tcW w:type="dxa" w:w="3119"/>
                   <w:tcBorders>
                     <w:top w:val="none" w:color="FFFFFF" w:sz="0"/>
                     <w:left w:val="none" w:color="FFFFFF" w:sz="0"/>
@@ -2568,7 +2656,7 @@
               </w:tc>
               <w:tc>
                 <w:tcPr>
-                  <w:tcW w:type="dxa" w:w="3000"/>
+                  <w:tcW w:type="dxa" w:w="3118"/>
                   <w:tcBorders>
                     <w:top w:val="none" w:color="FFFFFF" w:sz="0"/>
                     <w:left w:val="none" w:color="FFFFFF" w:sz="0"/>
@@ -2598,7 +2686,7 @@
               </w:tc>
               <w:tc>
                 <w:tcPr>
-                  <w:tcW w:type="dxa" w:w="3000"/>
+                  <w:tcW w:type="dxa" w:w="3118"/>
                   <w:tcBorders>
                     <w:top w:val="none" w:color="FFFFFF" w:sz="0"/>
                     <w:left w:val="none" w:color="FFFFFF" w:sz="0"/>
@@ -2634,7 +2722,7 @@
     </w:tbl>
     <w:sectPr>
       <w:pgSz w:w="11906" w:h="16838" w:orient="portrait"/>
-      <w:pgMar w:top="850" w:right="1134" w:bottom="1134" w:left="1701" w:header="0" w:footer="0" w:gutter="0"/>
+      <w:pgMar w:top="850" w:right="1134" w:bottom="1134" w:left="1417" w:header="0" w:footer="0" w:gutter="0"/>
       <w:pgNumType/>
       <w:docGrid w:linePitch="360"/>
     </w:sectPr>

--- a/templates/Template_Kwitansi_GU.docx
+++ b/templates/Template_Kwitansi_GU.docx
@@ -1199,8 +1199,8 @@
       </w:tr>
     </w:tbl>
     <w:sectPr>
-      <w:pgSz w:w="12240" w:h="15840"/>
-      <w:pgMar w:top="850" w:right="1134" w:bottom="1134" w:left="1417" w:header="720" w:footer="720" w:gutter="0"/>
+      <w:pgSz w:w="11906" w:h="16838"/>
+      <w:pgMar w:top="567" w:right="850" w:bottom="850" w:left="850" w:header="720" w:footer="720" w:gutter="0"/>
       <w:cols w:space="720"/>
       <w:docGrid w:linePitch="360"/>
     </w:sectPr>

--- a/templates/Template_Kwitansi_GU.docx
+++ b/templates/Template_Kwitansi_GU.docx
@@ -17,19 +17,19 @@
         </w:tblBorders>
       </w:tblPr>
       <w:tblGrid>
-        <w:gridCol w:w="4844"/>
-        <w:gridCol w:w="4844"/>
+        <w:gridCol w:w="5102"/>
+        <w:gridCol w:w="5102"/>
       </w:tblGrid>
       <w:tr>
         <w:tc>
           <w:tcPr>
-            <w:tcW w:type="dxa" w:w="4819"/>
+            <w:tcW w:type="dxa" w:w="5076"/>
           </w:tcPr>
           <w:p/>
         </w:tc>
         <w:tc>
           <w:tcPr>
-            <w:tcW w:type="dxa" w:w="4535"/>
+            <w:tcW w:type="dxa" w:w="4777"/>
           </w:tcPr>
           <w:p>
             <w:r/>
@@ -49,13 +49,13 @@
               </w:tblBorders>
             </w:tblPr>
             <w:tblGrid>
-              <w:gridCol w:w="2267"/>
-              <w:gridCol w:w="2267"/>
+              <w:gridCol w:w="2388"/>
+              <w:gridCol w:w="2388"/>
             </w:tblGrid>
             <w:tr>
               <w:tc>
                 <w:tcPr>
-                  <w:tcW w:type="dxa" w:w="2268"/>
+                  <w:tcW w:type="dxa" w:w="2389"/>
                 </w:tcPr>
                 <w:p>
                   <w:r>
@@ -71,7 +71,7 @@
               </w:tc>
               <w:tc>
                 <w:tcPr>
-                  <w:tcW w:type="dxa" w:w="2268"/>
+                  <w:tcW w:type="dxa" w:w="2389"/>
                 </w:tcPr>
                 <w:p>
                   <w:r>
@@ -89,7 +89,7 @@
             <w:tr>
               <w:tc>
                 <w:tcPr>
-                  <w:tcW w:type="dxa" w:w="2268"/>
+                  <w:tcW w:type="dxa" w:w="2389"/>
                 </w:tcPr>
                 <w:p>
                   <w:r>
@@ -105,7 +105,7 @@
               </w:tc>
               <w:tc>
                 <w:tcPr>
-                  <w:tcW w:type="dxa" w:w="2268"/>
+                  <w:tcW w:type="dxa" w:w="2389"/>
                 </w:tcPr>
                 <w:p>
                   <w:r>
@@ -123,7 +123,7 @@
             <w:tr>
               <w:tc>
                 <w:tcPr>
-                  <w:tcW w:type="dxa" w:w="2268"/>
+                  <w:tcW w:type="dxa" w:w="2389"/>
                 </w:tcPr>
                 <w:p>
                   <w:r>
@@ -139,7 +139,7 @@
               </w:tc>
               <w:tc>
                 <w:tcPr>
-                  <w:tcW w:type="dxa" w:w="2268"/>
+                  <w:tcW w:type="dxa" w:w="2389"/>
                 </w:tcPr>
                 <w:p>
                   <w:r>
@@ -190,13 +190,13 @@
         </w:tblBorders>
       </w:tblPr>
       <w:tblGrid>
-        <w:gridCol w:w="4844"/>
-        <w:gridCol w:w="4844"/>
+        <w:gridCol w:w="5102"/>
+        <w:gridCol w:w="5102"/>
       </w:tblGrid>
       <w:tr>
         <w:tc>
           <w:tcPr>
-            <w:tcW w:type="dxa" w:w="2268"/>
+            <w:tcW w:type="dxa" w:w="2389"/>
           </w:tcPr>
           <w:p>
             <w:r>
@@ -212,7 +212,7 @@
         </w:tc>
         <w:tc>
           <w:tcPr>
-            <w:tcW w:type="dxa" w:w="7087"/>
+            <w:tcW w:type="dxa" w:w="7465"/>
           </w:tcPr>
           <w:p>
             <w:r>
@@ -230,7 +230,7 @@
       <w:tr>
         <w:tc>
           <w:tcPr>
-            <w:tcW w:type="dxa" w:w="2268"/>
+            <w:tcW w:type="dxa" w:w="2389"/>
           </w:tcPr>
           <w:p>
             <w:r>
@@ -246,7 +246,7 @@
         </w:tc>
         <w:tc>
           <w:tcPr>
-            <w:tcW w:type="dxa" w:w="7087"/>
+            <w:tcW w:type="dxa" w:w="7465"/>
           </w:tcPr>
           <w:p>
             <w:r>
@@ -278,13 +278,13 @@
         </w:tblBorders>
       </w:tblPr>
       <w:tblGrid>
-        <w:gridCol w:w="4844"/>
-        <w:gridCol w:w="4844"/>
+        <w:gridCol w:w="5102"/>
+        <w:gridCol w:w="5102"/>
       </w:tblGrid>
       <w:tr>
         <w:tc>
           <w:tcPr>
-            <w:tcW w:type="dxa" w:w="2268"/>
+            <w:tcW w:type="dxa" w:w="2389"/>
           </w:tcPr>
           <w:p>
             <w:r>
@@ -300,7 +300,7 @@
         </w:tc>
         <w:tc>
           <w:tcPr>
-            <w:tcW w:type="dxa" w:w="7087"/>
+            <w:tcW w:type="dxa" w:w="7465"/>
           </w:tcPr>
           <w:p>
             <w:r>
@@ -318,7 +318,7 @@
       <w:tr>
         <w:tc>
           <w:tcPr>
-            <w:tcW w:type="dxa" w:w="2268"/>
+            <w:tcW w:type="dxa" w:w="2389"/>
           </w:tcPr>
           <w:p>
             <w:r>
@@ -334,7 +334,7 @@
         </w:tc>
         <w:tc>
           <w:tcPr>
-            <w:tcW w:type="dxa" w:w="7087"/>
+            <w:tcW w:type="dxa" w:w="7465"/>
           </w:tcPr>
           <w:p>
             <w:r>
@@ -352,7 +352,7 @@
       <w:tr>
         <w:tc>
           <w:tcPr>
-            <w:tcW w:type="dxa" w:w="2268"/>
+            <w:tcW w:type="dxa" w:w="2389"/>
           </w:tcPr>
           <w:p>
             <w:r>
@@ -368,7 +368,7 @@
         </w:tc>
         <w:tc>
           <w:tcPr>
-            <w:tcW w:type="dxa" w:w="7087"/>
+            <w:tcW w:type="dxa" w:w="7465"/>
           </w:tcPr>
           <w:p>
             <w:r>
@@ -400,13 +400,13 @@
         </w:tblBorders>
       </w:tblPr>
       <w:tblGrid>
-        <w:gridCol w:w="4844"/>
-        <w:gridCol w:w="4844"/>
+        <w:gridCol w:w="5102"/>
+        <w:gridCol w:w="5102"/>
       </w:tblGrid>
       <w:tr>
         <w:tc>
           <w:tcPr>
-            <w:tcW w:type="dxa" w:w="2268"/>
+            <w:tcW w:type="dxa" w:w="2389"/>
           </w:tcPr>
           <w:p>
             <w:r/>
@@ -414,7 +414,7 @@
         </w:tc>
         <w:tc>
           <w:tcPr>
-            <w:tcW w:type="dxa" w:w="7087"/>
+            <w:tcW w:type="dxa" w:w="7465"/>
           </w:tcPr>
           <w:p>
             <w:r>
@@ -432,7 +432,7 @@
       <w:tr>
         <w:tc>
           <w:tcPr>
-            <w:tcW w:type="dxa" w:w="2268"/>
+            <w:tcW w:type="dxa" w:w="2389"/>
           </w:tcPr>
           <w:p>
             <w:r>
@@ -448,7 +448,7 @@
         </w:tc>
         <w:tc>
           <w:tcPr>
-            <w:tcW w:type="dxa" w:w="7087"/>
+            <w:tcW w:type="dxa" w:w="7465"/>
           </w:tcPr>
           <w:p>
             <w:r>
@@ -491,13 +491,13 @@
         </w:tblBorders>
       </w:tblPr>
       <w:tblGrid>
-        <w:gridCol w:w="4844"/>
-        <w:gridCol w:w="4844"/>
+        <w:gridCol w:w="5102"/>
+        <w:gridCol w:w="5102"/>
       </w:tblGrid>
       <w:tr>
         <w:tc>
           <w:tcPr>
-            <w:tcW w:type="dxa" w:w="2835"/>
+            <w:tcW w:type="dxa" w:w="2986"/>
           </w:tcPr>
           <w:p>
             <w:r>
@@ -513,7 +513,7 @@
         </w:tc>
         <w:tc>
           <w:tcPr>
-            <w:tcW w:type="dxa" w:w="6520"/>
+            <w:tcW w:type="dxa" w:w="6868"/>
           </w:tcPr>
           <w:p>
             <w:r>
@@ -531,7 +531,7 @@
       <w:tr>
         <w:tc>
           <w:tcPr>
-            <w:tcW w:type="dxa" w:w="2835"/>
+            <w:tcW w:type="dxa" w:w="2986"/>
           </w:tcPr>
           <w:p>
             <w:r>
@@ -547,7 +547,7 @@
         </w:tc>
         <w:tc>
           <w:tcPr>
-            <w:tcW w:type="dxa" w:w="6520"/>
+            <w:tcW w:type="dxa" w:w="6868"/>
           </w:tcPr>
           <w:p>
             <w:r>
@@ -565,7 +565,7 @@
       <w:tr>
         <w:tc>
           <w:tcPr>
-            <w:tcW w:type="dxa" w:w="2835"/>
+            <w:tcW w:type="dxa" w:w="2986"/>
           </w:tcPr>
           <w:p>
             <w:r>
@@ -581,7 +581,7 @@
         </w:tc>
         <w:tc>
           <w:tcPr>
-            <w:tcW w:type="dxa" w:w="6520"/>
+            <w:tcW w:type="dxa" w:w="6868"/>
           </w:tcPr>
           <w:p>
             <w:r>
@@ -599,7 +599,7 @@
       <w:tr>
         <w:tc>
           <w:tcPr>
-            <w:tcW w:type="dxa" w:w="2835"/>
+            <w:tcW w:type="dxa" w:w="2986"/>
           </w:tcPr>
           <w:p>
             <w:r>
@@ -615,7 +615,7 @@
         </w:tc>
         <w:tc>
           <w:tcPr>
-            <w:tcW w:type="dxa" w:w="6520"/>
+            <w:tcW w:type="dxa" w:w="6868"/>
           </w:tcPr>
           <w:p>
             <w:r>
@@ -633,7 +633,7 @@
       <w:tr>
         <w:tc>
           <w:tcPr>
-            <w:tcW w:type="dxa" w:w="2835"/>
+            <w:tcW w:type="dxa" w:w="2986"/>
           </w:tcPr>
           <w:p>
             <w:r>
@@ -649,7 +649,7 @@
         </w:tc>
         <w:tc>
           <w:tcPr>
-            <w:tcW w:type="dxa" w:w="6520"/>
+            <w:tcW w:type="dxa" w:w="6868"/>
           </w:tcPr>
           <w:p>
             <w:r>
@@ -667,7 +667,7 @@
       <w:tr>
         <w:tc>
           <w:tcPr>
-            <w:tcW w:type="dxa" w:w="2835"/>
+            <w:tcW w:type="dxa" w:w="2986"/>
           </w:tcPr>
           <w:p>
             <w:r>
@@ -683,7 +683,7 @@
         </w:tc>
         <w:tc>
           <w:tcPr>
-            <w:tcW w:type="dxa" w:w="6520"/>
+            <w:tcW w:type="dxa" w:w="6868"/>
           </w:tcPr>
           <w:p>
             <w:r>
@@ -701,7 +701,7 @@
       <w:tr>
         <w:tc>
           <w:tcPr>
-            <w:tcW w:type="dxa" w:w="2835"/>
+            <w:tcW w:type="dxa" w:w="2986"/>
           </w:tcPr>
           <w:p>
             <w:r>
@@ -717,7 +717,7 @@
         </w:tc>
         <w:tc>
           <w:tcPr>
-            <w:tcW w:type="dxa" w:w="6520"/>
+            <w:tcW w:type="dxa" w:w="6868"/>
           </w:tcPr>
           <w:p>
             <w:r>
@@ -748,13 +748,13 @@
         </w:tblBorders>
       </w:tblPr>
       <w:tblGrid>
-        <w:gridCol w:w="4844"/>
-        <w:gridCol w:w="4844"/>
+        <w:gridCol w:w="5102"/>
+        <w:gridCol w:w="5102"/>
       </w:tblGrid>
       <w:tr>
         <w:tc>
           <w:tcPr>
-            <w:tcW w:type="dxa" w:w="2835"/>
+            <w:tcW w:type="dxa" w:w="2986"/>
           </w:tcPr>
           <w:p>
             <w:r>
@@ -770,7 +770,7 @@
         </w:tc>
         <w:tc>
           <w:tcPr>
-            <w:tcW w:type="dxa" w:w="6520"/>
+            <w:tcW w:type="dxa" w:w="6868"/>
           </w:tcPr>
           <w:p>
             <w:r>
@@ -801,13 +801,13 @@
         </w:tblBorders>
       </w:tblPr>
       <w:tblGrid>
-        <w:gridCol w:w="4844"/>
-        <w:gridCol w:w="4844"/>
+        <w:gridCol w:w="5102"/>
+        <w:gridCol w:w="5102"/>
       </w:tblGrid>
       <w:tr>
         <w:tc>
           <w:tcPr>
-            <w:tcW w:type="dxa" w:w="2835"/>
+            <w:tcW w:type="dxa" w:w="2986"/>
           </w:tcPr>
           <w:p>
             <w:r>
@@ -823,7 +823,7 @@
         </w:tc>
         <w:tc>
           <w:tcPr>
-            <w:tcW w:type="dxa" w:w="6520"/>
+            <w:tcW w:type="dxa" w:w="6868"/>
           </w:tcPr>
           <w:p>
             <w:r>
@@ -867,26 +867,26 @@
         </w:tblBorders>
       </w:tblPr>
       <w:tblGrid>
-        <w:gridCol w:w="3230"/>
-        <w:gridCol w:w="3230"/>
-        <w:gridCol w:w="3230"/>
+        <w:gridCol w:w="3402"/>
+        <w:gridCol w:w="3402"/>
+        <w:gridCol w:w="3402"/>
       </w:tblGrid>
       <w:tr>
         <w:tc>
           <w:tcPr>
-            <w:tcW w:type="dxa" w:w="3118"/>
+            <w:tcW w:type="dxa" w:w="3284"/>
           </w:tcPr>
           <w:p/>
         </w:tc>
         <w:tc>
           <w:tcPr>
-            <w:tcW w:type="dxa" w:w="3118"/>
+            <w:tcW w:type="dxa" w:w="3284"/>
           </w:tcPr>
           <w:p/>
         </w:tc>
         <w:tc>
           <w:tcPr>
-            <w:tcW w:type="dxa" w:w="3118"/>
+            <w:tcW w:type="dxa" w:w="3284"/>
           </w:tcPr>
           <w:p>
             <w:r>
@@ -953,14 +953,14 @@
         </w:tblBorders>
       </w:tblPr>
       <w:tblGrid>
-        <w:gridCol w:w="3230"/>
-        <w:gridCol w:w="3230"/>
-        <w:gridCol w:w="3230"/>
+        <w:gridCol w:w="3402"/>
+        <w:gridCol w:w="3402"/>
+        <w:gridCol w:w="3402"/>
       </w:tblGrid>
       <w:tr>
         <w:tc>
           <w:tcPr>
-            <w:tcW w:type="dxa" w:w="3118"/>
+            <w:tcW w:type="dxa" w:w="3284"/>
           </w:tcPr>
           <w:p>
             <w:r>
@@ -976,7 +976,7 @@
         </w:tc>
         <w:tc>
           <w:tcPr>
-            <w:tcW w:type="dxa" w:w="3118"/>
+            <w:tcW w:type="dxa" w:w="3284"/>
           </w:tcPr>
           <w:p>
             <w:r>
@@ -992,7 +992,7 @@
         </w:tc>
         <w:tc>
           <w:tcPr>
-            <w:tcW w:type="dxa" w:w="3118"/>
+            <w:tcW w:type="dxa" w:w="3284"/>
           </w:tcPr>
           <w:p>
             <w:r>
@@ -1010,7 +1010,7 @@
       <w:tr>
         <w:tc>
           <w:tcPr>
-            <w:tcW w:type="dxa" w:w="3118"/>
+            <w:tcW w:type="dxa" w:w="3284"/>
           </w:tcPr>
           <w:p>
             <w:r/>
@@ -1018,7 +1018,7 @@
         </w:tc>
         <w:tc>
           <w:tcPr>
-            <w:tcW w:type="dxa" w:w="3118"/>
+            <w:tcW w:type="dxa" w:w="3284"/>
           </w:tcPr>
           <w:p>
             <w:r/>
@@ -1026,7 +1026,7 @@
         </w:tc>
         <w:tc>
           <w:tcPr>
-            <w:tcW w:type="dxa" w:w="3118"/>
+            <w:tcW w:type="dxa" w:w="3284"/>
           </w:tcPr>
           <w:p>
             <w:r>
@@ -1044,7 +1044,7 @@
       <w:tr>
         <w:tc>
           <w:tcPr>
-            <w:tcW w:type="dxa" w:w="3118"/>
+            <w:tcW w:type="dxa" w:w="3284"/>
           </w:tcPr>
           <w:p>
             <w:r>
@@ -1060,7 +1060,7 @@
         </w:tc>
         <w:tc>
           <w:tcPr>
-            <w:tcW w:type="dxa" w:w="3118"/>
+            <w:tcW w:type="dxa" w:w="3284"/>
           </w:tcPr>
           <w:p>
             <w:r>
@@ -1076,7 +1076,7 @@
         </w:tc>
         <w:tc>
           <w:tcPr>
-            <w:tcW w:type="dxa" w:w="3118"/>
+            <w:tcW w:type="dxa" w:w="3284"/>
           </w:tcPr>
           <w:p>
             <w:r>
@@ -1094,7 +1094,7 @@
       <w:tr>
         <w:tc>
           <w:tcPr>
-            <w:tcW w:type="dxa" w:w="3118"/>
+            <w:tcW w:type="dxa" w:w="3284"/>
           </w:tcPr>
           <w:p>
             <w:r>
@@ -1112,7 +1112,7 @@
         </w:tc>
         <w:tc>
           <w:tcPr>
-            <w:tcW w:type="dxa" w:w="3118"/>
+            <w:tcW w:type="dxa" w:w="3284"/>
           </w:tcPr>
           <w:p>
             <w:r>
@@ -1130,7 +1130,7 @@
         </w:tc>
         <w:tc>
           <w:tcPr>
-            <w:tcW w:type="dxa" w:w="3118"/>
+            <w:tcW w:type="dxa" w:w="3284"/>
           </w:tcPr>
           <w:p>
             <w:r>
@@ -1150,7 +1150,7 @@
       <w:tr>
         <w:tc>
           <w:tcPr>
-            <w:tcW w:type="dxa" w:w="3118"/>
+            <w:tcW w:type="dxa" w:w="3284"/>
           </w:tcPr>
           <w:p>
             <w:r>
@@ -1166,7 +1166,7 @@
         </w:tc>
         <w:tc>
           <w:tcPr>
-            <w:tcW w:type="dxa" w:w="3118"/>
+            <w:tcW w:type="dxa" w:w="3284"/>
           </w:tcPr>
           <w:p>
             <w:r>
@@ -1182,7 +1182,7 @@
         </w:tc>
         <w:tc>
           <w:tcPr>
-            <w:tcW w:type="dxa" w:w="3118"/>
+            <w:tcW w:type="dxa" w:w="3284"/>
           </w:tcPr>
           <w:p>
             <w:r>
